--- a/6-过程管理/流程制度规范类文件/060109-服务可用性和业务连续性管理制度.docx
+++ b/6-过程管理/流程制度规范类文件/060109-服务可用性和业务连续性管理制度.docx
@@ -1,11 +1,10 @@
 
 <file path=word/document.xml><?xml version="1.0" encoding="utf-8"?>
-<w:document xmlns:wpc="http://schemas.microsoft.com/office/word/2010/wordprocessingCanvas" xmlns:mc="http://schemas.openxmlformats.org/markup-compatibility/2006" xmlns:o="urn:schemas-microsoft-com:office:office" xmlns:r="http://schemas.openxmlformats.org/officeDocument/2006/relationships" xmlns:m="http://schemas.openxmlformats.org/officeDocument/2006/math" xmlns:v="urn:schemas-microsoft-com:vml" xmlns:wp14="http://schemas.microsoft.com/office/word/2010/wordprocessingDrawing" xmlns:wp="http://schemas.openxmlformats.org/drawingml/2006/wordprocessingDrawing" xmlns:w10="urn:schemas-microsoft-com:office:word" xmlns:w="http://schemas.openxmlformats.org/wordprocessingml/2006/main" xmlns:w14="http://schemas.microsoft.com/office/word/2010/wordml" xmlns:w15="http://schemas.microsoft.com/office/word/2012/wordml" xmlns:wne="http://schemas.microsoft.com/office/word/2006/wordml" xmlns:wpg="http://schemas.microsoft.com/office/word/2010/wordprocessingGroup" xmlns:wpi="http://schemas.microsoft.com/office/word/2010/wordprocessingInk" xmlns:wps="http://schemas.microsoft.com/office/word/2010/wordprocessingShape" mc:Ignorable="w14 w15 wp14">
-  <!-- Generated by Aspose.Words for .NET 13.3.0.1 -->
+<w:document xmlns:wpc="http://schemas.microsoft.com/office/word/2010/wordprocessingCanvas" xmlns:mc="http://schemas.openxmlformats.org/markup-compatibility/2006" xmlns:o="urn:schemas-microsoft-com:office:office" xmlns:r="http://schemas.openxmlformats.org/officeDocument/2006/relationships" xmlns:m="http://schemas.openxmlformats.org/officeDocument/2006/math" xmlns:v="urn:schemas-microsoft-com:vml" xmlns:wp14="http://schemas.microsoft.com/office/word/2010/wordprocessingDrawing" xmlns:wp="http://schemas.openxmlformats.org/drawingml/2006/wordprocessingDrawing" xmlns:w="http://schemas.openxmlformats.org/wordprocessingml/2006/main" xmlns:w14="http://schemas.microsoft.com/office/word/2010/wordml" xmlns:w10="urn:schemas-microsoft-com:office:word" xmlns:w15="http://schemas.microsoft.com/office/word/2012/wordml" xmlns:wpg="http://schemas.microsoft.com/office/word/2010/wordprocessingGroup" xmlns:wpi="http://schemas.microsoft.com/office/word/2010/wordprocessingInk" xmlns:wne="http://schemas.microsoft.com/office/word/2006/wordml" xmlns:wps="http://schemas.microsoft.com/office/word/2010/wordprocessingShape" xmlns:wpsCustomData="http://www.wps.cn/officeDocument/2013/wpsCustomData" mc:Ignorable="w14 w15 wp14">
   <w:body>
     <w:p>
       <w:pPr>
-        <w:pStyle w:val="a1"/>
+        <w:pStyle w:val="35"/>
         <w:keepNext w:val="0"/>
         <w:keepLines w:val="0"/>
         <w:pageBreakBefore w:val="0"/>
@@ -29,7 +28,7 @@
     </w:p>
     <w:p>
       <w:pPr>
-        <w:pStyle w:val="a1"/>
+        <w:pStyle w:val="35"/>
         <w:keepNext w:val="0"/>
         <w:keepLines w:val="0"/>
         <w:pageBreakBefore w:val="0"/>
@@ -60,7 +59,7 @@
     </w:p>
     <w:p>
       <w:pPr>
-        <w:pStyle w:val="a2"/>
+        <w:pStyle w:val="36"/>
         <w:keepNext w:val="0"/>
         <w:keepLines w:val="0"/>
         <w:pageBreakBefore w:val="0"/>
@@ -101,7 +100,7 @@
         <w:jc w:val="center"/>
         <w:textAlignment w:val="baseline"/>
         <w:rPr>
-          <w:rFonts w:ascii="宋体" w:eastAsia="宋体" w:hAnsi="宋体" w:cs="宋体"/>
+          <w:rFonts w:ascii="宋体" w:hAnsi="宋体" w:eastAsia="宋体" w:cs="宋体"/>
           <w:spacing w:val="-2"/>
           <w:sz w:val="36"/>
           <w:szCs w:val="36"/>
@@ -109,7 +108,7 @@
       </w:pPr>
       <w:r>
         <w:rPr>
-          <w:rFonts w:ascii="宋体" w:eastAsia="宋体" w:hAnsi="宋体" w:cs="宋体"/>
+          <w:rFonts w:ascii="宋体" w:hAnsi="宋体" w:eastAsia="宋体" w:cs="宋体"/>
           <w:spacing w:val="-2"/>
           <w:sz w:val="36"/>
           <w:szCs w:val="36"/>
@@ -118,7 +117,7 @@
       </w:r>
       <w:r>
         <w:rPr>
-          <w:rFonts w:ascii="宋体" w:hAnsi="宋体" w:cs="宋体" w:hint="eastAsia"/>
+          <w:rFonts w:hint="eastAsia" w:ascii="宋体" w:hAnsi="宋体" w:cs="宋体"/>
           <w:spacing w:val="-2"/>
           <w:sz w:val="36"/>
           <w:szCs w:val="36"/>
@@ -128,7 +127,7 @@
       </w:r>
       <w:r>
         <w:rPr>
-          <w:rFonts w:ascii="宋体" w:eastAsia="宋体" w:hAnsi="宋体" w:cs="宋体"/>
+          <w:rFonts w:ascii="宋体" w:hAnsi="宋体" w:eastAsia="宋体" w:cs="宋体"/>
           <w:spacing w:val="-2"/>
           <w:sz w:val="36"/>
           <w:szCs w:val="36"/>
@@ -137,7 +136,7 @@
       </w:r>
       <w:r>
         <w:rPr>
-          <w:rFonts w:ascii="宋体" w:eastAsia="宋体" w:hAnsi="宋体" w:cs="宋体"/>
+          <w:rFonts w:ascii="宋体" w:hAnsi="宋体" w:eastAsia="宋体" w:cs="宋体"/>
           <w:spacing w:val="-2"/>
           <w:sz w:val="36"/>
           <w:szCs w:val="36"/>
@@ -165,7 +164,7 @@
         <w:textAlignment w:val="baseline"/>
         <w:outlineLvl w:val="0"/>
         <w:rPr>
-          <w:rFonts w:ascii="宋体" w:eastAsia="宋体" w:hAnsi="宋体" w:cs="宋体"/>
+          <w:rFonts w:ascii="宋体" w:hAnsi="宋体" w:eastAsia="宋体" w:cs="宋体"/>
           <w:sz w:val="21"/>
           <w:szCs w:val="21"/>
         </w:rPr>
@@ -173,7 +172,7 @@
       <w:bookmarkStart w:id="2" w:name="_Toc20043"/>
       <w:r>
         <w:rPr>
-          <w:rFonts w:ascii="宋体" w:eastAsia="宋体" w:hAnsi="宋体" w:cs="宋体"/>
+          <w:rFonts w:ascii="宋体" w:hAnsi="宋体" w:eastAsia="宋体" w:cs="宋体"/>
           <w:spacing w:val="-2"/>
           <w:sz w:val="21"/>
           <w:szCs w:val="21"/>
@@ -203,16 +202,16 @@
     </w:p>
     <w:tbl>
       <w:tblPr>
-        <w:tblStyle w:val="TableNormal0"/>
+        <w:tblStyle w:val="28"/>
         <w:tblW w:w="9071" w:type="dxa"/>
         <w:jc w:val="center"/>
         <w:tblBorders>
-          <w:top w:val="single" w:sz="4" w:space="0" w:color="000000"/>
-          <w:left w:val="single" w:sz="4" w:space="0" w:color="000000"/>
-          <w:bottom w:val="single" w:sz="4" w:space="0" w:color="000000"/>
-          <w:right w:val="single" w:sz="4" w:space="0" w:color="000000"/>
-          <w:insideH w:val="single" w:sz="4" w:space="0" w:color="000000"/>
-          <w:insideV w:val="single" w:sz="4" w:space="0" w:color="000000"/>
+          <w:top w:val="single" w:color="000000" w:sz="4" w:space="0"/>
+          <w:left w:val="single" w:color="000000" w:sz="4" w:space="0"/>
+          <w:bottom w:val="single" w:color="000000" w:sz="4" w:space="0"/>
+          <w:right w:val="single" w:color="000000" w:sz="4" w:space="0"/>
+          <w:insideH w:val="single" w:color="000000" w:sz="4" w:space="0"/>
+          <w:insideV w:val="single" w:color="000000" w:sz="4" w:space="0"/>
         </w:tblBorders>
         <w:tblLayout w:type="fixed"/>
         <w:tblCellMar>
@@ -231,17 +230,14 @@
       </w:tblGrid>
       <w:tr>
         <w:tblPrEx>
-          <w:tblW w:w="9071" w:type="dxa"/>
-          <w:jc w:val="center"/>
           <w:tblBorders>
-            <w:top w:val="single" w:sz="4" w:space="0" w:color="000000"/>
-            <w:left w:val="single" w:sz="4" w:space="0" w:color="000000"/>
-            <w:bottom w:val="single" w:sz="4" w:space="0" w:color="000000"/>
-            <w:right w:val="single" w:sz="4" w:space="0" w:color="000000"/>
-            <w:insideH w:val="single" w:sz="4" w:space="0" w:color="000000"/>
-            <w:insideV w:val="single" w:sz="4" w:space="0" w:color="000000"/>
+            <w:top w:val="single" w:color="000000" w:sz="4" w:space="0"/>
+            <w:left w:val="single" w:color="000000" w:sz="4" w:space="0"/>
+            <w:bottom w:val="single" w:color="000000" w:sz="4" w:space="0"/>
+            <w:right w:val="single" w:color="000000" w:sz="4" w:space="0"/>
+            <w:insideH w:val="single" w:color="000000" w:sz="4" w:space="0"/>
+            <w:insideV w:val="single" w:color="000000" w:sz="4" w:space="0"/>
           </w:tblBorders>
-          <w:tblLayout w:type="fixed"/>
           <w:tblCellMar>
             <w:top w:w="0" w:type="dxa"/>
             <w:left w:w="0" w:type="dxa"/>
@@ -250,7 +246,7 @@
           </w:tblCellMar>
         </w:tblPrEx>
         <w:trPr>
-          <w:trHeight w:val="611"/>
+          <w:trHeight w:val="611" w:hRule="atLeast"/>
           <w:jc w:val="center"/>
         </w:trPr>
         <w:tc>
@@ -259,7 +255,7 @@
           </w:tcPr>
           <w:p>
             <w:pPr>
-              <w:pStyle w:val="TableText"/>
+              <w:pStyle w:val="29"/>
               <w:keepNext w:val="0"/>
               <w:keepLines w:val="0"/>
               <w:pageBreakBefore w:val="0"/>
@@ -292,7 +288,7 @@
           </w:tcPr>
           <w:p>
             <w:pPr>
-              <w:pStyle w:val="TableText"/>
+              <w:pStyle w:val="29"/>
               <w:keepNext w:val="0"/>
               <w:keepLines w:val="0"/>
               <w:pageBreakBefore w:val="0"/>
@@ -312,7 +308,7 @@
             </w:pPr>
             <w:r>
               <w:rPr>
-                <w:rFonts w:eastAsia="宋体" w:hint="eastAsia"/>
+                <w:rFonts w:hint="eastAsia" w:eastAsia="宋体"/>
                 <w:spacing w:val="-1"/>
                 <w:lang w:val="en-US" w:eastAsia="zh-CN"/>
               </w:rPr>
@@ -334,7 +330,7 @@
             </w:r>
             <w:r>
               <w:rPr>
-                <w:rFonts w:eastAsia="宋体" w:hint="eastAsia"/>
+                <w:rFonts w:hint="eastAsia" w:eastAsia="宋体"/>
                 <w:spacing w:val="-1"/>
                 <w:lang w:val="en-US" w:eastAsia="zh-CN"/>
               </w:rPr>
@@ -351,9 +347,14 @@
       </w:tr>
       <w:tr>
         <w:tblPrEx>
-          <w:tblW w:w="9071" w:type="dxa"/>
-          <w:jc w:val="center"/>
-          <w:tblLayout w:type="fixed"/>
+          <w:tblBorders>
+            <w:top w:val="single" w:color="000000" w:sz="4" w:space="0"/>
+            <w:left w:val="single" w:color="000000" w:sz="4" w:space="0"/>
+            <w:bottom w:val="single" w:color="000000" w:sz="4" w:space="0"/>
+            <w:right w:val="single" w:color="000000" w:sz="4" w:space="0"/>
+            <w:insideH w:val="single" w:color="000000" w:sz="4" w:space="0"/>
+            <w:insideV w:val="single" w:color="000000" w:sz="4" w:space="0"/>
+          </w:tblBorders>
           <w:tblCellMar>
             <w:top w:w="0" w:type="dxa"/>
             <w:left w:w="0" w:type="dxa"/>
@@ -362,7 +363,7 @@
           </w:tblCellMar>
         </w:tblPrEx>
         <w:trPr>
-          <w:trHeight w:val="606"/>
+          <w:trHeight w:val="606" w:hRule="atLeast"/>
           <w:jc w:val="center"/>
         </w:trPr>
         <w:tc>
@@ -371,7 +372,7 @@
           </w:tcPr>
           <w:p>
             <w:pPr>
-              <w:pStyle w:val="TableText"/>
+              <w:pStyle w:val="29"/>
               <w:keepNext w:val="0"/>
               <w:keepLines w:val="0"/>
               <w:pageBreakBefore w:val="0"/>
@@ -404,7 +405,7 @@
           </w:tcPr>
           <w:p>
             <w:pPr>
-              <w:pStyle w:val="TableText"/>
+              <w:pStyle w:val="29"/>
               <w:keepNext w:val="0"/>
               <w:keepLines w:val="0"/>
               <w:pageBreakBefore w:val="0"/>
@@ -433,9 +434,14 @@
       </w:tr>
       <w:tr>
         <w:tblPrEx>
-          <w:tblW w:w="9071" w:type="dxa"/>
-          <w:jc w:val="center"/>
-          <w:tblLayout w:type="fixed"/>
+          <w:tblBorders>
+            <w:top w:val="single" w:color="000000" w:sz="4" w:space="0"/>
+            <w:left w:val="single" w:color="000000" w:sz="4" w:space="0"/>
+            <w:bottom w:val="single" w:color="000000" w:sz="4" w:space="0"/>
+            <w:right w:val="single" w:color="000000" w:sz="4" w:space="0"/>
+            <w:insideH w:val="single" w:color="000000" w:sz="4" w:space="0"/>
+            <w:insideV w:val="single" w:color="000000" w:sz="4" w:space="0"/>
+          </w:tblBorders>
           <w:tblCellMar>
             <w:top w:w="0" w:type="dxa"/>
             <w:left w:w="0" w:type="dxa"/>
@@ -444,7 +450,7 @@
           </w:tblCellMar>
         </w:tblPrEx>
         <w:trPr>
-          <w:trHeight w:val="607"/>
+          <w:trHeight w:val="607" w:hRule="atLeast"/>
           <w:jc w:val="center"/>
         </w:trPr>
         <w:tc>
@@ -453,7 +459,7 @@
           </w:tcPr>
           <w:p>
             <w:pPr>
-              <w:pStyle w:val="TableText"/>
+              <w:pStyle w:val="29"/>
               <w:keepNext w:val="0"/>
               <w:keepLines w:val="0"/>
               <w:pageBreakBefore w:val="0"/>
@@ -485,7 +491,7 @@
           </w:tcPr>
           <w:p>
             <w:pPr>
-              <w:pStyle w:val="TableText"/>
+              <w:pStyle w:val="29"/>
               <w:keepNext w:val="0"/>
               <w:keepLines w:val="0"/>
               <w:pageBreakBefore w:val="0"/>
@@ -517,7 +523,7 @@
           </w:tcPr>
           <w:p>
             <w:pPr>
-              <w:pStyle w:val="TableText"/>
+              <w:pStyle w:val="29"/>
               <w:keepNext w:val="0"/>
               <w:keepLines w:val="0"/>
               <w:pageBreakBefore w:val="0"/>
@@ -549,7 +555,7 @@
           </w:tcPr>
           <w:p>
             <w:pPr>
-              <w:pStyle w:val="TableText"/>
+              <w:pStyle w:val="29"/>
               <w:keepNext w:val="0"/>
               <w:keepLines w:val="0"/>
               <w:pageBreakBefore w:val="0"/>
@@ -581,7 +587,7 @@
           </w:tcPr>
           <w:p>
             <w:pPr>
-              <w:pStyle w:val="TableText"/>
+              <w:pStyle w:val="29"/>
               <w:keepNext w:val="0"/>
               <w:keepLines w:val="0"/>
               <w:pageBreakBefore w:val="0"/>
@@ -610,9 +616,14 @@
       </w:tr>
       <w:tr>
         <w:tblPrEx>
-          <w:tblW w:w="9071" w:type="dxa"/>
-          <w:jc w:val="center"/>
-          <w:tblLayout w:type="fixed"/>
+          <w:tblBorders>
+            <w:top w:val="single" w:color="000000" w:sz="4" w:space="0"/>
+            <w:left w:val="single" w:color="000000" w:sz="4" w:space="0"/>
+            <w:bottom w:val="single" w:color="000000" w:sz="4" w:space="0"/>
+            <w:right w:val="single" w:color="000000" w:sz="4" w:space="0"/>
+            <w:insideH w:val="single" w:color="000000" w:sz="4" w:space="0"/>
+            <w:insideV w:val="single" w:color="000000" w:sz="4" w:space="0"/>
+          </w:tblBorders>
           <w:tblCellMar>
             <w:top w:w="0" w:type="dxa"/>
             <w:left w:w="0" w:type="dxa"/>
@@ -621,7 +632,7 @@
           </w:tblCellMar>
         </w:tblPrEx>
         <w:trPr>
-          <w:trHeight w:val="474"/>
+          <w:trHeight w:val="474" w:hRule="atLeast"/>
           <w:jc w:val="center"/>
         </w:trPr>
         <w:tc>
@@ -630,7 +641,7 @@
           </w:tcPr>
           <w:p>
             <w:pPr>
-              <w:pStyle w:val="TableText"/>
+              <w:pStyle w:val="29"/>
               <w:keepNext w:val="0"/>
               <w:keepLines w:val="0"/>
               <w:pageBreakBefore w:val="0"/>
@@ -662,7 +673,7 @@
           </w:tcPr>
           <w:p>
             <w:pPr>
-              <w:pStyle w:val="TableText"/>
+              <w:pStyle w:val="29"/>
               <w:keepNext w:val="0"/>
               <w:keepLines w:val="0"/>
               <w:pageBreakBefore w:val="0"/>
@@ -688,7 +699,7 @@
             </w:r>
             <w:r>
               <w:rPr>
-                <w:rFonts w:eastAsia="宋体" w:hint="eastAsia"/>
+                <w:rFonts w:hint="eastAsia" w:eastAsia="宋体"/>
                 <w:spacing w:val="-2"/>
                 <w:lang w:val="en-US" w:eastAsia="zh-CN"/>
               </w:rPr>
@@ -708,7 +719,7 @@
           </w:tcPr>
           <w:p>
             <w:pPr>
-              <w:pStyle w:val="TableText"/>
+              <w:pStyle w:val="29"/>
               <w:keepNext w:val="0"/>
               <w:keepLines w:val="0"/>
               <w:pageBreakBefore w:val="0"/>
@@ -740,7 +751,7 @@
           </w:tcPr>
           <w:p>
             <w:pPr>
-              <w:pStyle w:val="TableText"/>
+              <w:pStyle w:val="29"/>
               <w:keepNext w:val="0"/>
               <w:keepLines w:val="0"/>
               <w:pageBreakBefore w:val="0"/>
@@ -758,7 +769,7 @@
               <w:ind w:left="480"/>
               <w:textAlignment w:val="baseline"/>
               <w:rPr>
-                <w:rFonts w:eastAsia="宋体" w:hint="eastAsia"/>
+                <w:rFonts w:hint="eastAsia" w:eastAsia="宋体"/>
                 <w:lang w:val="en-US" w:eastAsia="zh-CN"/>
               </w:rPr>
             </w:pPr>
@@ -777,7 +788,7 @@
           </w:tcPr>
           <w:p>
             <w:pPr>
-              <w:pStyle w:val="TableText"/>
+              <w:pStyle w:val="29"/>
               <w:keepNext w:val="0"/>
               <w:keepLines w:val="0"/>
               <w:pageBreakBefore w:val="0"/>
@@ -806,9 +817,14 @@
       </w:tr>
       <w:tr>
         <w:tblPrEx>
-          <w:tblW w:w="9071" w:type="dxa"/>
-          <w:jc w:val="center"/>
-          <w:tblLayout w:type="fixed"/>
+          <w:tblBorders>
+            <w:top w:val="single" w:color="000000" w:sz="4" w:space="0"/>
+            <w:left w:val="single" w:color="000000" w:sz="4" w:space="0"/>
+            <w:bottom w:val="single" w:color="000000" w:sz="4" w:space="0"/>
+            <w:right w:val="single" w:color="000000" w:sz="4" w:space="0"/>
+            <w:insideH w:val="single" w:color="000000" w:sz="4" w:space="0"/>
+            <w:insideV w:val="single" w:color="000000" w:sz="4" w:space="0"/>
+          </w:tblBorders>
           <w:tblCellMar>
             <w:top w:w="0" w:type="dxa"/>
             <w:left w:w="0" w:type="dxa"/>
@@ -817,7 +833,7 @@
           </w:tblCellMar>
         </w:tblPrEx>
         <w:trPr>
-          <w:trHeight w:val="474"/>
+          <w:trHeight w:val="474" w:hRule="atLeast"/>
           <w:jc w:val="center"/>
         </w:trPr>
         <w:tc>
@@ -826,7 +842,7 @@
           </w:tcPr>
           <w:p>
             <w:pPr>
-              <w:pStyle w:val="TableText"/>
+              <w:pStyle w:val="29"/>
               <w:keepNext w:val="0"/>
               <w:keepLines w:val="0"/>
               <w:pageBreakBefore w:val="0"/>
@@ -852,7 +868,7 @@
           </w:tcPr>
           <w:p>
             <w:pPr>
-              <w:pStyle w:val="TableText"/>
+              <w:pStyle w:val="29"/>
               <w:keepNext w:val="0"/>
               <w:keepLines w:val="0"/>
               <w:pageBreakBefore w:val="0"/>
@@ -878,7 +894,7 @@
           </w:tcPr>
           <w:p>
             <w:pPr>
-              <w:pStyle w:val="TableText"/>
+              <w:pStyle w:val="29"/>
               <w:keepNext w:val="0"/>
               <w:keepLines w:val="0"/>
               <w:pageBreakBefore w:val="0"/>
@@ -904,7 +920,7 @@
           </w:tcPr>
           <w:p>
             <w:pPr>
-              <w:pStyle w:val="TableText"/>
+              <w:pStyle w:val="29"/>
               <w:keepNext w:val="0"/>
               <w:keepLines w:val="0"/>
               <w:pageBreakBefore w:val="0"/>
@@ -930,7 +946,7 @@
           </w:tcPr>
           <w:p>
             <w:pPr>
-              <w:pStyle w:val="TableText"/>
+              <w:pStyle w:val="29"/>
               <w:keepNext w:val="0"/>
               <w:keepLines w:val="0"/>
               <w:pageBreakBefore w:val="0"/>
@@ -953,9 +969,14 @@
       </w:tr>
       <w:tr>
         <w:tblPrEx>
-          <w:tblW w:w="9071" w:type="dxa"/>
-          <w:jc w:val="center"/>
-          <w:tblLayout w:type="fixed"/>
+          <w:tblBorders>
+            <w:top w:val="single" w:color="000000" w:sz="4" w:space="0"/>
+            <w:left w:val="single" w:color="000000" w:sz="4" w:space="0"/>
+            <w:bottom w:val="single" w:color="000000" w:sz="4" w:space="0"/>
+            <w:right w:val="single" w:color="000000" w:sz="4" w:space="0"/>
+            <w:insideH w:val="single" w:color="000000" w:sz="4" w:space="0"/>
+            <w:insideV w:val="single" w:color="000000" w:sz="4" w:space="0"/>
+          </w:tblBorders>
           <w:tblCellMar>
             <w:top w:w="0" w:type="dxa"/>
             <w:left w:w="0" w:type="dxa"/>
@@ -964,7 +985,7 @@
           </w:tblCellMar>
         </w:tblPrEx>
         <w:trPr>
-          <w:trHeight w:val="474"/>
+          <w:trHeight w:val="474" w:hRule="atLeast"/>
           <w:jc w:val="center"/>
         </w:trPr>
         <w:tc>
@@ -973,7 +994,7 @@
           </w:tcPr>
           <w:p>
             <w:pPr>
-              <w:pStyle w:val="TableText"/>
+              <w:pStyle w:val="29"/>
               <w:keepNext w:val="0"/>
               <w:keepLines w:val="0"/>
               <w:pageBreakBefore w:val="0"/>
@@ -999,7 +1020,7 @@
           </w:tcPr>
           <w:p>
             <w:pPr>
-              <w:pStyle w:val="TableText"/>
+              <w:pStyle w:val="29"/>
               <w:keepNext w:val="0"/>
               <w:keepLines w:val="0"/>
               <w:pageBreakBefore w:val="0"/>
@@ -1025,7 +1046,7 @@
           </w:tcPr>
           <w:p>
             <w:pPr>
-              <w:pStyle w:val="TableText"/>
+              <w:pStyle w:val="29"/>
               <w:keepNext w:val="0"/>
               <w:keepLines w:val="0"/>
               <w:pageBreakBefore w:val="0"/>
@@ -1051,7 +1072,7 @@
           </w:tcPr>
           <w:p>
             <w:pPr>
-              <w:pStyle w:val="TableText"/>
+              <w:pStyle w:val="29"/>
               <w:keepNext w:val="0"/>
               <w:keepLines w:val="0"/>
               <w:pageBreakBefore w:val="0"/>
@@ -1077,7 +1098,7 @@
           </w:tcPr>
           <w:p>
             <w:pPr>
-              <w:pStyle w:val="TableText"/>
+              <w:pStyle w:val="29"/>
               <w:keepNext w:val="0"/>
               <w:keepLines w:val="0"/>
               <w:pageBreakBefore w:val="0"/>
@@ -1100,9 +1121,14 @@
       </w:tr>
       <w:tr>
         <w:tblPrEx>
-          <w:tblW w:w="9071" w:type="dxa"/>
-          <w:jc w:val="center"/>
-          <w:tblLayout w:type="fixed"/>
+          <w:tblBorders>
+            <w:top w:val="single" w:color="000000" w:sz="4" w:space="0"/>
+            <w:left w:val="single" w:color="000000" w:sz="4" w:space="0"/>
+            <w:bottom w:val="single" w:color="000000" w:sz="4" w:space="0"/>
+            <w:right w:val="single" w:color="000000" w:sz="4" w:space="0"/>
+            <w:insideH w:val="single" w:color="000000" w:sz="4" w:space="0"/>
+            <w:insideV w:val="single" w:color="000000" w:sz="4" w:space="0"/>
+          </w:tblBorders>
           <w:tblCellMar>
             <w:top w:w="0" w:type="dxa"/>
             <w:left w:w="0" w:type="dxa"/>
@@ -1111,7 +1137,7 @@
           </w:tblCellMar>
         </w:tblPrEx>
         <w:trPr>
-          <w:trHeight w:val="474"/>
+          <w:trHeight w:val="474" w:hRule="atLeast"/>
           <w:jc w:val="center"/>
         </w:trPr>
         <w:tc>
@@ -1120,7 +1146,7 @@
           </w:tcPr>
           <w:p>
             <w:pPr>
-              <w:pStyle w:val="TableText"/>
+              <w:pStyle w:val="29"/>
               <w:keepNext w:val="0"/>
               <w:keepLines w:val="0"/>
               <w:pageBreakBefore w:val="0"/>
@@ -1146,7 +1172,7 @@
           </w:tcPr>
           <w:p>
             <w:pPr>
-              <w:pStyle w:val="TableText"/>
+              <w:pStyle w:val="29"/>
               <w:keepNext w:val="0"/>
               <w:keepLines w:val="0"/>
               <w:pageBreakBefore w:val="0"/>
@@ -1172,7 +1198,7 @@
           </w:tcPr>
           <w:p>
             <w:pPr>
-              <w:pStyle w:val="TableText"/>
+              <w:pStyle w:val="29"/>
               <w:keepNext w:val="0"/>
               <w:keepLines w:val="0"/>
               <w:pageBreakBefore w:val="0"/>
@@ -1198,7 +1224,7 @@
           </w:tcPr>
           <w:p>
             <w:pPr>
-              <w:pStyle w:val="TableText"/>
+              <w:pStyle w:val="29"/>
               <w:keepNext w:val="0"/>
               <w:keepLines w:val="0"/>
               <w:pageBreakBefore w:val="0"/>
@@ -1224,7 +1250,7 @@
           </w:tcPr>
           <w:p>
             <w:pPr>
-              <w:pStyle w:val="TableText"/>
+              <w:pStyle w:val="29"/>
               <w:keepNext w:val="0"/>
               <w:keepLines w:val="0"/>
               <w:pageBreakBefore w:val="0"/>
@@ -1247,9 +1273,14 @@
       </w:tr>
       <w:tr>
         <w:tblPrEx>
-          <w:tblW w:w="9071" w:type="dxa"/>
-          <w:jc w:val="center"/>
-          <w:tblLayout w:type="fixed"/>
+          <w:tblBorders>
+            <w:top w:val="single" w:color="000000" w:sz="4" w:space="0"/>
+            <w:left w:val="single" w:color="000000" w:sz="4" w:space="0"/>
+            <w:bottom w:val="single" w:color="000000" w:sz="4" w:space="0"/>
+            <w:right w:val="single" w:color="000000" w:sz="4" w:space="0"/>
+            <w:insideH w:val="single" w:color="000000" w:sz="4" w:space="0"/>
+            <w:insideV w:val="single" w:color="000000" w:sz="4" w:space="0"/>
+          </w:tblBorders>
           <w:tblCellMar>
             <w:top w:w="0" w:type="dxa"/>
             <w:left w:w="0" w:type="dxa"/>
@@ -1258,7 +1289,7 @@
           </w:tblCellMar>
         </w:tblPrEx>
         <w:trPr>
-          <w:trHeight w:val="1036"/>
+          <w:trHeight w:val="1036" w:hRule="atLeast"/>
           <w:jc w:val="center"/>
         </w:trPr>
         <w:tc>
@@ -1415,7 +1446,7 @@
         <w:snapToGrid w:val="0"/>
         <w:textAlignment w:val="baseline"/>
         <w:rPr>
-          <w:rFonts w:ascii="Times New Roman" w:eastAsia="Times New Roman" w:hAnsi="Times New Roman" w:cs="Times New Roman"/>
+          <w:rFonts w:ascii="Times New Roman" w:hAnsi="Times New Roman" w:eastAsia="Times New Roman" w:cs="Times New Roman"/>
           <w:b/>
           <w:bCs/>
           <w:spacing w:val="-19"/>
@@ -1423,11 +1454,11 @@
           <w:szCs w:val="28"/>
         </w:rPr>
         <w:sectPr>
-          <w:headerReference w:type="default" r:id="rId4"/>
-          <w:footerReference w:type="default" r:id="rId5"/>
+          <w:headerReference r:id="rId5" w:type="default"/>
+          <w:footerReference r:id="rId6" w:type="default"/>
           <w:pgSz w:w="11906" w:h="16838"/>
           <w:pgMar w:top="1440" w:right="1800" w:bottom="1440" w:left="1800" w:header="851" w:footer="992" w:gutter="0"/>
-          <w:cols w:num="1" w:space="425"/>
+          <w:cols w:space="425" w:num="1"/>
           <w:docGrid w:type="lines" w:linePitch="312" w:charSpace="0"/>
         </w:sectPr>
       </w:pPr>
@@ -1435,7 +1466,7 @@
     <w:sdt>
       <w:sdtPr>
         <w:rPr>
-          <w:rFonts w:ascii="宋体" w:eastAsia="宋体" w:hAnsi="宋体" w:cs="Arial"/>
+          <w:rFonts w:ascii="宋体" w:hAnsi="宋体" w:eastAsia="宋体" w:cs="Arial"/>
           <w:snapToGrid w:val="0"/>
           <w:color w:val="000000"/>
           <w:kern w:val="0"/>
@@ -1451,7 +1482,7 @@
       </w:sdtPr>
       <w:sdtEndPr>
         <w:rPr>
-          <w:rFonts w:ascii="Times New Roman" w:eastAsia="Times New Roman" w:hAnsi="Times New Roman" w:cs="Times New Roman"/>
+          <w:rFonts w:ascii="Times New Roman" w:hAnsi="Times New Roman" w:eastAsia="Times New Roman" w:cs="Times New Roman"/>
           <w:bCs/>
           <w:snapToGrid w:val="0"/>
           <w:color w:val="000000"/>
@@ -1479,13 +1510,13 @@
             <w:adjustRightInd w:val="0"/>
             <w:snapToGrid w:val="0"/>
             <w:spacing w:before="0" w:beforeLines="0" w:after="0" w:afterLines="0" w:line="240" w:lineRule="auto"/>
-            <w:ind w:left="0" w:right="0" w:firstLine="0" w:leftChars="0" w:rightChars="0" w:firstLineChars="0"/>
+            <w:ind w:left="0" w:leftChars="0" w:right="0" w:rightChars="0" w:firstLine="0" w:firstLineChars="0"/>
             <w:jc w:val="center"/>
             <w:textAlignment w:val="baseline"/>
           </w:pPr>
           <w:r>
             <w:rPr>
-              <w:rFonts w:ascii="宋体" w:eastAsia="宋体" w:hAnsi="宋体"/>
+              <w:rFonts w:ascii="宋体" w:hAnsi="宋体" w:eastAsia="宋体"/>
               <w:sz w:val="21"/>
             </w:rPr>
             <w:t>目录</w:t>
@@ -1493,7 +1524,7 @@
         </w:p>
         <w:p>
           <w:pPr>
-            <w:pStyle w:val="TOC1"/>
+            <w:pStyle w:val="17"/>
             <w:keepNext w:val="0"/>
             <w:keepLines w:val="0"/>
             <w:pageBreakBefore w:val="0"/>
@@ -1514,7 +1545,7 @@
           </w:pPr>
           <w:r>
             <w:rPr>
-              <w:rFonts w:ascii="Times New Roman" w:eastAsia="Times New Roman" w:hAnsi="Times New Roman" w:cs="Times New Roman"/>
+              <w:rFonts w:ascii="Times New Roman" w:hAnsi="Times New Roman" w:eastAsia="Times New Roman" w:cs="Times New Roman"/>
               <w:b/>
               <w:bCs/>
               <w:spacing w:val="-19"/>
@@ -1525,7 +1556,7 @@
           </w:r>
           <w:r>
             <w:rPr>
-              <w:rFonts w:ascii="Times New Roman" w:eastAsia="Times New Roman" w:hAnsi="Times New Roman" w:cs="Times New Roman"/>
+              <w:rFonts w:ascii="Times New Roman" w:hAnsi="Times New Roman" w:eastAsia="Times New Roman" w:cs="Times New Roman"/>
               <w:b/>
               <w:bCs/>
               <w:spacing w:val="-19"/>
@@ -1536,7 +1567,7 @@
           </w:r>
           <w:r>
             <w:rPr>
-              <w:rFonts w:ascii="Times New Roman" w:eastAsia="Times New Roman" w:hAnsi="Times New Roman" w:cs="Times New Roman"/>
+              <w:rFonts w:ascii="Times New Roman" w:hAnsi="Times New Roman" w:eastAsia="Times New Roman" w:cs="Times New Roman"/>
               <w:b/>
               <w:bCs/>
               <w:spacing w:val="-19"/>
@@ -1547,7 +1578,7 @@
           </w:r>
           <w:r>
             <w:rPr>
-              <w:rFonts w:ascii="Times New Roman" w:eastAsia="Times New Roman" w:hAnsi="Times New Roman" w:cs="Times New Roman"/>
+              <w:rFonts w:ascii="Times New Roman" w:hAnsi="Times New Roman" w:eastAsia="Times New Roman" w:cs="Times New Roman"/>
               <w:bCs/>
               <w:spacing w:val="-19"/>
               <w:szCs w:val="28"/>
@@ -1556,7 +1587,7 @@
           </w:r>
           <w:r>
             <w:rPr>
-              <w:rFonts w:ascii="Times New Roman" w:eastAsia="Times New Roman" w:hAnsi="Times New Roman" w:cs="Times New Roman"/>
+              <w:rFonts w:ascii="Times New Roman" w:hAnsi="Times New Roman" w:eastAsia="Times New Roman" w:cs="Times New Roman"/>
               <w:bCs/>
               <w:spacing w:val="-19"/>
               <w:szCs w:val="28"/>
@@ -1565,7 +1596,7 @@
           </w:r>
           <w:r>
             <w:rPr>
-              <w:rFonts w:ascii="Times New Roman" w:eastAsia="Times New Roman" w:hAnsi="Times New Roman" w:cs="Times New Roman"/>
+              <w:rFonts w:ascii="Times New Roman" w:hAnsi="Times New Roman" w:eastAsia="Times New Roman" w:cs="Times New Roman"/>
               <w:bCs/>
               <w:spacing w:val="-19"/>
               <w:szCs w:val="28"/>
@@ -1599,7 +1630,7 @@
           </w:r>
           <w:r>
             <w:rPr>
-              <w:rFonts w:ascii="Times New Roman" w:eastAsia="Times New Roman" w:hAnsi="Times New Roman" w:cs="Times New Roman"/>
+              <w:rFonts w:ascii="Times New Roman" w:hAnsi="Times New Roman" w:eastAsia="Times New Roman" w:cs="Times New Roman"/>
               <w:bCs/>
               <w:spacing w:val="-19"/>
               <w:szCs w:val="28"/>
@@ -1609,7 +1640,7 @@
         </w:p>
         <w:p>
           <w:pPr>
-            <w:pStyle w:val="TOC1"/>
+            <w:pStyle w:val="17"/>
             <w:keepNext w:val="0"/>
             <w:keepLines w:val="0"/>
             <w:pageBreakBefore w:val="0"/>
@@ -1630,7 +1661,7 @@
           </w:pPr>
           <w:r>
             <w:rPr>
-              <w:rFonts w:ascii="Times New Roman" w:eastAsia="Times New Roman" w:hAnsi="Times New Roman" w:cs="Times New Roman"/>
+              <w:rFonts w:ascii="Times New Roman" w:hAnsi="Times New Roman" w:eastAsia="Times New Roman" w:cs="Times New Roman"/>
               <w:bCs/>
               <w:spacing w:val="-19"/>
               <w:szCs w:val="28"/>
@@ -1639,7 +1670,7 @@
           </w:r>
           <w:r>
             <w:rPr>
-              <w:rFonts w:ascii="Times New Roman" w:eastAsia="Times New Roman" w:hAnsi="Times New Roman" w:cs="Times New Roman"/>
+              <w:rFonts w:ascii="Times New Roman" w:hAnsi="Times New Roman" w:eastAsia="Times New Roman" w:cs="Times New Roman"/>
               <w:bCs/>
               <w:spacing w:val="-19"/>
               <w:szCs w:val="28"/>
@@ -1648,7 +1679,7 @@
           </w:r>
           <w:r>
             <w:rPr>
-              <w:rFonts w:ascii="Times New Roman" w:eastAsia="Times New Roman" w:hAnsi="Times New Roman" w:cs="Times New Roman"/>
+              <w:rFonts w:ascii="Times New Roman" w:hAnsi="Times New Roman" w:eastAsia="Times New Roman" w:cs="Times New Roman"/>
               <w:bCs/>
               <w:spacing w:val="-19"/>
               <w:szCs w:val="28"/>
@@ -1678,7 +1709,7 @@
           </w:r>
           <w:r>
             <w:rPr>
-              <w:rFonts w:ascii="Times New Roman" w:eastAsia="Times New Roman" w:hAnsi="Times New Roman" w:cs="Times New Roman"/>
+              <w:rFonts w:ascii="Times New Roman" w:hAnsi="Times New Roman" w:eastAsia="Times New Roman" w:cs="Times New Roman"/>
               <w:bCs/>
               <w:spacing w:val="-19"/>
               <w:szCs w:val="28"/>
@@ -1688,7 +1719,7 @@
         </w:p>
         <w:p>
           <w:pPr>
-            <w:pStyle w:val="TOC1"/>
+            <w:pStyle w:val="17"/>
             <w:keepNext w:val="0"/>
             <w:keepLines w:val="0"/>
             <w:pageBreakBefore w:val="0"/>
@@ -1709,7 +1740,7 @@
           </w:pPr>
           <w:r>
             <w:rPr>
-              <w:rFonts w:ascii="Times New Roman" w:eastAsia="Times New Roman" w:hAnsi="Times New Roman" w:cs="Times New Roman"/>
+              <w:rFonts w:ascii="Times New Roman" w:hAnsi="Times New Roman" w:eastAsia="Times New Roman" w:cs="Times New Roman"/>
               <w:bCs/>
               <w:spacing w:val="-19"/>
               <w:szCs w:val="28"/>
@@ -1718,7 +1749,7 @@
           </w:r>
           <w:r>
             <w:rPr>
-              <w:rFonts w:ascii="Times New Roman" w:eastAsia="Times New Roman" w:hAnsi="Times New Roman" w:cs="Times New Roman"/>
+              <w:rFonts w:ascii="Times New Roman" w:hAnsi="Times New Roman" w:eastAsia="Times New Roman" w:cs="Times New Roman"/>
               <w:bCs/>
               <w:spacing w:val="-19"/>
               <w:szCs w:val="28"/>
@@ -1727,7 +1758,7 @@
           </w:r>
           <w:r>
             <w:rPr>
-              <w:rFonts w:ascii="Times New Roman" w:eastAsia="Times New Roman" w:hAnsi="Times New Roman" w:cs="Times New Roman"/>
+              <w:rFonts w:ascii="Times New Roman" w:hAnsi="Times New Roman" w:eastAsia="Times New Roman" w:cs="Times New Roman"/>
               <w:bCs/>
               <w:spacing w:val="-19"/>
               <w:szCs w:val="28"/>
@@ -1736,7 +1767,7 @@
           </w:r>
           <w:r>
             <w:rPr>
-              <w:rFonts w:ascii="宋体" w:eastAsia="宋体" w:hAnsi="宋体" w:cs="宋体"/>
+              <w:rFonts w:ascii="宋体" w:hAnsi="宋体" w:eastAsia="宋体" w:cs="宋体"/>
               <w:spacing w:val="-2"/>
               <w:szCs w:val="21"/>
             </w:rPr>
@@ -1762,7 +1793,7 @@
           </w:r>
           <w:r>
             <w:rPr>
-              <w:rFonts w:ascii="Times New Roman" w:eastAsia="Times New Roman" w:hAnsi="Times New Roman" w:cs="Times New Roman"/>
+              <w:rFonts w:ascii="Times New Roman" w:hAnsi="Times New Roman" w:eastAsia="Times New Roman" w:cs="Times New Roman"/>
               <w:bCs/>
               <w:spacing w:val="-19"/>
               <w:szCs w:val="28"/>
@@ -1772,7 +1803,7 @@
         </w:p>
         <w:p>
           <w:pPr>
-            <w:pStyle w:val="TOC1"/>
+            <w:pStyle w:val="17"/>
             <w:keepNext w:val="0"/>
             <w:keepLines w:val="0"/>
             <w:pageBreakBefore w:val="0"/>
@@ -1793,7 +1824,7 @@
           </w:pPr>
           <w:r>
             <w:rPr>
-              <w:rFonts w:ascii="Times New Roman" w:eastAsia="Times New Roman" w:hAnsi="Times New Roman" w:cs="Times New Roman"/>
+              <w:rFonts w:ascii="Times New Roman" w:hAnsi="Times New Roman" w:eastAsia="Times New Roman" w:cs="Times New Roman"/>
               <w:bCs/>
               <w:spacing w:val="-19"/>
               <w:szCs w:val="28"/>
@@ -1802,7 +1833,7 @@
           </w:r>
           <w:r>
             <w:rPr>
-              <w:rFonts w:ascii="Times New Roman" w:eastAsia="Times New Roman" w:hAnsi="Times New Roman" w:cs="Times New Roman"/>
+              <w:rFonts w:ascii="Times New Roman" w:hAnsi="Times New Roman" w:eastAsia="Times New Roman" w:cs="Times New Roman"/>
               <w:bCs/>
               <w:spacing w:val="-19"/>
               <w:szCs w:val="28"/>
@@ -1811,7 +1842,7 @@
           </w:r>
           <w:r>
             <w:rPr>
-              <w:rFonts w:ascii="Times New Roman" w:eastAsia="Times New Roman" w:hAnsi="Times New Roman" w:cs="Times New Roman"/>
+              <w:rFonts w:ascii="Times New Roman" w:hAnsi="Times New Roman" w:eastAsia="Times New Roman" w:cs="Times New Roman"/>
               <w:bCs/>
               <w:spacing w:val="-19"/>
               <w:szCs w:val="28"/>
@@ -1847,7 +1878,7 @@
           </w:r>
           <w:r>
             <w:rPr>
-              <w:rFonts w:ascii="Times New Roman" w:eastAsia="Times New Roman" w:hAnsi="Times New Roman" w:cs="Times New Roman"/>
+              <w:rFonts w:ascii="Times New Roman" w:hAnsi="Times New Roman" w:eastAsia="Times New Roman" w:cs="Times New Roman"/>
               <w:bCs/>
               <w:spacing w:val="-19"/>
               <w:szCs w:val="28"/>
@@ -1857,7 +1888,7 @@
         </w:p>
         <w:p>
           <w:pPr>
-            <w:pStyle w:val="TOC1"/>
+            <w:pStyle w:val="17"/>
             <w:keepNext w:val="0"/>
             <w:keepLines w:val="0"/>
             <w:pageBreakBefore w:val="0"/>
@@ -1878,7 +1909,7 @@
           </w:pPr>
           <w:r>
             <w:rPr>
-              <w:rFonts w:ascii="Times New Roman" w:eastAsia="Times New Roman" w:hAnsi="Times New Roman" w:cs="Times New Roman"/>
+              <w:rFonts w:ascii="Times New Roman" w:hAnsi="Times New Roman" w:eastAsia="Times New Roman" w:cs="Times New Roman"/>
               <w:bCs/>
               <w:spacing w:val="-19"/>
               <w:szCs w:val="28"/>
@@ -1887,7 +1918,7 @@
           </w:r>
           <w:r>
             <w:rPr>
-              <w:rFonts w:ascii="Times New Roman" w:eastAsia="Times New Roman" w:hAnsi="Times New Roman" w:cs="Times New Roman"/>
+              <w:rFonts w:ascii="Times New Roman" w:hAnsi="Times New Roman" w:eastAsia="Times New Roman" w:cs="Times New Roman"/>
               <w:bCs/>
               <w:spacing w:val="-19"/>
               <w:szCs w:val="28"/>
@@ -1896,7 +1927,7 @@
           </w:r>
           <w:r>
             <w:rPr>
-              <w:rFonts w:ascii="Times New Roman" w:eastAsia="Times New Roman" w:hAnsi="Times New Roman" w:cs="Times New Roman"/>
+              <w:rFonts w:ascii="Times New Roman" w:hAnsi="Times New Roman" w:eastAsia="Times New Roman" w:cs="Times New Roman"/>
               <w:bCs/>
               <w:spacing w:val="-19"/>
               <w:szCs w:val="28"/>
@@ -1932,7 +1963,7 @@
           </w:r>
           <w:r>
             <w:rPr>
-              <w:rFonts w:ascii="Times New Roman" w:eastAsia="Times New Roman" w:hAnsi="Times New Roman" w:cs="Times New Roman"/>
+              <w:rFonts w:ascii="Times New Roman" w:hAnsi="Times New Roman" w:eastAsia="Times New Roman" w:cs="Times New Roman"/>
               <w:bCs/>
               <w:spacing w:val="-19"/>
               <w:szCs w:val="28"/>
@@ -1942,7 +1973,7 @@
         </w:p>
         <w:p>
           <w:pPr>
-            <w:pStyle w:val="TOC1"/>
+            <w:pStyle w:val="17"/>
             <w:keepNext w:val="0"/>
             <w:keepLines w:val="0"/>
             <w:pageBreakBefore w:val="0"/>
@@ -1963,7 +1994,7 @@
           </w:pPr>
           <w:r>
             <w:rPr>
-              <w:rFonts w:ascii="Times New Roman" w:eastAsia="Times New Roman" w:hAnsi="Times New Roman" w:cs="Times New Roman"/>
+              <w:rFonts w:ascii="Times New Roman" w:hAnsi="Times New Roman" w:eastAsia="Times New Roman" w:cs="Times New Roman"/>
               <w:bCs/>
               <w:spacing w:val="-19"/>
               <w:szCs w:val="28"/>
@@ -1972,7 +2003,7 @@
           </w:r>
           <w:r>
             <w:rPr>
-              <w:rFonts w:ascii="Times New Roman" w:eastAsia="Times New Roman" w:hAnsi="Times New Roman" w:cs="Times New Roman"/>
+              <w:rFonts w:ascii="Times New Roman" w:hAnsi="Times New Roman" w:eastAsia="Times New Roman" w:cs="Times New Roman"/>
               <w:bCs/>
               <w:spacing w:val="-19"/>
               <w:szCs w:val="28"/>
@@ -1981,7 +2012,7 @@
           </w:r>
           <w:r>
             <w:rPr>
-              <w:rFonts w:ascii="Times New Roman" w:eastAsia="Times New Roman" w:hAnsi="Times New Roman" w:cs="Times New Roman"/>
+              <w:rFonts w:ascii="Times New Roman" w:hAnsi="Times New Roman" w:eastAsia="Times New Roman" w:cs="Times New Roman"/>
               <w:bCs/>
               <w:spacing w:val="-19"/>
               <w:szCs w:val="28"/>
@@ -2017,7 +2048,7 @@
           </w:r>
           <w:r>
             <w:rPr>
-              <w:rFonts w:ascii="Times New Roman" w:eastAsia="Times New Roman" w:hAnsi="Times New Roman" w:cs="Times New Roman"/>
+              <w:rFonts w:ascii="Times New Roman" w:hAnsi="Times New Roman" w:eastAsia="Times New Roman" w:cs="Times New Roman"/>
               <w:bCs/>
               <w:spacing w:val="-19"/>
               <w:szCs w:val="28"/>
@@ -2027,7 +2058,7 @@
         </w:p>
         <w:p>
           <w:pPr>
-            <w:pStyle w:val="TOC1"/>
+            <w:pStyle w:val="17"/>
             <w:keepNext w:val="0"/>
             <w:keepLines w:val="0"/>
             <w:pageBreakBefore w:val="0"/>
@@ -2048,7 +2079,7 @@
           </w:pPr>
           <w:r>
             <w:rPr>
-              <w:rFonts w:ascii="Times New Roman" w:eastAsia="Times New Roman" w:hAnsi="Times New Roman" w:cs="Times New Roman"/>
+              <w:rFonts w:ascii="Times New Roman" w:hAnsi="Times New Roman" w:eastAsia="Times New Roman" w:cs="Times New Roman"/>
               <w:bCs/>
               <w:spacing w:val="-19"/>
               <w:szCs w:val="28"/>
@@ -2057,7 +2088,7 @@
           </w:r>
           <w:r>
             <w:rPr>
-              <w:rFonts w:ascii="Times New Roman" w:eastAsia="Times New Roman" w:hAnsi="Times New Roman" w:cs="Times New Roman"/>
+              <w:rFonts w:ascii="Times New Roman" w:hAnsi="Times New Roman" w:eastAsia="Times New Roman" w:cs="Times New Roman"/>
               <w:bCs/>
               <w:spacing w:val="-19"/>
               <w:szCs w:val="28"/>
@@ -2066,7 +2097,7 @@
           </w:r>
           <w:r>
             <w:rPr>
-              <w:rFonts w:ascii="Times New Roman" w:eastAsia="Times New Roman" w:hAnsi="Times New Roman" w:cs="Times New Roman"/>
+              <w:rFonts w:ascii="Times New Roman" w:hAnsi="Times New Roman" w:eastAsia="Times New Roman" w:cs="Times New Roman"/>
               <w:bCs/>
               <w:spacing w:val="-19"/>
               <w:szCs w:val="28"/>
@@ -2102,7 +2133,7 @@
           </w:r>
           <w:r>
             <w:rPr>
-              <w:rFonts w:ascii="Times New Roman" w:eastAsia="Times New Roman" w:hAnsi="Times New Roman" w:cs="Times New Roman"/>
+              <w:rFonts w:ascii="Times New Roman" w:hAnsi="Times New Roman" w:eastAsia="Times New Roman" w:cs="Times New Roman"/>
               <w:bCs/>
               <w:spacing w:val="-19"/>
               <w:szCs w:val="28"/>
@@ -2112,7 +2143,7 @@
         </w:p>
         <w:p>
           <w:pPr>
-            <w:pStyle w:val="TOC2"/>
+            <w:pStyle w:val="18"/>
             <w:keepNext w:val="0"/>
             <w:keepLines w:val="0"/>
             <w:pageBreakBefore w:val="0"/>
@@ -2133,7 +2164,7 @@
           </w:pPr>
           <w:r>
             <w:rPr>
-              <w:rFonts w:ascii="Times New Roman" w:eastAsia="Times New Roman" w:hAnsi="Times New Roman" w:cs="Times New Roman"/>
+              <w:rFonts w:ascii="Times New Roman" w:hAnsi="Times New Roman" w:eastAsia="Times New Roman" w:cs="Times New Roman"/>
               <w:bCs/>
               <w:spacing w:val="-19"/>
               <w:szCs w:val="28"/>
@@ -2142,7 +2173,7 @@
           </w:r>
           <w:r>
             <w:rPr>
-              <w:rFonts w:ascii="Times New Roman" w:eastAsia="Times New Roman" w:hAnsi="Times New Roman" w:cs="Times New Roman"/>
+              <w:rFonts w:ascii="Times New Roman" w:hAnsi="Times New Roman" w:eastAsia="Times New Roman" w:cs="Times New Roman"/>
               <w:bCs/>
               <w:spacing w:val="-19"/>
               <w:szCs w:val="28"/>
@@ -2151,7 +2182,7 @@
           </w:r>
           <w:r>
             <w:rPr>
-              <w:rFonts w:ascii="Times New Roman" w:eastAsia="Times New Roman" w:hAnsi="Times New Roman" w:cs="Times New Roman"/>
+              <w:rFonts w:ascii="Times New Roman" w:hAnsi="Times New Roman" w:eastAsia="Times New Roman" w:cs="Times New Roman"/>
               <w:bCs/>
               <w:spacing w:val="-19"/>
               <w:szCs w:val="28"/>
@@ -2187,7 +2218,7 @@
           </w:r>
           <w:r>
             <w:rPr>
-              <w:rFonts w:ascii="Times New Roman" w:eastAsia="Times New Roman" w:hAnsi="Times New Roman" w:cs="Times New Roman"/>
+              <w:rFonts w:ascii="Times New Roman" w:hAnsi="Times New Roman" w:eastAsia="Times New Roman" w:cs="Times New Roman"/>
               <w:bCs/>
               <w:spacing w:val="-19"/>
               <w:szCs w:val="28"/>
@@ -2197,7 +2228,7 @@
         </w:p>
         <w:p>
           <w:pPr>
-            <w:pStyle w:val="TOC1"/>
+            <w:pStyle w:val="17"/>
             <w:keepNext w:val="0"/>
             <w:keepLines w:val="0"/>
             <w:pageBreakBefore w:val="0"/>
@@ -2218,7 +2249,7 @@
           </w:pPr>
           <w:r>
             <w:rPr>
-              <w:rFonts w:ascii="Times New Roman" w:eastAsia="Times New Roman" w:hAnsi="Times New Roman" w:cs="Times New Roman"/>
+              <w:rFonts w:ascii="Times New Roman" w:hAnsi="Times New Roman" w:eastAsia="Times New Roman" w:cs="Times New Roman"/>
               <w:bCs/>
               <w:spacing w:val="-19"/>
               <w:szCs w:val="28"/>
@@ -2227,7 +2258,7 @@
           </w:r>
           <w:r>
             <w:rPr>
-              <w:rFonts w:ascii="Times New Roman" w:eastAsia="Times New Roman" w:hAnsi="Times New Roman" w:cs="Times New Roman"/>
+              <w:rFonts w:ascii="Times New Roman" w:hAnsi="Times New Roman" w:eastAsia="Times New Roman" w:cs="Times New Roman"/>
               <w:bCs/>
               <w:spacing w:val="-19"/>
               <w:szCs w:val="28"/>
@@ -2236,7 +2267,7 @@
           </w:r>
           <w:r>
             <w:rPr>
-              <w:rFonts w:ascii="Times New Roman" w:eastAsia="Times New Roman" w:hAnsi="Times New Roman" w:cs="Times New Roman"/>
+              <w:rFonts w:ascii="Times New Roman" w:hAnsi="Times New Roman" w:eastAsia="Times New Roman" w:cs="Times New Roman"/>
               <w:bCs/>
               <w:spacing w:val="-19"/>
               <w:szCs w:val="28"/>
@@ -2272,7 +2303,7 @@
           </w:r>
           <w:r>
             <w:rPr>
-              <w:rFonts w:ascii="Times New Roman" w:eastAsia="Times New Roman" w:hAnsi="Times New Roman" w:cs="Times New Roman"/>
+              <w:rFonts w:ascii="Times New Roman" w:hAnsi="Times New Roman" w:eastAsia="Times New Roman" w:cs="Times New Roman"/>
               <w:bCs/>
               <w:spacing w:val="-19"/>
               <w:szCs w:val="28"/>
@@ -2282,7 +2313,7 @@
         </w:p>
         <w:p>
           <w:pPr>
-            <w:pStyle w:val="TOC2"/>
+            <w:pStyle w:val="18"/>
             <w:keepNext w:val="0"/>
             <w:keepLines w:val="0"/>
             <w:pageBreakBefore w:val="0"/>
@@ -2303,7 +2334,7 @@
           </w:pPr>
           <w:r>
             <w:rPr>
-              <w:rFonts w:ascii="Times New Roman" w:eastAsia="Times New Roman" w:hAnsi="Times New Roman" w:cs="Times New Roman"/>
+              <w:rFonts w:ascii="Times New Roman" w:hAnsi="Times New Roman" w:eastAsia="Times New Roman" w:cs="Times New Roman"/>
               <w:bCs/>
               <w:spacing w:val="-19"/>
               <w:szCs w:val="28"/>
@@ -2312,7 +2343,7 @@
           </w:r>
           <w:r>
             <w:rPr>
-              <w:rFonts w:ascii="Times New Roman" w:eastAsia="Times New Roman" w:hAnsi="Times New Roman" w:cs="Times New Roman"/>
+              <w:rFonts w:ascii="Times New Roman" w:hAnsi="Times New Roman" w:eastAsia="Times New Roman" w:cs="Times New Roman"/>
               <w:bCs/>
               <w:spacing w:val="-19"/>
               <w:szCs w:val="28"/>
@@ -2321,7 +2352,7 @@
           </w:r>
           <w:r>
             <w:rPr>
-              <w:rFonts w:ascii="Times New Roman" w:eastAsia="Times New Roman" w:hAnsi="Times New Roman" w:cs="Times New Roman"/>
+              <w:rFonts w:ascii="Times New Roman" w:hAnsi="Times New Roman" w:eastAsia="Times New Roman" w:cs="Times New Roman"/>
               <w:bCs/>
               <w:spacing w:val="-19"/>
               <w:szCs w:val="28"/>
@@ -2362,7 +2393,7 @@
           </w:r>
           <w:r>
             <w:rPr>
-              <w:rFonts w:ascii="Times New Roman" w:eastAsia="Times New Roman" w:hAnsi="Times New Roman" w:cs="Times New Roman"/>
+              <w:rFonts w:ascii="Times New Roman" w:hAnsi="Times New Roman" w:eastAsia="Times New Roman" w:cs="Times New Roman"/>
               <w:bCs/>
               <w:spacing w:val="-19"/>
               <w:szCs w:val="28"/>
@@ -2372,7 +2403,7 @@
         </w:p>
         <w:p>
           <w:pPr>
-            <w:pStyle w:val="TOC3"/>
+            <w:pStyle w:val="14"/>
             <w:keepNext w:val="0"/>
             <w:keepLines w:val="0"/>
             <w:pageBreakBefore w:val="0"/>
@@ -2393,7 +2424,7 @@
           </w:pPr>
           <w:r>
             <w:rPr>
-              <w:rFonts w:ascii="Times New Roman" w:eastAsia="Times New Roman" w:hAnsi="Times New Roman" w:cs="Times New Roman"/>
+              <w:rFonts w:ascii="Times New Roman" w:hAnsi="Times New Roman" w:eastAsia="Times New Roman" w:cs="Times New Roman"/>
               <w:bCs/>
               <w:spacing w:val="-19"/>
               <w:szCs w:val="28"/>
@@ -2402,7 +2433,7 @@
           </w:r>
           <w:r>
             <w:rPr>
-              <w:rFonts w:ascii="Times New Roman" w:eastAsia="Times New Roman" w:hAnsi="Times New Roman" w:cs="Times New Roman"/>
+              <w:rFonts w:ascii="Times New Roman" w:hAnsi="Times New Roman" w:eastAsia="Times New Roman" w:cs="Times New Roman"/>
               <w:bCs/>
               <w:spacing w:val="-19"/>
               <w:szCs w:val="28"/>
@@ -2411,7 +2442,7 @@
           </w:r>
           <w:r>
             <w:rPr>
-              <w:rFonts w:ascii="Times New Roman" w:eastAsia="Times New Roman" w:hAnsi="Times New Roman" w:cs="Times New Roman"/>
+              <w:rFonts w:ascii="Times New Roman" w:hAnsi="Times New Roman" w:eastAsia="Times New Roman" w:cs="Times New Roman"/>
               <w:bCs/>
               <w:spacing w:val="-19"/>
               <w:szCs w:val="28"/>
@@ -2447,7 +2478,7 @@
           </w:r>
           <w:r>
             <w:rPr>
-              <w:rFonts w:ascii="Times New Roman" w:eastAsia="Times New Roman" w:hAnsi="Times New Roman" w:cs="Times New Roman"/>
+              <w:rFonts w:ascii="Times New Roman" w:hAnsi="Times New Roman" w:eastAsia="Times New Roman" w:cs="Times New Roman"/>
               <w:bCs/>
               <w:spacing w:val="-19"/>
               <w:szCs w:val="28"/>
@@ -2457,7 +2488,7 @@
         </w:p>
         <w:p>
           <w:pPr>
-            <w:pStyle w:val="TOC3"/>
+            <w:pStyle w:val="14"/>
             <w:keepNext w:val="0"/>
             <w:keepLines w:val="0"/>
             <w:pageBreakBefore w:val="0"/>
@@ -2478,7 +2509,7 @@
           </w:pPr>
           <w:r>
             <w:rPr>
-              <w:rFonts w:ascii="Times New Roman" w:eastAsia="Times New Roman" w:hAnsi="Times New Roman" w:cs="Times New Roman"/>
+              <w:rFonts w:ascii="Times New Roman" w:hAnsi="Times New Roman" w:eastAsia="Times New Roman" w:cs="Times New Roman"/>
               <w:bCs/>
               <w:spacing w:val="-19"/>
               <w:szCs w:val="28"/>
@@ -2487,7 +2518,7 @@
           </w:r>
           <w:r>
             <w:rPr>
-              <w:rFonts w:ascii="Times New Roman" w:eastAsia="Times New Roman" w:hAnsi="Times New Roman" w:cs="Times New Roman"/>
+              <w:rFonts w:ascii="Times New Roman" w:hAnsi="Times New Roman" w:eastAsia="Times New Roman" w:cs="Times New Roman"/>
               <w:bCs/>
               <w:spacing w:val="-19"/>
               <w:szCs w:val="28"/>
@@ -2496,7 +2527,7 @@
           </w:r>
           <w:r>
             <w:rPr>
-              <w:rFonts w:ascii="Times New Roman" w:eastAsia="Times New Roman" w:hAnsi="Times New Roman" w:cs="Times New Roman"/>
+              <w:rFonts w:ascii="Times New Roman" w:hAnsi="Times New Roman" w:eastAsia="Times New Roman" w:cs="Times New Roman"/>
               <w:bCs/>
               <w:spacing w:val="-19"/>
               <w:szCs w:val="28"/>
@@ -2532,7 +2563,7 @@
           </w:r>
           <w:r>
             <w:rPr>
-              <w:rFonts w:ascii="Times New Roman" w:eastAsia="Times New Roman" w:hAnsi="Times New Roman" w:cs="Times New Roman"/>
+              <w:rFonts w:ascii="Times New Roman" w:hAnsi="Times New Roman" w:eastAsia="Times New Roman" w:cs="Times New Roman"/>
               <w:bCs/>
               <w:spacing w:val="-19"/>
               <w:szCs w:val="28"/>
@@ -2542,7 +2573,7 @@
         </w:p>
         <w:p>
           <w:pPr>
-            <w:pStyle w:val="TOC3"/>
+            <w:pStyle w:val="14"/>
             <w:keepNext w:val="0"/>
             <w:keepLines w:val="0"/>
             <w:pageBreakBefore w:val="0"/>
@@ -2563,7 +2594,7 @@
           </w:pPr>
           <w:r>
             <w:rPr>
-              <w:rFonts w:ascii="Times New Roman" w:eastAsia="Times New Roman" w:hAnsi="Times New Roman" w:cs="Times New Roman"/>
+              <w:rFonts w:ascii="Times New Roman" w:hAnsi="Times New Roman" w:eastAsia="Times New Roman" w:cs="Times New Roman"/>
               <w:bCs/>
               <w:spacing w:val="-19"/>
               <w:szCs w:val="28"/>
@@ -2572,7 +2603,7 @@
           </w:r>
           <w:r>
             <w:rPr>
-              <w:rFonts w:ascii="Times New Roman" w:eastAsia="Times New Roman" w:hAnsi="Times New Roman" w:cs="Times New Roman"/>
+              <w:rFonts w:ascii="Times New Roman" w:hAnsi="Times New Roman" w:eastAsia="Times New Roman" w:cs="Times New Roman"/>
               <w:bCs/>
               <w:spacing w:val="-19"/>
               <w:szCs w:val="28"/>
@@ -2581,7 +2612,7 @@
           </w:r>
           <w:r>
             <w:rPr>
-              <w:rFonts w:ascii="Times New Roman" w:eastAsia="Times New Roman" w:hAnsi="Times New Roman" w:cs="Times New Roman"/>
+              <w:rFonts w:ascii="Times New Roman" w:hAnsi="Times New Roman" w:eastAsia="Times New Roman" w:cs="Times New Roman"/>
               <w:bCs/>
               <w:spacing w:val="-19"/>
               <w:szCs w:val="28"/>
@@ -2617,7 +2648,7 @@
           </w:r>
           <w:r>
             <w:rPr>
-              <w:rFonts w:ascii="Times New Roman" w:eastAsia="Times New Roman" w:hAnsi="Times New Roman" w:cs="Times New Roman"/>
+              <w:rFonts w:ascii="Times New Roman" w:hAnsi="Times New Roman" w:eastAsia="Times New Roman" w:cs="Times New Roman"/>
               <w:bCs/>
               <w:spacing w:val="-19"/>
               <w:szCs w:val="28"/>
@@ -2627,7 +2658,7 @@
         </w:p>
         <w:p>
           <w:pPr>
-            <w:pStyle w:val="TOC3"/>
+            <w:pStyle w:val="14"/>
             <w:keepNext w:val="0"/>
             <w:keepLines w:val="0"/>
             <w:pageBreakBefore w:val="0"/>
@@ -2648,7 +2679,7 @@
           </w:pPr>
           <w:r>
             <w:rPr>
-              <w:rFonts w:ascii="Times New Roman" w:eastAsia="Times New Roman" w:hAnsi="Times New Roman" w:cs="Times New Roman"/>
+              <w:rFonts w:ascii="Times New Roman" w:hAnsi="Times New Roman" w:eastAsia="Times New Roman" w:cs="Times New Roman"/>
               <w:bCs/>
               <w:spacing w:val="-19"/>
               <w:szCs w:val="28"/>
@@ -2657,7 +2688,7 @@
           </w:r>
           <w:r>
             <w:rPr>
-              <w:rFonts w:ascii="Times New Roman" w:eastAsia="Times New Roman" w:hAnsi="Times New Roman" w:cs="Times New Roman"/>
+              <w:rFonts w:ascii="Times New Roman" w:hAnsi="Times New Roman" w:eastAsia="Times New Roman" w:cs="Times New Roman"/>
               <w:bCs/>
               <w:spacing w:val="-19"/>
               <w:szCs w:val="28"/>
@@ -2666,7 +2697,7 @@
           </w:r>
           <w:r>
             <w:rPr>
-              <w:rFonts w:ascii="Times New Roman" w:eastAsia="Times New Roman" w:hAnsi="Times New Roman" w:cs="Times New Roman"/>
+              <w:rFonts w:ascii="Times New Roman" w:hAnsi="Times New Roman" w:eastAsia="Times New Roman" w:cs="Times New Roman"/>
               <w:bCs/>
               <w:spacing w:val="-19"/>
               <w:szCs w:val="28"/>
@@ -2702,7 +2733,7 @@
           </w:r>
           <w:r>
             <w:rPr>
-              <w:rFonts w:ascii="Times New Roman" w:eastAsia="Times New Roman" w:hAnsi="Times New Roman" w:cs="Times New Roman"/>
+              <w:rFonts w:ascii="Times New Roman" w:hAnsi="Times New Roman" w:eastAsia="Times New Roman" w:cs="Times New Roman"/>
               <w:bCs/>
               <w:spacing w:val="-19"/>
               <w:szCs w:val="28"/>
@@ -2712,7 +2743,7 @@
         </w:p>
         <w:p>
           <w:pPr>
-            <w:pStyle w:val="TOC3"/>
+            <w:pStyle w:val="14"/>
             <w:keepNext w:val="0"/>
             <w:keepLines w:val="0"/>
             <w:pageBreakBefore w:val="0"/>
@@ -2733,7 +2764,7 @@
           </w:pPr>
           <w:r>
             <w:rPr>
-              <w:rFonts w:ascii="Times New Roman" w:eastAsia="Times New Roman" w:hAnsi="Times New Roman" w:cs="Times New Roman"/>
+              <w:rFonts w:ascii="Times New Roman" w:hAnsi="Times New Roman" w:eastAsia="Times New Roman" w:cs="Times New Roman"/>
               <w:bCs/>
               <w:spacing w:val="-19"/>
               <w:szCs w:val="28"/>
@@ -2742,7 +2773,7 @@
           </w:r>
           <w:r>
             <w:rPr>
-              <w:rFonts w:ascii="Times New Roman" w:eastAsia="Times New Roman" w:hAnsi="Times New Roman" w:cs="Times New Roman"/>
+              <w:rFonts w:ascii="Times New Roman" w:hAnsi="Times New Roman" w:eastAsia="Times New Roman" w:cs="Times New Roman"/>
               <w:bCs/>
               <w:spacing w:val="-19"/>
               <w:szCs w:val="28"/>
@@ -2751,7 +2782,7 @@
           </w:r>
           <w:r>
             <w:rPr>
-              <w:rFonts w:ascii="Times New Roman" w:eastAsia="Times New Roman" w:hAnsi="Times New Roman" w:cs="Times New Roman"/>
+              <w:rFonts w:ascii="Times New Roman" w:hAnsi="Times New Roman" w:eastAsia="Times New Roman" w:cs="Times New Roman"/>
               <w:bCs/>
               <w:spacing w:val="-19"/>
               <w:szCs w:val="28"/>
@@ -2787,7 +2818,7 @@
           </w:r>
           <w:r>
             <w:rPr>
-              <w:rFonts w:ascii="Times New Roman" w:eastAsia="Times New Roman" w:hAnsi="Times New Roman" w:cs="Times New Roman"/>
+              <w:rFonts w:ascii="Times New Roman" w:hAnsi="Times New Roman" w:eastAsia="Times New Roman" w:cs="Times New Roman"/>
               <w:bCs/>
               <w:spacing w:val="-19"/>
               <w:szCs w:val="28"/>
@@ -2797,7 +2828,7 @@
         </w:p>
         <w:p>
           <w:pPr>
-            <w:pStyle w:val="TOC3"/>
+            <w:pStyle w:val="14"/>
             <w:keepNext w:val="0"/>
             <w:keepLines w:val="0"/>
             <w:pageBreakBefore w:val="0"/>
@@ -2818,7 +2849,7 @@
           </w:pPr>
           <w:r>
             <w:rPr>
-              <w:rFonts w:ascii="Times New Roman" w:eastAsia="Times New Roman" w:hAnsi="Times New Roman" w:cs="Times New Roman"/>
+              <w:rFonts w:ascii="Times New Roman" w:hAnsi="Times New Roman" w:eastAsia="Times New Roman" w:cs="Times New Roman"/>
               <w:bCs/>
               <w:spacing w:val="-19"/>
               <w:szCs w:val="28"/>
@@ -2827,7 +2858,7 @@
           </w:r>
           <w:r>
             <w:rPr>
-              <w:rFonts w:ascii="Times New Roman" w:eastAsia="Times New Roman" w:hAnsi="Times New Roman" w:cs="Times New Roman"/>
+              <w:rFonts w:ascii="Times New Roman" w:hAnsi="Times New Roman" w:eastAsia="Times New Roman" w:cs="Times New Roman"/>
               <w:bCs/>
               <w:spacing w:val="-19"/>
               <w:szCs w:val="28"/>
@@ -2836,7 +2867,7 @@
           </w:r>
           <w:r>
             <w:rPr>
-              <w:rFonts w:ascii="Times New Roman" w:eastAsia="Times New Roman" w:hAnsi="Times New Roman" w:cs="Times New Roman"/>
+              <w:rFonts w:ascii="Times New Roman" w:hAnsi="Times New Roman" w:eastAsia="Times New Roman" w:cs="Times New Roman"/>
               <w:bCs/>
               <w:spacing w:val="-19"/>
               <w:szCs w:val="28"/>
@@ -2872,7 +2903,7 @@
           </w:r>
           <w:r>
             <w:rPr>
-              <w:rFonts w:ascii="Times New Roman" w:eastAsia="Times New Roman" w:hAnsi="Times New Roman" w:cs="Times New Roman"/>
+              <w:rFonts w:ascii="Times New Roman" w:hAnsi="Times New Roman" w:eastAsia="Times New Roman" w:cs="Times New Roman"/>
               <w:bCs/>
               <w:spacing w:val="-19"/>
               <w:szCs w:val="28"/>
@@ -2882,7 +2913,7 @@
         </w:p>
         <w:p>
           <w:pPr>
-            <w:pStyle w:val="TOC2"/>
+            <w:pStyle w:val="18"/>
             <w:keepNext w:val="0"/>
             <w:keepLines w:val="0"/>
             <w:pageBreakBefore w:val="0"/>
@@ -2903,7 +2934,7 @@
           </w:pPr>
           <w:r>
             <w:rPr>
-              <w:rFonts w:ascii="Times New Roman" w:eastAsia="Times New Roman" w:hAnsi="Times New Roman" w:cs="Times New Roman"/>
+              <w:rFonts w:ascii="Times New Roman" w:hAnsi="Times New Roman" w:eastAsia="Times New Roman" w:cs="Times New Roman"/>
               <w:bCs/>
               <w:spacing w:val="-19"/>
               <w:szCs w:val="28"/>
@@ -2912,7 +2943,7 @@
           </w:r>
           <w:r>
             <w:rPr>
-              <w:rFonts w:ascii="Times New Roman" w:eastAsia="Times New Roman" w:hAnsi="Times New Roman" w:cs="Times New Roman"/>
+              <w:rFonts w:ascii="Times New Roman" w:hAnsi="Times New Roman" w:eastAsia="Times New Roman" w:cs="Times New Roman"/>
               <w:bCs/>
               <w:spacing w:val="-19"/>
               <w:szCs w:val="28"/>
@@ -2921,7 +2952,7 @@
           </w:r>
           <w:r>
             <w:rPr>
-              <w:rFonts w:ascii="Times New Roman" w:eastAsia="Times New Roman" w:hAnsi="Times New Roman" w:cs="Times New Roman"/>
+              <w:rFonts w:ascii="Times New Roman" w:hAnsi="Times New Roman" w:eastAsia="Times New Roman" w:cs="Times New Roman"/>
               <w:bCs/>
               <w:spacing w:val="-19"/>
               <w:szCs w:val="28"/>
@@ -2962,7 +2993,7 @@
           </w:r>
           <w:r>
             <w:rPr>
-              <w:rFonts w:ascii="Times New Roman" w:eastAsia="Times New Roman" w:hAnsi="Times New Roman" w:cs="Times New Roman"/>
+              <w:rFonts w:ascii="Times New Roman" w:hAnsi="Times New Roman" w:eastAsia="Times New Roman" w:cs="Times New Roman"/>
               <w:bCs/>
               <w:spacing w:val="-19"/>
               <w:szCs w:val="28"/>
@@ -2972,7 +3003,7 @@
         </w:p>
         <w:p>
           <w:pPr>
-            <w:pStyle w:val="TOC3"/>
+            <w:pStyle w:val="14"/>
             <w:keepNext w:val="0"/>
             <w:keepLines w:val="0"/>
             <w:pageBreakBefore w:val="0"/>
@@ -2993,7 +3024,7 @@
           </w:pPr>
           <w:r>
             <w:rPr>
-              <w:rFonts w:ascii="Times New Roman" w:eastAsia="Times New Roman" w:hAnsi="Times New Roman" w:cs="Times New Roman"/>
+              <w:rFonts w:ascii="Times New Roman" w:hAnsi="Times New Roman" w:eastAsia="Times New Roman" w:cs="Times New Roman"/>
               <w:bCs/>
               <w:spacing w:val="-19"/>
               <w:szCs w:val="28"/>
@@ -3002,7 +3033,7 @@
           </w:r>
           <w:r>
             <w:rPr>
-              <w:rFonts w:ascii="Times New Roman" w:eastAsia="Times New Roman" w:hAnsi="Times New Roman" w:cs="Times New Roman"/>
+              <w:rFonts w:ascii="Times New Roman" w:hAnsi="Times New Roman" w:eastAsia="Times New Roman" w:cs="Times New Roman"/>
               <w:bCs/>
               <w:spacing w:val="-19"/>
               <w:szCs w:val="28"/>
@@ -3011,7 +3042,7 @@
           </w:r>
           <w:r>
             <w:rPr>
-              <w:rFonts w:ascii="Times New Roman" w:eastAsia="Times New Roman" w:hAnsi="Times New Roman" w:cs="Times New Roman"/>
+              <w:rFonts w:ascii="Times New Roman" w:hAnsi="Times New Roman" w:eastAsia="Times New Roman" w:cs="Times New Roman"/>
               <w:bCs/>
               <w:spacing w:val="-19"/>
               <w:szCs w:val="28"/>
@@ -3047,7 +3078,7 @@
           </w:r>
           <w:r>
             <w:rPr>
-              <w:rFonts w:ascii="Times New Roman" w:eastAsia="Times New Roman" w:hAnsi="Times New Roman" w:cs="Times New Roman"/>
+              <w:rFonts w:ascii="Times New Roman" w:hAnsi="Times New Roman" w:eastAsia="Times New Roman" w:cs="Times New Roman"/>
               <w:bCs/>
               <w:spacing w:val="-19"/>
               <w:szCs w:val="28"/>
@@ -3057,7 +3088,7 @@
         </w:p>
         <w:p>
           <w:pPr>
-            <w:pStyle w:val="TOC3"/>
+            <w:pStyle w:val="14"/>
             <w:keepNext w:val="0"/>
             <w:keepLines w:val="0"/>
             <w:pageBreakBefore w:val="0"/>
@@ -3078,7 +3109,7 @@
           </w:pPr>
           <w:r>
             <w:rPr>
-              <w:rFonts w:ascii="Times New Roman" w:eastAsia="Times New Roman" w:hAnsi="Times New Roman" w:cs="Times New Roman"/>
+              <w:rFonts w:ascii="Times New Roman" w:hAnsi="Times New Roman" w:eastAsia="Times New Roman" w:cs="Times New Roman"/>
               <w:bCs/>
               <w:spacing w:val="-19"/>
               <w:szCs w:val="28"/>
@@ -3087,7 +3118,7 @@
           </w:r>
           <w:r>
             <w:rPr>
-              <w:rFonts w:ascii="Times New Roman" w:eastAsia="Times New Roman" w:hAnsi="Times New Roman" w:cs="Times New Roman"/>
+              <w:rFonts w:ascii="Times New Roman" w:hAnsi="Times New Roman" w:eastAsia="Times New Roman" w:cs="Times New Roman"/>
               <w:bCs/>
               <w:spacing w:val="-19"/>
               <w:szCs w:val="28"/>
@@ -3096,7 +3127,7 @@
           </w:r>
           <w:r>
             <w:rPr>
-              <w:rFonts w:ascii="Times New Roman" w:eastAsia="Times New Roman" w:hAnsi="Times New Roman" w:cs="Times New Roman"/>
+              <w:rFonts w:ascii="Times New Roman" w:hAnsi="Times New Roman" w:eastAsia="Times New Roman" w:cs="Times New Roman"/>
               <w:bCs/>
               <w:spacing w:val="-19"/>
               <w:szCs w:val="28"/>
@@ -3132,7 +3163,7 @@
           </w:r>
           <w:r>
             <w:rPr>
-              <w:rFonts w:ascii="Times New Roman" w:eastAsia="Times New Roman" w:hAnsi="Times New Roman" w:cs="Times New Roman"/>
+              <w:rFonts w:ascii="Times New Roman" w:hAnsi="Times New Roman" w:eastAsia="Times New Roman" w:cs="Times New Roman"/>
               <w:bCs/>
               <w:spacing w:val="-19"/>
               <w:szCs w:val="28"/>
@@ -3142,7 +3173,7 @@
         </w:p>
         <w:p>
           <w:pPr>
-            <w:pStyle w:val="TOC3"/>
+            <w:pStyle w:val="14"/>
             <w:keepNext w:val="0"/>
             <w:keepLines w:val="0"/>
             <w:pageBreakBefore w:val="0"/>
@@ -3163,7 +3194,7 @@
           </w:pPr>
           <w:r>
             <w:rPr>
-              <w:rFonts w:ascii="Times New Roman" w:eastAsia="Times New Roman" w:hAnsi="Times New Roman" w:cs="Times New Roman"/>
+              <w:rFonts w:ascii="Times New Roman" w:hAnsi="Times New Roman" w:eastAsia="Times New Roman" w:cs="Times New Roman"/>
               <w:bCs/>
               <w:spacing w:val="-19"/>
               <w:szCs w:val="28"/>
@@ -3172,7 +3203,7 @@
           </w:r>
           <w:r>
             <w:rPr>
-              <w:rFonts w:ascii="Times New Roman" w:eastAsia="Times New Roman" w:hAnsi="Times New Roman" w:cs="Times New Roman"/>
+              <w:rFonts w:ascii="Times New Roman" w:hAnsi="Times New Roman" w:eastAsia="Times New Roman" w:cs="Times New Roman"/>
               <w:bCs/>
               <w:spacing w:val="-19"/>
               <w:szCs w:val="28"/>
@@ -3181,7 +3212,7 @@
           </w:r>
           <w:r>
             <w:rPr>
-              <w:rFonts w:ascii="Times New Roman" w:eastAsia="Times New Roman" w:hAnsi="Times New Roman" w:cs="Times New Roman"/>
+              <w:rFonts w:ascii="Times New Roman" w:hAnsi="Times New Roman" w:eastAsia="Times New Roman" w:cs="Times New Roman"/>
               <w:bCs/>
               <w:spacing w:val="-19"/>
               <w:szCs w:val="28"/>
@@ -3217,7 +3248,7 @@
           </w:r>
           <w:r>
             <w:rPr>
-              <w:rFonts w:ascii="Times New Roman" w:eastAsia="Times New Roman" w:hAnsi="Times New Roman" w:cs="Times New Roman"/>
+              <w:rFonts w:ascii="Times New Roman" w:hAnsi="Times New Roman" w:eastAsia="Times New Roman" w:cs="Times New Roman"/>
               <w:bCs/>
               <w:spacing w:val="-19"/>
               <w:szCs w:val="28"/>
@@ -3227,7 +3258,7 @@
         </w:p>
         <w:p>
           <w:pPr>
-            <w:pStyle w:val="TOC3"/>
+            <w:pStyle w:val="14"/>
             <w:keepNext w:val="0"/>
             <w:keepLines w:val="0"/>
             <w:pageBreakBefore w:val="0"/>
@@ -3248,7 +3279,7 @@
           </w:pPr>
           <w:r>
             <w:rPr>
-              <w:rFonts w:ascii="Times New Roman" w:eastAsia="Times New Roman" w:hAnsi="Times New Roman" w:cs="Times New Roman"/>
+              <w:rFonts w:ascii="Times New Roman" w:hAnsi="Times New Roman" w:eastAsia="Times New Roman" w:cs="Times New Roman"/>
               <w:bCs/>
               <w:spacing w:val="-19"/>
               <w:szCs w:val="28"/>
@@ -3257,7 +3288,7 @@
           </w:r>
           <w:r>
             <w:rPr>
-              <w:rFonts w:ascii="Times New Roman" w:eastAsia="Times New Roman" w:hAnsi="Times New Roman" w:cs="Times New Roman"/>
+              <w:rFonts w:ascii="Times New Roman" w:hAnsi="Times New Roman" w:eastAsia="Times New Roman" w:cs="Times New Roman"/>
               <w:bCs/>
               <w:spacing w:val="-19"/>
               <w:szCs w:val="28"/>
@@ -3266,7 +3297,7 @@
           </w:r>
           <w:r>
             <w:rPr>
-              <w:rFonts w:ascii="Times New Roman" w:eastAsia="Times New Roman" w:hAnsi="Times New Roman" w:cs="Times New Roman"/>
+              <w:rFonts w:ascii="Times New Roman" w:hAnsi="Times New Roman" w:eastAsia="Times New Roman" w:cs="Times New Roman"/>
               <w:bCs/>
               <w:spacing w:val="-19"/>
               <w:szCs w:val="28"/>
@@ -3302,7 +3333,7 @@
           </w:r>
           <w:r>
             <w:rPr>
-              <w:rFonts w:ascii="Times New Roman" w:eastAsia="Times New Roman" w:hAnsi="Times New Roman" w:cs="Times New Roman"/>
+              <w:rFonts w:ascii="Times New Roman" w:hAnsi="Times New Roman" w:eastAsia="Times New Roman" w:cs="Times New Roman"/>
               <w:bCs/>
               <w:spacing w:val="-19"/>
               <w:szCs w:val="28"/>
@@ -3312,7 +3343,7 @@
         </w:p>
         <w:p>
           <w:pPr>
-            <w:pStyle w:val="TOC1"/>
+            <w:pStyle w:val="17"/>
             <w:keepNext w:val="0"/>
             <w:keepLines w:val="0"/>
             <w:pageBreakBefore w:val="0"/>
@@ -3333,7 +3364,7 @@
           </w:pPr>
           <w:r>
             <w:rPr>
-              <w:rFonts w:ascii="Times New Roman" w:eastAsia="Times New Roman" w:hAnsi="Times New Roman" w:cs="Times New Roman"/>
+              <w:rFonts w:ascii="Times New Roman" w:hAnsi="Times New Roman" w:eastAsia="Times New Roman" w:cs="Times New Roman"/>
               <w:bCs/>
               <w:spacing w:val="-19"/>
               <w:szCs w:val="28"/>
@@ -3342,7 +3373,7 @@
           </w:r>
           <w:r>
             <w:rPr>
-              <w:rFonts w:ascii="Times New Roman" w:eastAsia="Times New Roman" w:hAnsi="Times New Roman" w:cs="Times New Roman"/>
+              <w:rFonts w:ascii="Times New Roman" w:hAnsi="Times New Roman" w:eastAsia="Times New Roman" w:cs="Times New Roman"/>
               <w:bCs/>
               <w:spacing w:val="-19"/>
               <w:szCs w:val="28"/>
@@ -3351,7 +3382,7 @@
           </w:r>
           <w:r>
             <w:rPr>
-              <w:rFonts w:ascii="Times New Roman" w:eastAsia="Times New Roman" w:hAnsi="Times New Roman" w:cs="Times New Roman"/>
+              <w:rFonts w:ascii="Times New Roman" w:hAnsi="Times New Roman" w:eastAsia="Times New Roman" w:cs="Times New Roman"/>
               <w:bCs/>
               <w:spacing w:val="-19"/>
               <w:szCs w:val="28"/>
@@ -3387,7 +3418,7 @@
           </w:r>
           <w:r>
             <w:rPr>
-              <w:rFonts w:ascii="Times New Roman" w:eastAsia="Times New Roman" w:hAnsi="Times New Roman" w:cs="Times New Roman"/>
+              <w:rFonts w:ascii="Times New Roman" w:hAnsi="Times New Roman" w:eastAsia="Times New Roman" w:cs="Times New Roman"/>
               <w:bCs/>
               <w:spacing w:val="-19"/>
               <w:szCs w:val="28"/>
@@ -3397,7 +3428,7 @@
         </w:p>
         <w:p>
           <w:pPr>
-            <w:pStyle w:val="TOC2"/>
+            <w:pStyle w:val="18"/>
             <w:keepNext w:val="0"/>
             <w:keepLines w:val="0"/>
             <w:pageBreakBefore w:val="0"/>
@@ -3418,7 +3449,7 @@
           </w:pPr>
           <w:r>
             <w:rPr>
-              <w:rFonts w:ascii="Times New Roman" w:eastAsia="Times New Roman" w:hAnsi="Times New Roman" w:cs="Times New Roman"/>
+              <w:rFonts w:ascii="Times New Roman" w:hAnsi="Times New Roman" w:eastAsia="Times New Roman" w:cs="Times New Roman"/>
               <w:bCs/>
               <w:spacing w:val="-19"/>
               <w:szCs w:val="28"/>
@@ -3427,7 +3458,7 @@
           </w:r>
           <w:r>
             <w:rPr>
-              <w:rFonts w:ascii="Times New Roman" w:eastAsia="Times New Roman" w:hAnsi="Times New Roman" w:cs="Times New Roman"/>
+              <w:rFonts w:ascii="Times New Roman" w:hAnsi="Times New Roman" w:eastAsia="Times New Roman" w:cs="Times New Roman"/>
               <w:bCs/>
               <w:spacing w:val="-19"/>
               <w:szCs w:val="28"/>
@@ -3436,7 +3467,7 @@
           </w:r>
           <w:r>
             <w:rPr>
-              <w:rFonts w:ascii="Times New Roman" w:eastAsia="Times New Roman" w:hAnsi="Times New Roman" w:cs="Times New Roman"/>
+              <w:rFonts w:ascii="Times New Roman" w:hAnsi="Times New Roman" w:eastAsia="Times New Roman" w:cs="Times New Roman"/>
               <w:bCs/>
               <w:spacing w:val="-19"/>
               <w:szCs w:val="28"/>
@@ -3472,7 +3503,7 @@
           </w:r>
           <w:r>
             <w:rPr>
-              <w:rFonts w:ascii="Times New Roman" w:eastAsia="Times New Roman" w:hAnsi="Times New Roman" w:cs="Times New Roman"/>
+              <w:rFonts w:ascii="Times New Roman" w:hAnsi="Times New Roman" w:eastAsia="Times New Roman" w:cs="Times New Roman"/>
               <w:bCs/>
               <w:spacing w:val="-19"/>
               <w:szCs w:val="28"/>
@@ -3482,7 +3513,7 @@
         </w:p>
         <w:p>
           <w:pPr>
-            <w:pStyle w:val="TOC2"/>
+            <w:pStyle w:val="18"/>
             <w:keepNext w:val="0"/>
             <w:keepLines w:val="0"/>
             <w:pageBreakBefore w:val="0"/>
@@ -3503,7 +3534,7 @@
           </w:pPr>
           <w:r>
             <w:rPr>
-              <w:rFonts w:ascii="Times New Roman" w:eastAsia="Times New Roman" w:hAnsi="Times New Roman" w:cs="Times New Roman"/>
+              <w:rFonts w:ascii="Times New Roman" w:hAnsi="Times New Roman" w:eastAsia="Times New Roman" w:cs="Times New Roman"/>
               <w:bCs/>
               <w:spacing w:val="-19"/>
               <w:szCs w:val="28"/>
@@ -3512,7 +3543,7 @@
           </w:r>
           <w:r>
             <w:rPr>
-              <w:rFonts w:ascii="Times New Roman" w:eastAsia="Times New Roman" w:hAnsi="Times New Roman" w:cs="Times New Roman"/>
+              <w:rFonts w:ascii="Times New Roman" w:hAnsi="Times New Roman" w:eastAsia="Times New Roman" w:cs="Times New Roman"/>
               <w:bCs/>
               <w:spacing w:val="-19"/>
               <w:szCs w:val="28"/>
@@ -3521,7 +3552,7 @@
           </w:r>
           <w:r>
             <w:rPr>
-              <w:rFonts w:ascii="Times New Roman" w:eastAsia="Times New Roman" w:hAnsi="Times New Roman" w:cs="Times New Roman"/>
+              <w:rFonts w:ascii="Times New Roman" w:hAnsi="Times New Roman" w:eastAsia="Times New Roman" w:cs="Times New Roman"/>
               <w:bCs/>
               <w:spacing w:val="-19"/>
               <w:szCs w:val="28"/>
@@ -3557,7 +3588,7 @@
           </w:r>
           <w:r>
             <w:rPr>
-              <w:rFonts w:ascii="Times New Roman" w:eastAsia="Times New Roman" w:hAnsi="Times New Roman" w:cs="Times New Roman"/>
+              <w:rFonts w:ascii="Times New Roman" w:hAnsi="Times New Roman" w:eastAsia="Times New Roman" w:cs="Times New Roman"/>
               <w:bCs/>
               <w:spacing w:val="-19"/>
               <w:szCs w:val="28"/>
@@ -3567,7 +3598,7 @@
         </w:p>
         <w:p>
           <w:pPr>
-            <w:pStyle w:val="TOC2"/>
+            <w:pStyle w:val="18"/>
             <w:keepNext w:val="0"/>
             <w:keepLines w:val="0"/>
             <w:pageBreakBefore w:val="0"/>
@@ -3588,7 +3619,7 @@
           </w:pPr>
           <w:r>
             <w:rPr>
-              <w:rFonts w:ascii="Times New Roman" w:eastAsia="Times New Roman" w:hAnsi="Times New Roman" w:cs="Times New Roman"/>
+              <w:rFonts w:ascii="Times New Roman" w:hAnsi="Times New Roman" w:eastAsia="Times New Roman" w:cs="Times New Roman"/>
               <w:bCs/>
               <w:spacing w:val="-19"/>
               <w:szCs w:val="28"/>
@@ -3597,7 +3628,7 @@
           </w:r>
           <w:r>
             <w:rPr>
-              <w:rFonts w:ascii="Times New Roman" w:eastAsia="Times New Roman" w:hAnsi="Times New Roman" w:cs="Times New Roman"/>
+              <w:rFonts w:ascii="Times New Roman" w:hAnsi="Times New Roman" w:eastAsia="Times New Roman" w:cs="Times New Roman"/>
               <w:bCs/>
               <w:spacing w:val="-19"/>
               <w:szCs w:val="28"/>
@@ -3606,7 +3637,7 @@
           </w:r>
           <w:r>
             <w:rPr>
-              <w:rFonts w:ascii="Times New Roman" w:eastAsia="Times New Roman" w:hAnsi="Times New Roman" w:cs="Times New Roman"/>
+              <w:rFonts w:ascii="Times New Roman" w:hAnsi="Times New Roman" w:eastAsia="Times New Roman" w:cs="Times New Roman"/>
               <w:bCs/>
               <w:spacing w:val="-19"/>
               <w:szCs w:val="28"/>
@@ -3642,7 +3673,7 @@
           </w:r>
           <w:r>
             <w:rPr>
-              <w:rFonts w:ascii="Times New Roman" w:eastAsia="Times New Roman" w:hAnsi="Times New Roman" w:cs="Times New Roman"/>
+              <w:rFonts w:ascii="Times New Roman" w:hAnsi="Times New Roman" w:eastAsia="Times New Roman" w:cs="Times New Roman"/>
               <w:bCs/>
               <w:spacing w:val="-19"/>
               <w:szCs w:val="28"/>
@@ -3652,7 +3683,7 @@
         </w:p>
         <w:p>
           <w:pPr>
-            <w:pStyle w:val="TOC2"/>
+            <w:pStyle w:val="18"/>
             <w:keepNext w:val="0"/>
             <w:keepLines w:val="0"/>
             <w:pageBreakBefore w:val="0"/>
@@ -3673,7 +3704,7 @@
           </w:pPr>
           <w:r>
             <w:rPr>
-              <w:rFonts w:ascii="Times New Roman" w:eastAsia="Times New Roman" w:hAnsi="Times New Roman" w:cs="Times New Roman"/>
+              <w:rFonts w:ascii="Times New Roman" w:hAnsi="Times New Roman" w:eastAsia="Times New Roman" w:cs="Times New Roman"/>
               <w:bCs/>
               <w:spacing w:val="-19"/>
               <w:szCs w:val="28"/>
@@ -3682,7 +3713,7 @@
           </w:r>
           <w:r>
             <w:rPr>
-              <w:rFonts w:ascii="Times New Roman" w:eastAsia="Times New Roman" w:hAnsi="Times New Roman" w:cs="Times New Roman"/>
+              <w:rFonts w:ascii="Times New Roman" w:hAnsi="Times New Roman" w:eastAsia="Times New Roman" w:cs="Times New Roman"/>
               <w:bCs/>
               <w:spacing w:val="-19"/>
               <w:szCs w:val="28"/>
@@ -3691,7 +3722,7 @@
           </w:r>
           <w:r>
             <w:rPr>
-              <w:rFonts w:ascii="Times New Roman" w:eastAsia="Times New Roman" w:hAnsi="Times New Roman" w:cs="Times New Roman"/>
+              <w:rFonts w:ascii="Times New Roman" w:hAnsi="Times New Roman" w:eastAsia="Times New Roman" w:cs="Times New Roman"/>
               <w:bCs/>
               <w:spacing w:val="-19"/>
               <w:szCs w:val="28"/>
@@ -3727,7 +3758,7 @@
           </w:r>
           <w:r>
             <w:rPr>
-              <w:rFonts w:ascii="Times New Roman" w:eastAsia="Times New Roman" w:hAnsi="Times New Roman" w:cs="Times New Roman"/>
+              <w:rFonts w:ascii="Times New Roman" w:hAnsi="Times New Roman" w:eastAsia="Times New Roman" w:cs="Times New Roman"/>
               <w:bCs/>
               <w:spacing w:val="-19"/>
               <w:szCs w:val="28"/>
@@ -3737,7 +3768,7 @@
         </w:p>
         <w:p>
           <w:pPr>
-            <w:pStyle w:val="TOC1"/>
+            <w:pStyle w:val="17"/>
             <w:keepNext w:val="0"/>
             <w:keepLines w:val="0"/>
             <w:pageBreakBefore w:val="0"/>
@@ -3758,7 +3789,7 @@
           </w:pPr>
           <w:r>
             <w:rPr>
-              <w:rFonts w:ascii="Times New Roman" w:eastAsia="Times New Roman" w:hAnsi="Times New Roman" w:cs="Times New Roman"/>
+              <w:rFonts w:ascii="Times New Roman" w:hAnsi="Times New Roman" w:eastAsia="Times New Roman" w:cs="Times New Roman"/>
               <w:bCs/>
               <w:spacing w:val="-19"/>
               <w:szCs w:val="28"/>
@@ -3767,7 +3798,7 @@
           </w:r>
           <w:r>
             <w:rPr>
-              <w:rFonts w:ascii="Times New Roman" w:eastAsia="Times New Roman" w:hAnsi="Times New Roman" w:cs="Times New Roman"/>
+              <w:rFonts w:ascii="Times New Roman" w:hAnsi="Times New Roman" w:eastAsia="Times New Roman" w:cs="Times New Roman"/>
               <w:bCs/>
               <w:spacing w:val="-19"/>
               <w:szCs w:val="28"/>
@@ -3776,7 +3807,7 @@
           </w:r>
           <w:r>
             <w:rPr>
-              <w:rFonts w:ascii="Times New Roman" w:eastAsia="Times New Roman" w:hAnsi="Times New Roman" w:cs="Times New Roman"/>
+              <w:rFonts w:ascii="Times New Roman" w:hAnsi="Times New Roman" w:eastAsia="Times New Roman" w:cs="Times New Roman"/>
               <w:bCs/>
               <w:spacing w:val="-19"/>
               <w:szCs w:val="28"/>
@@ -3810,7 +3841,7 @@
           </w:r>
           <w:r>
             <w:rPr>
-              <w:rFonts w:ascii="Times New Roman" w:eastAsia="Times New Roman" w:hAnsi="Times New Roman" w:cs="Times New Roman"/>
+              <w:rFonts w:ascii="Times New Roman" w:hAnsi="Times New Roman" w:eastAsia="Times New Roman" w:cs="Times New Roman"/>
               <w:bCs/>
               <w:spacing w:val="-19"/>
               <w:szCs w:val="28"/>
@@ -3820,7 +3851,7 @@
         </w:p>
         <w:p>
           <w:pPr>
-            <w:pStyle w:val="TOC1"/>
+            <w:pStyle w:val="17"/>
             <w:keepNext w:val="0"/>
             <w:keepLines w:val="0"/>
             <w:pageBreakBefore w:val="0"/>
@@ -3841,7 +3872,7 @@
           </w:pPr>
           <w:r>
             <w:rPr>
-              <w:rFonts w:ascii="Times New Roman" w:eastAsia="Times New Roman" w:hAnsi="Times New Roman" w:cs="Times New Roman"/>
+              <w:rFonts w:ascii="Times New Roman" w:hAnsi="Times New Roman" w:eastAsia="Times New Roman" w:cs="Times New Roman"/>
               <w:bCs/>
               <w:spacing w:val="-19"/>
               <w:szCs w:val="28"/>
@@ -3850,7 +3881,7 @@
           </w:r>
           <w:r>
             <w:rPr>
-              <w:rFonts w:ascii="Times New Roman" w:eastAsia="Times New Roman" w:hAnsi="Times New Roman" w:cs="Times New Roman"/>
+              <w:rFonts w:ascii="Times New Roman" w:hAnsi="Times New Roman" w:eastAsia="Times New Roman" w:cs="Times New Roman"/>
               <w:bCs/>
               <w:spacing w:val="-19"/>
               <w:szCs w:val="28"/>
@@ -3859,7 +3890,7 @@
           </w:r>
           <w:r>
             <w:rPr>
-              <w:rFonts w:ascii="Times New Roman" w:eastAsia="Times New Roman" w:hAnsi="Times New Roman" w:cs="Times New Roman"/>
+              <w:rFonts w:ascii="Times New Roman" w:hAnsi="Times New Roman" w:eastAsia="Times New Roman" w:cs="Times New Roman"/>
               <w:bCs/>
               <w:spacing w:val="-19"/>
               <w:szCs w:val="28"/>
@@ -3895,7 +3926,7 @@
           </w:r>
           <w:r>
             <w:rPr>
-              <w:rFonts w:ascii="Times New Roman" w:eastAsia="Times New Roman" w:hAnsi="Times New Roman" w:cs="Times New Roman"/>
+              <w:rFonts w:ascii="Times New Roman" w:hAnsi="Times New Roman" w:eastAsia="Times New Roman" w:cs="Times New Roman"/>
               <w:bCs/>
               <w:spacing w:val="-19"/>
               <w:szCs w:val="28"/>
@@ -3905,7 +3936,7 @@
         </w:p>
         <w:p>
           <w:pPr>
-            <w:pStyle w:val="TOC1"/>
+            <w:pStyle w:val="17"/>
             <w:keepNext w:val="0"/>
             <w:keepLines w:val="0"/>
             <w:pageBreakBefore w:val="0"/>
@@ -3926,7 +3957,7 @@
           </w:pPr>
           <w:r>
             <w:rPr>
-              <w:rFonts w:ascii="Times New Roman" w:eastAsia="Times New Roman" w:hAnsi="Times New Roman" w:cs="Times New Roman"/>
+              <w:rFonts w:ascii="Times New Roman" w:hAnsi="Times New Roman" w:eastAsia="Times New Roman" w:cs="Times New Roman"/>
               <w:bCs/>
               <w:spacing w:val="-19"/>
               <w:szCs w:val="28"/>
@@ -3935,7 +3966,7 @@
           </w:r>
           <w:r>
             <w:rPr>
-              <w:rFonts w:ascii="Times New Roman" w:eastAsia="Times New Roman" w:hAnsi="Times New Roman" w:cs="Times New Roman"/>
+              <w:rFonts w:ascii="Times New Roman" w:hAnsi="Times New Roman" w:eastAsia="Times New Roman" w:cs="Times New Roman"/>
               <w:bCs/>
               <w:spacing w:val="-19"/>
               <w:szCs w:val="28"/>
@@ -3944,7 +3975,7 @@
           </w:r>
           <w:r>
             <w:rPr>
-              <w:rFonts w:ascii="Times New Roman" w:eastAsia="Times New Roman" w:hAnsi="Times New Roman" w:cs="Times New Roman"/>
+              <w:rFonts w:ascii="Times New Roman" w:hAnsi="Times New Roman" w:eastAsia="Times New Roman" w:cs="Times New Roman"/>
               <w:bCs/>
               <w:spacing w:val="-19"/>
               <w:szCs w:val="28"/>
@@ -3980,7 +4011,7 @@
           </w:r>
           <w:r>
             <w:rPr>
-              <w:rFonts w:ascii="Times New Roman" w:eastAsia="Times New Roman" w:hAnsi="Times New Roman" w:cs="Times New Roman"/>
+              <w:rFonts w:ascii="Times New Roman" w:hAnsi="Times New Roman" w:eastAsia="Times New Roman" w:cs="Times New Roman"/>
               <w:bCs/>
               <w:spacing w:val="-19"/>
               <w:szCs w:val="28"/>
@@ -4005,7 +4036,7 @@
             <w:snapToGrid w:val="0"/>
             <w:textAlignment w:val="baseline"/>
             <w:rPr>
-              <w:rFonts w:ascii="Times New Roman" w:eastAsia="Times New Roman" w:hAnsi="Times New Roman" w:cs="Times New Roman"/>
+              <w:rFonts w:ascii="Times New Roman" w:hAnsi="Times New Roman" w:eastAsia="Times New Roman" w:cs="Times New Roman"/>
               <w:bCs/>
               <w:spacing w:val="-19"/>
               <w:szCs w:val="28"/>
@@ -4013,7 +4044,7 @@
           </w:pPr>
           <w:r>
             <w:rPr>
-              <w:rFonts w:ascii="Times New Roman" w:eastAsia="Times New Roman" w:hAnsi="Times New Roman" w:cs="Times New Roman"/>
+              <w:rFonts w:ascii="Times New Roman" w:hAnsi="Times New Roman" w:eastAsia="Times New Roman" w:cs="Times New Roman"/>
               <w:bCs/>
               <w:spacing w:val="-19"/>
               <w:szCs w:val="28"/>
@@ -4038,7 +4069,7 @@
             <w:snapToGrid w:val="0"/>
             <w:textAlignment w:val="baseline"/>
             <w:rPr>
-              <w:rFonts w:ascii="Times New Roman" w:eastAsia="Times New Roman" w:hAnsi="Times New Roman" w:cs="Times New Roman"/>
+              <w:rFonts w:ascii="Times New Roman" w:hAnsi="Times New Roman" w:eastAsia="Times New Roman" w:cs="Times New Roman"/>
               <w:bCs/>
               <w:spacing w:val="-19"/>
               <w:szCs w:val="28"/>
@@ -4046,7 +4077,7 @@
           </w:pPr>
           <w:r>
             <w:rPr>
-              <w:rFonts w:ascii="Times New Roman" w:eastAsia="Times New Roman" w:hAnsi="Times New Roman" w:cs="Times New Roman"/>
+              <w:rFonts w:ascii="Times New Roman" w:hAnsi="Times New Roman" w:eastAsia="Times New Roman" w:cs="Times New Roman"/>
               <w:bCs/>
               <w:spacing w:val="-19"/>
               <w:szCs w:val="28"/>
@@ -4076,7 +4107,7 @@
     </w:sdt>
     <w:p>
       <w:pPr>
-        <w:pStyle w:val="1"/>
+        <w:pStyle w:val="30"/>
         <w:keepNext w:val="0"/>
         <w:keepLines w:val="0"/>
         <w:pageBreakBefore w:val="0"/>
@@ -4100,7 +4131,7 @@
     </w:p>
     <w:p>
       <w:pPr>
-        <w:pStyle w:val="a"/>
+        <w:pStyle w:val="31"/>
         <w:keepNext w:val="0"/>
         <w:keepLines w:val="0"/>
         <w:pageBreakBefore w:val="0"/>
@@ -4116,37 +4147,37 @@
         <w:snapToGrid w:val="0"/>
         <w:textAlignment w:val="baseline"/>
         <w:rPr>
-          <w:rFonts w:ascii="宋体" w:eastAsia="宋体" w:hAnsi="宋体" w:cs="宋体" w:hint="eastAsia"/>
+          <w:rFonts w:hint="eastAsia" w:ascii="宋体" w:hAnsi="宋体" w:eastAsia="宋体" w:cs="宋体"/>
         </w:rPr>
       </w:pPr>
       <w:r>
         <w:rPr>
-          <w:rFonts w:ascii="宋体" w:eastAsia="宋体" w:hAnsi="宋体" w:cs="宋体" w:hint="eastAsia"/>
+          <w:rFonts w:hint="eastAsia" w:ascii="宋体" w:hAnsi="宋体" w:eastAsia="宋体" w:cs="宋体"/>
         </w:rPr>
         <w:t>为确保公司核心IT服务在面临各种中断性事件（如硬件故障、自然灾害、网络攻击、人为错误等）时，能够保持预定的可用性水平，并能够快速、有效地恢复，最大限度地减少对业务运营的影响和损失，特制定本制度。</w:t>
       </w:r>
     </w:p>
     <w:p>
       <w:pPr>
-        <w:pStyle w:val="1"/>
-        <w:keepNext w:val="0"/>
-        <w:keepLines w:val="0"/>
-        <w:pageBreakBefore w:val="0"/>
-        <w:widowControl w:val="0"/>
-        <w:kinsoku w:val="0"/>
-        <w:wordWrap/>
-        <w:overflowPunct/>
-        <w:topLinePunct w:val="0"/>
-        <w:autoSpaceDE w:val="0"/>
-        <w:autoSpaceDN w:val="0"/>
-        <w:bidi w:val="0"/>
-        <w:adjustRightInd w:val="0"/>
-        <w:snapToGrid w:val="0"/>
-        <w:textAlignment w:val="baseline"/>
-      </w:pPr>
-      <w:bookmarkStart w:id="4" w:name="bookmark5"/>
+        <w:pStyle w:val="30"/>
+        <w:keepNext w:val="0"/>
+        <w:keepLines w:val="0"/>
+        <w:pageBreakBefore w:val="0"/>
+        <w:widowControl w:val="0"/>
+        <w:kinsoku w:val="0"/>
+        <w:wordWrap/>
+        <w:overflowPunct/>
+        <w:topLinePunct w:val="0"/>
+        <w:autoSpaceDE w:val="0"/>
+        <w:autoSpaceDN w:val="0"/>
+        <w:bidi w:val="0"/>
+        <w:adjustRightInd w:val="0"/>
+        <w:snapToGrid w:val="0"/>
+        <w:textAlignment w:val="baseline"/>
+      </w:pPr>
+      <w:bookmarkStart w:id="4" w:name="bookmark4"/>
       <w:bookmarkEnd w:id="4"/>
-      <w:bookmarkStart w:id="5" w:name="bookmark4"/>
+      <w:bookmarkStart w:id="5" w:name="bookmark5"/>
       <w:bookmarkEnd w:id="5"/>
       <w:bookmarkStart w:id="6" w:name="_Toc22144"/>
       <w:r>
@@ -4156,7 +4187,7 @@
     </w:p>
     <w:p>
       <w:pPr>
-        <w:pStyle w:val="a"/>
+        <w:pStyle w:val="31"/>
         <w:keepNext w:val="0"/>
         <w:keepLines w:val="0"/>
         <w:pageBreakBefore w:val="0"/>
@@ -4174,7 +4205,7 @@
         <w:bidi w:val="0"/>
         <w:adjustRightInd w:val="0"/>
         <w:snapToGrid w:val="0"/>
-        <w:ind w:left="425" w:hanging="425" w:leftChars="0" w:firstLineChars="0"/>
+        <w:ind w:left="425" w:leftChars="0" w:hanging="425" w:firstLineChars="0"/>
         <w:textAlignment w:val="baseline"/>
       </w:pPr>
       <w:r>
@@ -4193,7 +4224,7 @@
     </w:p>
     <w:p>
       <w:pPr>
-        <w:pStyle w:val="a"/>
+        <w:pStyle w:val="31"/>
         <w:keepNext w:val="0"/>
         <w:keepLines w:val="0"/>
         <w:pageBreakBefore w:val="0"/>
@@ -4211,7 +4242,7 @@
         <w:bidi w:val="0"/>
         <w:adjustRightInd w:val="0"/>
         <w:snapToGrid w:val="0"/>
-        <w:ind w:left="425" w:hanging="425" w:leftChars="0" w:firstLineChars="0"/>
+        <w:ind w:left="425" w:leftChars="0" w:hanging="425" w:firstLineChars="0"/>
         <w:textAlignment w:val="baseline"/>
       </w:pPr>
       <w:r>
@@ -4220,7 +4251,7 @@
     </w:p>
     <w:p>
       <w:pPr>
-        <w:pStyle w:val="a"/>
+        <w:pStyle w:val="31"/>
         <w:keepNext w:val="0"/>
         <w:keepLines w:val="0"/>
         <w:pageBreakBefore w:val="0"/>
@@ -4238,7 +4269,7 @@
         <w:bidi w:val="0"/>
         <w:adjustRightInd w:val="0"/>
         <w:snapToGrid w:val="0"/>
-        <w:ind w:left="425" w:hanging="425" w:leftChars="0" w:firstLineChars="0"/>
+        <w:ind w:left="425" w:leftChars="0" w:hanging="425" w:firstLineChars="0"/>
         <w:textAlignment w:val="baseline"/>
       </w:pPr>
       <w:r>
@@ -4247,7 +4278,7 @@
     </w:p>
     <w:p>
       <w:pPr>
-        <w:pStyle w:val="a"/>
+        <w:pStyle w:val="31"/>
         <w:keepNext w:val="0"/>
         <w:keepLines w:val="0"/>
         <w:pageBreakBefore w:val="0"/>
@@ -4265,7 +4296,7 @@
         <w:bidi w:val="0"/>
         <w:adjustRightInd w:val="0"/>
         <w:snapToGrid w:val="0"/>
-        <w:ind w:left="425" w:hanging="425" w:leftChars="0" w:firstLineChars="0"/>
+        <w:ind w:left="425" w:leftChars="0" w:hanging="425" w:firstLineChars="0"/>
         <w:textAlignment w:val="baseline"/>
       </w:pPr>
       <w:r>
@@ -4284,7 +4315,7 @@
     </w:p>
     <w:p>
       <w:pPr>
-        <w:pStyle w:val="a"/>
+        <w:pStyle w:val="31"/>
         <w:keepNext w:val="0"/>
         <w:keepLines w:val="0"/>
         <w:pageBreakBefore w:val="0"/>
@@ -4302,7 +4333,7 @@
         <w:bidi w:val="0"/>
         <w:adjustRightInd w:val="0"/>
         <w:snapToGrid w:val="0"/>
-        <w:ind w:left="425" w:hanging="425" w:leftChars="0" w:firstLineChars="0"/>
+        <w:ind w:left="425" w:leftChars="0" w:hanging="425" w:firstLineChars="0"/>
         <w:textAlignment w:val="baseline"/>
       </w:pPr>
       <w:r>
@@ -4318,7 +4349,7 @@
     </w:p>
     <w:p>
       <w:pPr>
-        <w:pStyle w:val="1"/>
+        <w:pStyle w:val="30"/>
         <w:keepNext w:val="0"/>
         <w:keepLines w:val="0"/>
         <w:pageBreakBefore w:val="0"/>
@@ -4346,7 +4377,7 @@
     </w:p>
     <w:p>
       <w:pPr>
-        <w:pStyle w:val="a"/>
+        <w:pStyle w:val="31"/>
         <w:keepNext w:val="0"/>
         <w:keepLines w:val="0"/>
         <w:pageBreakBefore w:val="0"/>
@@ -4368,7 +4399,7 @@
     </w:p>
     <w:p>
       <w:pPr>
-        <w:pStyle w:val="a3"/>
+        <w:pStyle w:val="43"/>
         <w:keepNext w:val="0"/>
         <w:keepLines w:val="0"/>
         <w:pageBreakBefore w:val="0"/>
@@ -4394,7 +4425,7 @@
     </w:p>
     <w:p>
       <w:pPr>
-        <w:pStyle w:val="a3"/>
+        <w:pStyle w:val="43"/>
         <w:keepNext w:val="0"/>
         <w:keepLines w:val="0"/>
         <w:pageBreakBefore w:val="0"/>
@@ -4427,7 +4458,7 @@
     </w:p>
     <w:p>
       <w:pPr>
-        <w:pStyle w:val="a3"/>
+        <w:pStyle w:val="43"/>
         <w:keepNext w:val="0"/>
         <w:keepLines w:val="0"/>
         <w:pageBreakBefore w:val="0"/>
@@ -4453,7 +4484,7 @@
     </w:p>
     <w:p>
       <w:pPr>
-        <w:pStyle w:val="a"/>
+        <w:pStyle w:val="31"/>
         <w:keepNext w:val="0"/>
         <w:keepLines w:val="0"/>
         <w:pageBreakBefore w:val="0"/>
@@ -4475,7 +4506,7 @@
     </w:p>
     <w:p>
       <w:pPr>
-        <w:pStyle w:val="a3"/>
+        <w:pStyle w:val="43"/>
         <w:keepNext w:val="0"/>
         <w:keepLines w:val="0"/>
         <w:pageBreakBefore w:val="0"/>
@@ -4493,7 +4524,7 @@
         <w:bidi w:val="0"/>
         <w:adjustRightInd w:val="0"/>
         <w:snapToGrid w:val="0"/>
-        <w:ind w:left="425" w:hanging="425" w:leftChars="0" w:firstLineChars="0"/>
+        <w:ind w:left="425" w:leftChars="0" w:hanging="425" w:firstLineChars="0"/>
         <w:textAlignment w:val="baseline"/>
       </w:pPr>
       <w:r>
@@ -4502,7 +4533,7 @@
     </w:p>
     <w:p>
       <w:pPr>
-        <w:pStyle w:val="a3"/>
+        <w:pStyle w:val="43"/>
         <w:keepNext w:val="0"/>
         <w:keepLines w:val="0"/>
         <w:pageBreakBefore w:val="0"/>
@@ -4520,7 +4551,7 @@
         <w:bidi w:val="0"/>
         <w:adjustRightInd w:val="0"/>
         <w:snapToGrid w:val="0"/>
-        <w:ind w:left="425" w:hanging="425" w:leftChars="0" w:firstLineChars="0"/>
+        <w:ind w:left="425" w:leftChars="0" w:hanging="425" w:firstLineChars="0"/>
         <w:textAlignment w:val="baseline"/>
       </w:pPr>
       <w:r>
@@ -4529,7 +4560,7 @@
     </w:p>
     <w:p>
       <w:pPr>
-        <w:pStyle w:val="a3"/>
+        <w:pStyle w:val="43"/>
         <w:keepNext w:val="0"/>
         <w:keepLines w:val="0"/>
         <w:pageBreakBefore w:val="0"/>
@@ -4547,7 +4578,7 @@
         <w:bidi w:val="0"/>
         <w:adjustRightInd w:val="0"/>
         <w:snapToGrid w:val="0"/>
-        <w:ind w:left="425" w:hanging="425" w:leftChars="0" w:firstLineChars="0"/>
+        <w:ind w:left="425" w:leftChars="0" w:hanging="425" w:firstLineChars="0"/>
         <w:textAlignment w:val="baseline"/>
       </w:pPr>
       <w:r>
@@ -4556,7 +4587,7 @@
     </w:p>
     <w:p>
       <w:pPr>
-        <w:pStyle w:val="a3"/>
+        <w:pStyle w:val="43"/>
         <w:keepNext w:val="0"/>
         <w:keepLines w:val="0"/>
         <w:pageBreakBefore w:val="0"/>
@@ -4574,7 +4605,7 @@
         <w:bidi w:val="0"/>
         <w:adjustRightInd w:val="0"/>
         <w:snapToGrid w:val="0"/>
-        <w:ind w:left="425" w:hanging="425" w:leftChars="0" w:firstLineChars="0"/>
+        <w:ind w:left="425" w:leftChars="0" w:hanging="425" w:firstLineChars="0"/>
         <w:textAlignment w:val="baseline"/>
       </w:pPr>
       <w:r>
@@ -4583,7 +4614,7 @@
     </w:p>
     <w:p>
       <w:pPr>
-        <w:pStyle w:val="a3"/>
+        <w:pStyle w:val="43"/>
         <w:keepNext w:val="0"/>
         <w:keepLines w:val="0"/>
         <w:pageBreakBefore w:val="0"/>
@@ -4601,7 +4632,7 @@
         <w:bidi w:val="0"/>
         <w:adjustRightInd w:val="0"/>
         <w:snapToGrid w:val="0"/>
-        <w:ind w:left="425" w:hanging="425" w:leftChars="0" w:firstLineChars="0"/>
+        <w:ind w:left="425" w:leftChars="0" w:hanging="425" w:firstLineChars="0"/>
         <w:textAlignment w:val="baseline"/>
       </w:pPr>
       <w:r>
@@ -4610,7 +4641,7 @@
     </w:p>
     <w:p>
       <w:pPr>
-        <w:pStyle w:val="a3"/>
+        <w:pStyle w:val="43"/>
         <w:keepNext w:val="0"/>
         <w:keepLines w:val="0"/>
         <w:pageBreakBefore w:val="0"/>
@@ -4628,7 +4659,7 @@
         <w:bidi w:val="0"/>
         <w:adjustRightInd w:val="0"/>
         <w:snapToGrid w:val="0"/>
-        <w:ind w:left="425" w:hanging="425" w:leftChars="0" w:firstLineChars="0"/>
+        <w:ind w:left="425" w:leftChars="0" w:hanging="425" w:firstLineChars="0"/>
         <w:textAlignment w:val="baseline"/>
       </w:pPr>
       <w:r>
@@ -4637,7 +4668,7 @@
     </w:p>
     <w:p>
       <w:pPr>
-        <w:pStyle w:val="a"/>
+        <w:pStyle w:val="31"/>
         <w:keepNext w:val="0"/>
         <w:keepLines w:val="0"/>
         <w:pageBreakBefore w:val="0"/>
@@ -4684,7 +4715,7 @@
     </w:p>
     <w:p>
       <w:pPr>
-        <w:pStyle w:val="1"/>
+        <w:pStyle w:val="30"/>
         <w:keepNext w:val="0"/>
         <w:keepLines w:val="0"/>
         <w:pageBreakBefore w:val="0"/>
@@ -4708,7 +4739,7 @@
     </w:p>
     <w:p>
       <w:pPr>
-        <w:pStyle w:val="2"/>
+        <w:pStyle w:val="32"/>
         <w:keepNext w:val="0"/>
         <w:keepLines w:val="0"/>
         <w:pageBreakBefore w:val="0"/>
@@ -4732,7 +4763,7 @@
     </w:p>
     <w:p>
       <w:pPr>
-        <w:pStyle w:val="a3"/>
+        <w:pStyle w:val="43"/>
         <w:keepNext w:val="0"/>
         <w:keepLines w:val="0"/>
         <w:pageBreakBefore w:val="0"/>
@@ -4750,7 +4781,7 @@
         <w:bidi w:val="0"/>
         <w:adjustRightInd w:val="0"/>
         <w:snapToGrid w:val="0"/>
-        <w:ind w:left="425" w:hanging="425" w:leftChars="0" w:firstLineChars="0"/>
+        <w:ind w:left="425" w:leftChars="0" w:hanging="425" w:firstLineChars="0"/>
         <w:textAlignment w:val="baseline"/>
       </w:pPr>
       <w:r>
@@ -4789,7 +4820,7 @@
     </w:p>
     <w:p>
       <w:pPr>
-        <w:pStyle w:val="a3"/>
+        <w:pStyle w:val="43"/>
         <w:keepNext w:val="0"/>
         <w:keepLines w:val="0"/>
         <w:pageBreakBefore w:val="0"/>
@@ -4807,7 +4838,7 @@
         <w:bidi w:val="0"/>
         <w:adjustRightInd w:val="0"/>
         <w:snapToGrid w:val="0"/>
-        <w:ind w:left="425" w:hanging="425" w:leftChars="0" w:firstLineChars="0"/>
+        <w:ind w:left="425" w:leftChars="0" w:hanging="425" w:firstLineChars="0"/>
         <w:textAlignment w:val="baseline"/>
       </w:pPr>
       <w:r>
@@ -4816,7 +4847,7 @@
     </w:p>
     <w:p>
       <w:pPr>
-        <w:pStyle w:val="a3"/>
+        <w:pStyle w:val="43"/>
         <w:keepNext w:val="0"/>
         <w:keepLines w:val="0"/>
         <w:pageBreakBefore w:val="0"/>
@@ -4834,7 +4865,7 @@
         <w:bidi w:val="0"/>
         <w:adjustRightInd w:val="0"/>
         <w:snapToGrid w:val="0"/>
-        <w:ind w:left="425" w:hanging="425" w:leftChars="0" w:firstLineChars="0"/>
+        <w:ind w:left="425" w:leftChars="0" w:hanging="425" w:firstLineChars="0"/>
         <w:textAlignment w:val="baseline"/>
       </w:pPr>
       <w:r>
@@ -4850,7 +4881,7 @@
     </w:p>
     <w:p>
       <w:pPr>
-        <w:pStyle w:val="a3"/>
+        <w:pStyle w:val="43"/>
         <w:keepNext w:val="0"/>
         <w:keepLines w:val="0"/>
         <w:pageBreakBefore w:val="0"/>
@@ -4868,7 +4899,7 @@
         <w:bidi w:val="0"/>
         <w:adjustRightInd w:val="0"/>
         <w:snapToGrid w:val="0"/>
-        <w:ind w:left="425" w:hanging="425" w:leftChars="0" w:firstLineChars="0"/>
+        <w:ind w:left="425" w:leftChars="0" w:hanging="425" w:firstLineChars="0"/>
         <w:textAlignment w:val="baseline"/>
       </w:pPr>
       <w:r>
@@ -4884,25 +4915,25 @@
     </w:p>
     <w:p>
       <w:pPr>
-        <w:pStyle w:val="1"/>
-        <w:keepNext w:val="0"/>
-        <w:keepLines w:val="0"/>
-        <w:pageBreakBefore w:val="0"/>
-        <w:widowControl w:val="0"/>
-        <w:kinsoku w:val="0"/>
-        <w:wordWrap/>
-        <w:overflowPunct/>
-        <w:topLinePunct w:val="0"/>
-        <w:autoSpaceDE w:val="0"/>
-        <w:autoSpaceDN w:val="0"/>
-        <w:bidi w:val="0"/>
-        <w:adjustRightInd w:val="0"/>
-        <w:snapToGrid w:val="0"/>
-        <w:textAlignment w:val="baseline"/>
-      </w:pPr>
-      <w:bookmarkStart w:id="14" w:name="bookmark10"/>
+        <w:pStyle w:val="30"/>
+        <w:keepNext w:val="0"/>
+        <w:keepLines w:val="0"/>
+        <w:pageBreakBefore w:val="0"/>
+        <w:widowControl w:val="0"/>
+        <w:kinsoku w:val="0"/>
+        <w:wordWrap/>
+        <w:overflowPunct/>
+        <w:topLinePunct w:val="0"/>
+        <w:autoSpaceDE w:val="0"/>
+        <w:autoSpaceDN w:val="0"/>
+        <w:bidi w:val="0"/>
+        <w:adjustRightInd w:val="0"/>
+        <w:snapToGrid w:val="0"/>
+        <w:textAlignment w:val="baseline"/>
+      </w:pPr>
+      <w:bookmarkStart w:id="14" w:name="bookmark11"/>
       <w:bookmarkEnd w:id="14"/>
-      <w:bookmarkStart w:id="15" w:name="bookmark11"/>
+      <w:bookmarkStart w:id="15" w:name="bookmark10"/>
       <w:bookmarkEnd w:id="15"/>
       <w:bookmarkStart w:id="16" w:name="_Toc28623"/>
       <w:r>
@@ -4912,7 +4943,7 @@
     </w:p>
     <w:p>
       <w:pPr>
-        <w:pStyle w:val="2"/>
+        <w:pStyle w:val="32"/>
         <w:keepNext w:val="0"/>
         <w:keepLines w:val="0"/>
         <w:pageBreakBefore w:val="0"/>
@@ -4944,7 +4975,7 @@
     </w:p>
     <w:p>
       <w:pPr>
-        <w:pStyle w:val="a"/>
+        <w:pStyle w:val="31"/>
         <w:keepNext w:val="0"/>
         <w:keepLines w:val="0"/>
         <w:pageBreakBefore w:val="0"/>
@@ -4966,29 +4997,29 @@
     </w:p>
     <w:p>
       <w:pPr>
-        <w:pStyle w:val="3"/>
-        <w:keepNext w:val="0"/>
-        <w:keepLines w:val="0"/>
-        <w:pageBreakBefore w:val="0"/>
-        <w:widowControl w:val="0"/>
-        <w:kinsoku w:val="0"/>
-        <w:wordWrap/>
-        <w:overflowPunct/>
-        <w:topLinePunct w:val="0"/>
-        <w:autoSpaceDE w:val="0"/>
-        <w:autoSpaceDN w:val="0"/>
-        <w:bidi w:val="0"/>
-        <w:adjustRightInd w:val="0"/>
-        <w:snapToGrid w:val="0"/>
-        <w:textAlignment w:val="baseline"/>
-      </w:pPr>
-      <w:bookmarkStart w:id="18" w:name="bookmark14"/>
+        <w:pStyle w:val="33"/>
+        <w:keepNext w:val="0"/>
+        <w:keepLines w:val="0"/>
+        <w:pageBreakBefore w:val="0"/>
+        <w:widowControl w:val="0"/>
+        <w:kinsoku w:val="0"/>
+        <w:wordWrap/>
+        <w:overflowPunct/>
+        <w:topLinePunct w:val="0"/>
+        <w:autoSpaceDE w:val="0"/>
+        <w:autoSpaceDN w:val="0"/>
+        <w:bidi w:val="0"/>
+        <w:adjustRightInd w:val="0"/>
+        <w:snapToGrid w:val="0"/>
+        <w:textAlignment w:val="baseline"/>
+      </w:pPr>
+      <w:bookmarkStart w:id="18" w:name="bookmark13"/>
       <w:bookmarkEnd w:id="18"/>
-      <w:bookmarkStart w:id="19" w:name="bookmark15"/>
+      <w:bookmarkStart w:id="19" w:name="bookmark12"/>
       <w:bookmarkEnd w:id="19"/>
-      <w:bookmarkStart w:id="20" w:name="bookmark13"/>
+      <w:bookmarkStart w:id="20" w:name="bookmark15"/>
       <w:bookmarkEnd w:id="20"/>
-      <w:bookmarkStart w:id="21" w:name="bookmark12"/>
+      <w:bookmarkStart w:id="21" w:name="bookmark14"/>
       <w:bookmarkEnd w:id="21"/>
       <w:bookmarkStart w:id="22" w:name="_Toc19272"/>
       <w:r>
@@ -4998,7 +5029,7 @@
     </w:p>
     <w:p>
       <w:pPr>
-        <w:pStyle w:val="4"/>
+        <w:pStyle w:val="44"/>
         <w:keepNext w:val="0"/>
         <w:keepLines w:val="0"/>
         <w:pageBreakBefore w:val="0"/>
@@ -5020,7 +5051,7 @@
     </w:p>
     <w:p>
       <w:pPr>
-        <w:pStyle w:val="a"/>
+        <w:pStyle w:val="31"/>
         <w:keepNext w:val="0"/>
         <w:keepLines w:val="0"/>
         <w:pageBreakBefore w:val="0"/>
@@ -5038,7 +5069,7 @@
         <w:bidi w:val="0"/>
         <w:adjustRightInd w:val="0"/>
         <w:snapToGrid w:val="0"/>
-        <w:ind w:left="425" w:hanging="425" w:leftChars="0" w:firstLineChars="0"/>
+        <w:ind w:left="425" w:leftChars="0" w:hanging="425" w:firstLineChars="0"/>
         <w:textAlignment w:val="baseline"/>
       </w:pPr>
       <w:r>
@@ -5047,7 +5078,7 @@
     </w:p>
     <w:p>
       <w:pPr>
-        <w:pStyle w:val="a"/>
+        <w:pStyle w:val="31"/>
         <w:keepNext w:val="0"/>
         <w:keepLines w:val="0"/>
         <w:pageBreakBefore w:val="0"/>
@@ -5065,7 +5096,7 @@
         <w:bidi w:val="0"/>
         <w:adjustRightInd w:val="0"/>
         <w:snapToGrid w:val="0"/>
-        <w:ind w:left="425" w:hanging="425" w:leftChars="0" w:firstLineChars="0"/>
+        <w:ind w:left="425" w:leftChars="0" w:hanging="425" w:firstLineChars="0"/>
         <w:textAlignment w:val="baseline"/>
       </w:pPr>
       <w:r>
@@ -5084,7 +5115,7 @@
     </w:p>
     <w:p>
       <w:pPr>
-        <w:pStyle w:val="a"/>
+        <w:pStyle w:val="31"/>
         <w:keepNext w:val="0"/>
         <w:keepLines w:val="0"/>
         <w:pageBreakBefore w:val="0"/>
@@ -5102,7 +5133,7 @@
         <w:bidi w:val="0"/>
         <w:adjustRightInd w:val="0"/>
         <w:snapToGrid w:val="0"/>
-        <w:ind w:left="425" w:hanging="425" w:leftChars="0" w:firstLineChars="0"/>
+        <w:ind w:left="425" w:leftChars="0" w:hanging="425" w:firstLineChars="0"/>
         <w:textAlignment w:val="baseline"/>
       </w:pPr>
       <w:r>
@@ -5111,7 +5142,7 @@
     </w:p>
     <w:p>
       <w:pPr>
-        <w:pStyle w:val="4"/>
+        <w:pStyle w:val="44"/>
         <w:keepNext w:val="0"/>
         <w:keepLines w:val="0"/>
         <w:pageBreakBefore w:val="0"/>
@@ -5131,9 +5162,9 @@
       <w:bookmarkEnd w:id="23"/>
       <w:bookmarkStart w:id="24" w:name="bookmark17"/>
       <w:bookmarkEnd w:id="24"/>
-      <w:bookmarkStart w:id="25" w:name="bookmark19"/>
+      <w:bookmarkStart w:id="25" w:name="bookmark18"/>
       <w:bookmarkEnd w:id="25"/>
-      <w:bookmarkStart w:id="26" w:name="bookmark18"/>
+      <w:bookmarkStart w:id="26" w:name="bookmark19"/>
       <w:bookmarkEnd w:id="26"/>
       <w:r>
         <w:t>需求识别应考虑内容</w:t>
@@ -5155,11 +5186,11 @@
         <w:adjustRightInd w:val="0"/>
         <w:snapToGrid w:val="0"/>
         <w:spacing w:line="360" w:lineRule="auto"/>
-        <w:ind w:left="468" w:right="0" w:hanging="420" w:hangingChars="200"/>
+        <w:ind w:left="468" w:right="0" w:hanging="468" w:hangingChars="200"/>
         <w:jc w:val="left"/>
         <w:textAlignment w:val="baseline"/>
         <w:rPr>
-          <w:rFonts w:ascii="宋体" w:eastAsia="宋体" w:hAnsi="宋体" w:cs="宋体"/>
+          <w:rFonts w:ascii="宋体" w:hAnsi="宋体" w:eastAsia="宋体" w:cs="宋体"/>
           <w:spacing w:val="-3"/>
           <w:sz w:val="24"/>
           <w:szCs w:val="24"/>
@@ -5167,7 +5198,7 @@
       </w:pPr>
       <w:r>
         <w:rPr>
-          <w:rFonts w:ascii="宋体" w:eastAsia="宋体" w:hAnsi="宋体" w:cs="宋体"/>
+          <w:rFonts w:ascii="宋体" w:hAnsi="宋体" w:eastAsia="宋体" w:cs="宋体"/>
           <w:spacing w:val="-3"/>
           <w:sz w:val="24"/>
           <w:szCs w:val="24"/>
@@ -5177,7 +5208,7 @@
     </w:p>
     <w:p>
       <w:pPr>
-        <w:pStyle w:val="a3"/>
+        <w:pStyle w:val="43"/>
         <w:keepNext w:val="0"/>
         <w:keepLines w:val="0"/>
         <w:pageBreakBefore w:val="0"/>
@@ -5195,7 +5226,7 @@
         <w:bidi w:val="0"/>
         <w:adjustRightInd w:val="0"/>
         <w:snapToGrid w:val="0"/>
-        <w:ind w:left="425" w:hanging="425" w:leftChars="0" w:firstLineChars="0"/>
+        <w:ind w:left="425" w:leftChars="0" w:hanging="425" w:firstLineChars="0"/>
         <w:textAlignment w:val="baseline"/>
       </w:pPr>
       <w:r>
@@ -5204,7 +5235,7 @@
     </w:p>
     <w:p>
       <w:pPr>
-        <w:pStyle w:val="a3"/>
+        <w:pStyle w:val="43"/>
         <w:keepNext w:val="0"/>
         <w:keepLines w:val="0"/>
         <w:pageBreakBefore w:val="0"/>
@@ -5222,7 +5253,7 @@
         <w:bidi w:val="0"/>
         <w:adjustRightInd w:val="0"/>
         <w:snapToGrid w:val="0"/>
-        <w:ind w:left="425" w:hanging="425" w:leftChars="0" w:firstLineChars="0"/>
+        <w:ind w:left="425" w:leftChars="0" w:hanging="425" w:firstLineChars="0"/>
         <w:textAlignment w:val="baseline"/>
       </w:pPr>
       <w:bookmarkStart w:id="27" w:name="bookmark43"/>
@@ -5233,7 +5264,7 @@
     </w:p>
     <w:p>
       <w:pPr>
-        <w:pStyle w:val="a3"/>
+        <w:pStyle w:val="43"/>
         <w:keepNext w:val="0"/>
         <w:keepLines w:val="0"/>
         <w:pageBreakBefore w:val="0"/>
@@ -5251,7 +5282,7 @@
         <w:bidi w:val="0"/>
         <w:adjustRightInd w:val="0"/>
         <w:snapToGrid w:val="0"/>
-        <w:ind w:left="425" w:hanging="425" w:leftChars="0" w:firstLineChars="0"/>
+        <w:ind w:left="425" w:leftChars="0" w:hanging="425" w:firstLineChars="0"/>
         <w:textAlignment w:val="baseline"/>
       </w:pPr>
       <w:r>
@@ -5260,7 +5291,7 @@
     </w:p>
     <w:p>
       <w:pPr>
-        <w:pStyle w:val="a3"/>
+        <w:pStyle w:val="43"/>
         <w:keepNext w:val="0"/>
         <w:keepLines w:val="0"/>
         <w:pageBreakBefore w:val="0"/>
@@ -5278,7 +5309,7 @@
         <w:bidi w:val="0"/>
         <w:adjustRightInd w:val="0"/>
         <w:snapToGrid w:val="0"/>
-        <w:ind w:left="425" w:hanging="425" w:leftChars="0" w:firstLineChars="0"/>
+        <w:ind w:left="425" w:leftChars="0" w:hanging="425" w:firstLineChars="0"/>
         <w:textAlignment w:val="baseline"/>
       </w:pPr>
       <w:r>
@@ -5287,7 +5318,7 @@
     </w:p>
     <w:p>
       <w:pPr>
-        <w:pStyle w:val="a3"/>
+        <w:pStyle w:val="43"/>
         <w:keepNext w:val="0"/>
         <w:keepLines w:val="0"/>
         <w:pageBreakBefore w:val="0"/>
@@ -5305,7 +5336,7 @@
         <w:bidi w:val="0"/>
         <w:adjustRightInd w:val="0"/>
         <w:snapToGrid w:val="0"/>
-        <w:ind w:left="425" w:hanging="425" w:leftChars="0" w:firstLineChars="0"/>
+        <w:ind w:left="425" w:leftChars="0" w:hanging="425" w:firstLineChars="0"/>
         <w:textAlignment w:val="baseline"/>
       </w:pPr>
       <w:r>
@@ -5314,7 +5345,7 @@
     </w:p>
     <w:p>
       <w:pPr>
-        <w:pStyle w:val="3"/>
+        <w:pStyle w:val="33"/>
         <w:keepNext w:val="0"/>
         <w:keepLines w:val="0"/>
         <w:pageBreakBefore w:val="0"/>
@@ -5342,7 +5373,7 @@
     </w:p>
     <w:p>
       <w:pPr>
-        <w:pStyle w:val="a3"/>
+        <w:pStyle w:val="43"/>
         <w:keepNext w:val="0"/>
         <w:keepLines w:val="0"/>
         <w:pageBreakBefore w:val="0"/>
@@ -5360,7 +5391,7 @@
         <w:bidi w:val="0"/>
         <w:adjustRightInd w:val="0"/>
         <w:snapToGrid w:val="0"/>
-        <w:ind w:left="425" w:hanging="425" w:leftChars="0" w:firstLineChars="0"/>
+        <w:ind w:left="425" w:leftChars="0" w:hanging="425" w:firstLineChars="0"/>
         <w:textAlignment w:val="baseline"/>
       </w:pPr>
       <w:r>
@@ -5369,7 +5400,7 @@
     </w:p>
     <w:p>
       <w:pPr>
-        <w:pStyle w:val="a3"/>
+        <w:pStyle w:val="43"/>
         <w:keepNext w:val="0"/>
         <w:keepLines w:val="0"/>
         <w:pageBreakBefore w:val="0"/>
@@ -5387,7 +5418,7 @@
         <w:bidi w:val="0"/>
         <w:adjustRightInd w:val="0"/>
         <w:snapToGrid w:val="0"/>
-        <w:ind w:left="425" w:hanging="425" w:leftChars="0" w:firstLineChars="0"/>
+        <w:ind w:left="425" w:leftChars="0" w:hanging="425" w:firstLineChars="0"/>
         <w:textAlignment w:val="baseline"/>
       </w:pPr>
       <w:r>
@@ -5396,7 +5427,7 @@
     </w:p>
     <w:p>
       <w:pPr>
-        <w:pStyle w:val="a3"/>
+        <w:pStyle w:val="43"/>
         <w:keepNext w:val="0"/>
         <w:keepLines w:val="0"/>
         <w:pageBreakBefore w:val="0"/>
@@ -5414,7 +5445,7 @@
         <w:bidi w:val="0"/>
         <w:adjustRightInd w:val="0"/>
         <w:snapToGrid w:val="0"/>
-        <w:ind w:left="425" w:hanging="425" w:leftChars="0" w:firstLineChars="0"/>
+        <w:ind w:left="425" w:leftChars="0" w:hanging="425" w:firstLineChars="0"/>
         <w:textAlignment w:val="baseline"/>
       </w:pPr>
       <w:r>
@@ -5423,7 +5454,7 @@
     </w:p>
     <w:p>
       <w:pPr>
-        <w:pStyle w:val="a3"/>
+        <w:pStyle w:val="43"/>
         <w:keepNext w:val="0"/>
         <w:keepLines w:val="0"/>
         <w:pageBreakBefore w:val="0"/>
@@ -5441,7 +5472,7 @@
         <w:bidi w:val="0"/>
         <w:adjustRightInd w:val="0"/>
         <w:snapToGrid w:val="0"/>
-        <w:ind w:left="425" w:hanging="425" w:leftChars="0" w:firstLineChars="0"/>
+        <w:ind w:left="425" w:leftChars="0" w:hanging="425" w:firstLineChars="0"/>
         <w:textAlignment w:val="baseline"/>
       </w:pPr>
       <w:r>
@@ -5450,7 +5481,7 @@
     </w:p>
     <w:p>
       <w:pPr>
-        <w:pStyle w:val="3"/>
+        <w:pStyle w:val="33"/>
         <w:keepNext w:val="0"/>
         <w:keepLines w:val="0"/>
         <w:pageBreakBefore w:val="0"/>
@@ -5470,9 +5501,9 @@
         <w:snapToGrid w:val="0"/>
         <w:textAlignment w:val="baseline"/>
       </w:pPr>
-      <w:bookmarkStart w:id="29" w:name="bookmark20"/>
+      <w:bookmarkStart w:id="29" w:name="bookmark21"/>
       <w:bookmarkEnd w:id="29"/>
-      <w:bookmarkStart w:id="30" w:name="bookmark21"/>
+      <w:bookmarkStart w:id="30" w:name="bookmark20"/>
       <w:bookmarkEnd w:id="30"/>
       <w:bookmarkStart w:id="31" w:name="_Toc31040"/>
       <w:r>
@@ -5482,7 +5513,7 @@
     </w:p>
     <w:p>
       <w:pPr>
-        <w:pStyle w:val="a3"/>
+        <w:pStyle w:val="43"/>
         <w:keepNext w:val="0"/>
         <w:keepLines w:val="0"/>
         <w:pageBreakBefore w:val="0"/>
@@ -5500,7 +5531,7 @@
         <w:bidi w:val="0"/>
         <w:adjustRightInd w:val="0"/>
         <w:snapToGrid w:val="0"/>
-        <w:ind w:left="425" w:hanging="425" w:leftChars="0" w:firstLineChars="0"/>
+        <w:ind w:left="425" w:leftChars="0" w:hanging="425" w:firstLineChars="0"/>
         <w:textAlignment w:val="baseline"/>
       </w:pPr>
       <w:r>
@@ -5509,7 +5540,7 @@
     </w:p>
     <w:p>
       <w:pPr>
-        <w:pStyle w:val="a3"/>
+        <w:pStyle w:val="43"/>
         <w:keepNext w:val="0"/>
         <w:keepLines w:val="0"/>
         <w:pageBreakBefore w:val="0"/>
@@ -5527,7 +5558,7 @@
         <w:bidi w:val="0"/>
         <w:adjustRightInd w:val="0"/>
         <w:snapToGrid w:val="0"/>
-        <w:ind w:left="425" w:hanging="425" w:leftChars="0" w:firstLineChars="0"/>
+        <w:ind w:left="425" w:leftChars="0" w:hanging="425" w:firstLineChars="0"/>
         <w:textAlignment w:val="baseline"/>
       </w:pPr>
       <w:r>
@@ -5536,7 +5567,7 @@
     </w:p>
     <w:p>
       <w:pPr>
-        <w:pStyle w:val="a3"/>
+        <w:pStyle w:val="43"/>
         <w:keepNext w:val="0"/>
         <w:keepLines w:val="0"/>
         <w:pageBreakBefore w:val="0"/>
@@ -5554,7 +5585,7 @@
         <w:bidi w:val="0"/>
         <w:adjustRightInd w:val="0"/>
         <w:snapToGrid w:val="0"/>
-        <w:ind w:left="425" w:hanging="425" w:leftChars="0" w:firstLineChars="0"/>
+        <w:ind w:left="425" w:leftChars="0" w:hanging="425" w:firstLineChars="0"/>
         <w:textAlignment w:val="baseline"/>
       </w:pPr>
       <w:r>
@@ -5563,7 +5594,7 @@
     </w:p>
     <w:p>
       <w:pPr>
-        <w:pStyle w:val="a3"/>
+        <w:pStyle w:val="43"/>
         <w:keepNext w:val="0"/>
         <w:keepLines w:val="0"/>
         <w:pageBreakBefore w:val="0"/>
@@ -5581,7 +5612,7 @@
         <w:bidi w:val="0"/>
         <w:adjustRightInd w:val="0"/>
         <w:snapToGrid w:val="0"/>
-        <w:ind w:left="425" w:hanging="425" w:leftChars="0" w:firstLineChars="0"/>
+        <w:ind w:left="425" w:leftChars="0" w:hanging="425" w:firstLineChars="0"/>
         <w:textAlignment w:val="baseline"/>
       </w:pPr>
       <w:r>
@@ -5590,7 +5621,7 @@
     </w:p>
     <w:p>
       <w:pPr>
-        <w:pStyle w:val="a3"/>
+        <w:pStyle w:val="43"/>
         <w:keepNext w:val="0"/>
         <w:keepLines w:val="0"/>
         <w:pageBreakBefore w:val="0"/>
@@ -5608,7 +5639,7 @@
         <w:bidi w:val="0"/>
         <w:adjustRightInd w:val="0"/>
         <w:snapToGrid w:val="0"/>
-        <w:ind w:left="425" w:hanging="425" w:leftChars="0" w:firstLineChars="0"/>
+        <w:ind w:left="425" w:leftChars="0" w:hanging="425" w:firstLineChars="0"/>
         <w:textAlignment w:val="baseline"/>
       </w:pPr>
       <w:r>
@@ -5617,7 +5648,7 @@
     </w:p>
     <w:p>
       <w:pPr>
-        <w:pStyle w:val="a3"/>
+        <w:pStyle w:val="43"/>
         <w:keepNext w:val="0"/>
         <w:keepLines w:val="0"/>
         <w:pageBreakBefore w:val="0"/>
@@ -5635,7 +5666,7 @@
         <w:bidi w:val="0"/>
         <w:adjustRightInd w:val="0"/>
         <w:snapToGrid w:val="0"/>
-        <w:ind w:left="425" w:hanging="425" w:leftChars="0" w:firstLineChars="0"/>
+        <w:ind w:left="425" w:leftChars="0" w:hanging="425" w:firstLineChars="0"/>
         <w:textAlignment w:val="baseline"/>
       </w:pPr>
       <w:r>
@@ -5644,7 +5675,7 @@
     </w:p>
     <w:p>
       <w:pPr>
-        <w:pStyle w:val="a3"/>
+        <w:pStyle w:val="43"/>
         <w:keepNext w:val="0"/>
         <w:keepLines w:val="0"/>
         <w:pageBreakBefore w:val="0"/>
@@ -5662,7 +5693,7 @@
         <w:bidi w:val="0"/>
         <w:adjustRightInd w:val="0"/>
         <w:snapToGrid w:val="0"/>
-        <w:ind w:left="425" w:hanging="425" w:leftChars="0" w:firstLineChars="0"/>
+        <w:ind w:left="425" w:leftChars="0" w:hanging="425" w:firstLineChars="0"/>
         <w:textAlignment w:val="baseline"/>
       </w:pPr>
       <w:r>
@@ -5671,7 +5702,7 @@
     </w:p>
     <w:p>
       <w:pPr>
-        <w:pStyle w:val="a3"/>
+        <w:pStyle w:val="43"/>
         <w:keepNext w:val="0"/>
         <w:keepLines w:val="0"/>
         <w:pageBreakBefore w:val="0"/>
@@ -5689,7 +5720,7 @@
         <w:bidi w:val="0"/>
         <w:adjustRightInd w:val="0"/>
         <w:snapToGrid w:val="0"/>
-        <w:ind w:left="425" w:hanging="425" w:leftChars="0" w:firstLineChars="0"/>
+        <w:ind w:left="425" w:leftChars="0" w:hanging="425" w:firstLineChars="0"/>
         <w:textAlignment w:val="baseline"/>
       </w:pPr>
       <w:bookmarkStart w:id="32" w:name="bookmark44"/>
@@ -5700,7 +5731,7 @@
     </w:p>
     <w:p>
       <w:pPr>
-        <w:pStyle w:val="a3"/>
+        <w:pStyle w:val="43"/>
         <w:keepNext w:val="0"/>
         <w:keepLines w:val="0"/>
         <w:pageBreakBefore w:val="0"/>
@@ -5722,7 +5753,7 @@
     </w:p>
     <w:p>
       <w:pPr>
-        <w:pStyle w:val="a3"/>
+        <w:pStyle w:val="43"/>
         <w:keepNext w:val="0"/>
         <w:keepLines w:val="0"/>
         <w:pageBreakBefore w:val="0"/>
@@ -5740,7 +5771,7 @@
         <w:bidi w:val="0"/>
         <w:adjustRightInd w:val="0"/>
         <w:snapToGrid w:val="0"/>
-        <w:ind w:left="425" w:hanging="425" w:leftChars="0" w:firstLineChars="0"/>
+        <w:ind w:left="425" w:leftChars="0" w:hanging="425" w:firstLineChars="0"/>
         <w:textAlignment w:val="baseline"/>
       </w:pPr>
       <w:r>
@@ -5749,7 +5780,7 @@
     </w:p>
     <w:p>
       <w:pPr>
-        <w:pStyle w:val="a3"/>
+        <w:pStyle w:val="43"/>
         <w:keepNext w:val="0"/>
         <w:keepLines w:val="0"/>
         <w:pageBreakBefore w:val="0"/>
@@ -5767,7 +5798,7 @@
         <w:bidi w:val="0"/>
         <w:adjustRightInd w:val="0"/>
         <w:snapToGrid w:val="0"/>
-        <w:ind w:left="425" w:hanging="425" w:leftChars="0" w:firstLineChars="0"/>
+        <w:ind w:left="425" w:leftChars="0" w:hanging="425" w:firstLineChars="0"/>
         <w:textAlignment w:val="baseline"/>
       </w:pPr>
       <w:r>
@@ -5776,7 +5807,7 @@
     </w:p>
     <w:p>
       <w:pPr>
-        <w:pStyle w:val="3"/>
+        <w:pStyle w:val="33"/>
         <w:keepNext w:val="0"/>
         <w:keepLines w:val="0"/>
         <w:pageBreakBefore w:val="0"/>
@@ -5808,7 +5839,7 @@
     </w:p>
     <w:p>
       <w:pPr>
-        <w:pStyle w:val="a"/>
+        <w:pStyle w:val="31"/>
         <w:keepNext w:val="0"/>
         <w:keepLines w:val="0"/>
         <w:pageBreakBefore w:val="0"/>
@@ -5830,7 +5861,7 @@
     </w:p>
     <w:p>
       <w:pPr>
-        <w:pStyle w:val="a3"/>
+        <w:pStyle w:val="43"/>
         <w:keepNext w:val="0"/>
         <w:keepLines w:val="0"/>
         <w:pageBreakBefore w:val="0"/>
@@ -5848,7 +5879,7 @@
         <w:bidi w:val="0"/>
         <w:adjustRightInd w:val="0"/>
         <w:snapToGrid w:val="0"/>
-        <w:ind w:left="425" w:hanging="425" w:leftChars="0" w:firstLineChars="0"/>
+        <w:ind w:left="425" w:leftChars="0" w:hanging="425" w:firstLineChars="0"/>
         <w:textAlignment w:val="baseline"/>
       </w:pPr>
       <w:r>
@@ -5857,7 +5888,7 @@
     </w:p>
     <w:p>
       <w:pPr>
-        <w:pStyle w:val="a3"/>
+        <w:pStyle w:val="43"/>
         <w:keepNext w:val="0"/>
         <w:keepLines w:val="0"/>
         <w:pageBreakBefore w:val="0"/>
@@ -5875,7 +5906,7 @@
         <w:bidi w:val="0"/>
         <w:adjustRightInd w:val="0"/>
         <w:snapToGrid w:val="0"/>
-        <w:ind w:left="425" w:hanging="425" w:leftChars="0" w:firstLineChars="0"/>
+        <w:ind w:left="425" w:leftChars="0" w:hanging="425" w:firstLineChars="0"/>
         <w:textAlignment w:val="baseline"/>
       </w:pPr>
       <w:r>
@@ -5884,7 +5915,7 @@
     </w:p>
     <w:p>
       <w:pPr>
-        <w:pStyle w:val="a3"/>
+        <w:pStyle w:val="43"/>
         <w:keepNext w:val="0"/>
         <w:keepLines w:val="0"/>
         <w:pageBreakBefore w:val="0"/>
@@ -5902,7 +5933,7 @@
         <w:bidi w:val="0"/>
         <w:adjustRightInd w:val="0"/>
         <w:snapToGrid w:val="0"/>
-        <w:ind w:left="425" w:hanging="425" w:leftChars="0" w:firstLineChars="0"/>
+        <w:ind w:left="425" w:leftChars="0" w:hanging="425" w:firstLineChars="0"/>
         <w:textAlignment w:val="baseline"/>
       </w:pPr>
       <w:r>
@@ -5918,7 +5949,7 @@
     </w:p>
     <w:p>
       <w:pPr>
-        <w:pStyle w:val="a3"/>
+        <w:pStyle w:val="43"/>
         <w:keepNext w:val="0"/>
         <w:keepLines w:val="0"/>
         <w:pageBreakBefore w:val="0"/>
@@ -5936,7 +5967,7 @@
         <w:bidi w:val="0"/>
         <w:adjustRightInd w:val="0"/>
         <w:snapToGrid w:val="0"/>
-        <w:ind w:left="425" w:hanging="425" w:leftChars="0" w:firstLineChars="0"/>
+        <w:ind w:left="425" w:leftChars="0" w:hanging="425" w:firstLineChars="0"/>
         <w:textAlignment w:val="baseline"/>
       </w:pPr>
       <w:r>
@@ -5952,7 +5983,7 @@
     </w:p>
     <w:p>
       <w:pPr>
-        <w:pStyle w:val="a3"/>
+        <w:pStyle w:val="43"/>
         <w:keepNext w:val="0"/>
         <w:keepLines w:val="0"/>
         <w:pageBreakBefore w:val="0"/>
@@ -5970,7 +6001,7 @@
         <w:bidi w:val="0"/>
         <w:adjustRightInd w:val="0"/>
         <w:snapToGrid w:val="0"/>
-        <w:ind w:left="425" w:hanging="425" w:leftChars="0" w:firstLineChars="0"/>
+        <w:ind w:left="425" w:leftChars="0" w:hanging="425" w:firstLineChars="0"/>
         <w:textAlignment w:val="baseline"/>
       </w:pPr>
       <w:r>
@@ -5986,7 +6017,7 @@
     </w:p>
     <w:p>
       <w:pPr>
-        <w:pStyle w:val="a3"/>
+        <w:pStyle w:val="43"/>
         <w:keepNext w:val="0"/>
         <w:keepLines w:val="0"/>
         <w:pageBreakBefore w:val="0"/>
@@ -6004,7 +6035,7 @@
         <w:bidi w:val="0"/>
         <w:adjustRightInd w:val="0"/>
         <w:snapToGrid w:val="0"/>
-        <w:ind w:left="425" w:hanging="425" w:leftChars="0" w:firstLineChars="0"/>
+        <w:ind w:left="425" w:leftChars="0" w:hanging="425" w:firstLineChars="0"/>
         <w:textAlignment w:val="baseline"/>
       </w:pPr>
       <w:r>
@@ -6013,7 +6044,7 @@
     </w:p>
     <w:p>
       <w:pPr>
-        <w:pStyle w:val="3"/>
+        <w:pStyle w:val="33"/>
         <w:keepNext w:val="0"/>
         <w:keepLines w:val="0"/>
         <w:pageBreakBefore w:val="0"/>
@@ -6045,7 +6076,7 @@
     </w:p>
     <w:p>
       <w:pPr>
-        <w:pStyle w:val="a3"/>
+        <w:pStyle w:val="43"/>
         <w:keepNext w:val="0"/>
         <w:keepLines w:val="0"/>
         <w:pageBreakBefore w:val="0"/>
@@ -6063,7 +6094,7 @@
         <w:bidi w:val="0"/>
         <w:adjustRightInd w:val="0"/>
         <w:snapToGrid w:val="0"/>
-        <w:ind w:left="425" w:hanging="425" w:leftChars="0" w:firstLineChars="0"/>
+        <w:ind w:left="425" w:leftChars="0" w:hanging="425" w:firstLineChars="0"/>
         <w:textAlignment w:val="baseline"/>
       </w:pPr>
       <w:r>
@@ -6072,7 +6103,7 @@
     </w:p>
     <w:p>
       <w:pPr>
-        <w:pStyle w:val="a3"/>
+        <w:pStyle w:val="43"/>
         <w:keepNext w:val="0"/>
         <w:keepLines w:val="0"/>
         <w:pageBreakBefore w:val="0"/>
@@ -6090,7 +6121,7 @@
         <w:bidi w:val="0"/>
         <w:adjustRightInd w:val="0"/>
         <w:snapToGrid w:val="0"/>
-        <w:ind w:left="425" w:hanging="425" w:leftChars="0" w:firstLineChars="0"/>
+        <w:ind w:left="425" w:leftChars="0" w:hanging="425" w:firstLineChars="0"/>
         <w:textAlignment w:val="baseline"/>
       </w:pPr>
       <w:r>
@@ -6099,7 +6130,7 @@
     </w:p>
     <w:p>
       <w:pPr>
-        <w:pStyle w:val="a3"/>
+        <w:pStyle w:val="43"/>
         <w:keepNext w:val="0"/>
         <w:keepLines w:val="0"/>
         <w:pageBreakBefore w:val="0"/>
@@ -6117,7 +6148,7 @@
         <w:bidi w:val="0"/>
         <w:adjustRightInd w:val="0"/>
         <w:snapToGrid w:val="0"/>
-        <w:ind w:left="425" w:hanging="425" w:leftChars="0" w:firstLineChars="0"/>
+        <w:ind w:left="425" w:leftChars="0" w:hanging="425" w:firstLineChars="0"/>
         <w:textAlignment w:val="baseline"/>
       </w:pPr>
       <w:r>
@@ -6126,7 +6157,7 @@
     </w:p>
     <w:p>
       <w:pPr>
-        <w:pStyle w:val="a3"/>
+        <w:pStyle w:val="43"/>
         <w:keepNext w:val="0"/>
         <w:keepLines w:val="0"/>
         <w:pageBreakBefore w:val="0"/>
@@ -6144,7 +6175,7 @@
         <w:bidi w:val="0"/>
         <w:adjustRightInd w:val="0"/>
         <w:snapToGrid w:val="0"/>
-        <w:ind w:left="425" w:hanging="425" w:leftChars="0" w:firstLineChars="0"/>
+        <w:ind w:left="425" w:leftChars="0" w:hanging="425" w:firstLineChars="0"/>
         <w:textAlignment w:val="baseline"/>
       </w:pPr>
       <w:r>
@@ -6167,11 +6198,11 @@
         <w:adjustRightInd w:val="0"/>
         <w:snapToGrid w:val="0"/>
         <w:spacing w:line="360" w:lineRule="auto"/>
-        <w:ind w:left="468" w:right="0" w:hanging="420" w:hangingChars="200"/>
+        <w:ind w:left="468" w:right="0" w:hanging="468" w:hangingChars="200"/>
         <w:jc w:val="left"/>
         <w:textAlignment w:val="baseline"/>
         <w:rPr>
-          <w:rFonts w:ascii="宋体" w:eastAsia="宋体" w:hAnsi="宋体" w:cs="宋体"/>
+          <w:rFonts w:ascii="宋体" w:hAnsi="宋体" w:eastAsia="宋体" w:cs="宋体"/>
           <w:spacing w:val="-3"/>
           <w:sz w:val="24"/>
           <w:szCs w:val="24"/>
@@ -6179,7 +6210,7 @@
       </w:pPr>
       <w:r>
         <w:rPr>
-          <w:rFonts w:ascii="宋体" w:eastAsia="宋体" w:hAnsi="宋体" w:cs="宋体"/>
+          <w:rFonts w:ascii="宋体" w:hAnsi="宋体" w:eastAsia="宋体" w:cs="宋体"/>
           <w:spacing w:val="-3"/>
           <w:sz w:val="24"/>
           <w:szCs w:val="24"/>
@@ -6189,7 +6220,7 @@
     </w:p>
     <w:p>
       <w:pPr>
-        <w:pStyle w:val="a3"/>
+        <w:pStyle w:val="43"/>
         <w:keepNext w:val="0"/>
         <w:keepLines w:val="0"/>
         <w:pageBreakBefore w:val="0"/>
@@ -6207,7 +6238,7 @@
         <w:bidi w:val="0"/>
         <w:adjustRightInd w:val="0"/>
         <w:snapToGrid w:val="0"/>
-        <w:ind w:left="425" w:hanging="425" w:leftChars="0" w:firstLineChars="0"/>
+        <w:ind w:left="425" w:leftChars="0" w:hanging="425" w:firstLineChars="0"/>
         <w:textAlignment w:val="baseline"/>
       </w:pPr>
       <w:r>
@@ -6216,7 +6247,7 @@
     </w:p>
     <w:p>
       <w:pPr>
-        <w:pStyle w:val="a3"/>
+        <w:pStyle w:val="43"/>
         <w:keepNext w:val="0"/>
         <w:keepLines w:val="0"/>
         <w:pageBreakBefore w:val="0"/>
@@ -6234,7 +6265,7 @@
         <w:bidi w:val="0"/>
         <w:adjustRightInd w:val="0"/>
         <w:snapToGrid w:val="0"/>
-        <w:ind w:left="425" w:hanging="425" w:leftChars="0" w:firstLineChars="0"/>
+        <w:ind w:left="425" w:leftChars="0" w:hanging="425" w:firstLineChars="0"/>
         <w:textAlignment w:val="baseline"/>
       </w:pPr>
       <w:r>
@@ -6243,7 +6274,7 @@
     </w:p>
     <w:p>
       <w:pPr>
-        <w:pStyle w:val="a3"/>
+        <w:pStyle w:val="43"/>
         <w:keepNext w:val="0"/>
         <w:keepLines w:val="0"/>
         <w:pageBreakBefore w:val="0"/>
@@ -6261,7 +6292,7 @@
         <w:bidi w:val="0"/>
         <w:adjustRightInd w:val="0"/>
         <w:snapToGrid w:val="0"/>
-        <w:ind w:left="425" w:hanging="425" w:leftChars="0" w:firstLineChars="0"/>
+        <w:ind w:left="425" w:leftChars="0" w:hanging="425" w:firstLineChars="0"/>
         <w:textAlignment w:val="baseline"/>
       </w:pPr>
       <w:r>
@@ -6270,7 +6301,7 @@
     </w:p>
     <w:p>
       <w:pPr>
-        <w:pStyle w:val="3"/>
+        <w:pStyle w:val="33"/>
         <w:keepNext w:val="0"/>
         <w:keepLines w:val="0"/>
         <w:pageBreakBefore w:val="0"/>
@@ -6290,9 +6321,9 @@
         <w:snapToGrid w:val="0"/>
         <w:textAlignment w:val="baseline"/>
       </w:pPr>
-      <w:bookmarkStart w:id="39" w:name="bookmark27"/>
+      <w:bookmarkStart w:id="39" w:name="bookmark26"/>
       <w:bookmarkEnd w:id="39"/>
-      <w:bookmarkStart w:id="40" w:name="bookmark26"/>
+      <w:bookmarkStart w:id="40" w:name="bookmark27"/>
       <w:bookmarkEnd w:id="40"/>
       <w:r>
         <w:t xml:space="preserve"> </w:t>
@@ -6305,7 +6336,7 @@
     </w:p>
     <w:p>
       <w:pPr>
-        <w:pStyle w:val="a"/>
+        <w:pStyle w:val="31"/>
         <w:keepNext w:val="0"/>
         <w:keepLines w:val="0"/>
         <w:pageBreakBefore w:val="0"/>
@@ -6323,7 +6354,7 @@
         <w:bidi w:val="0"/>
         <w:adjustRightInd w:val="0"/>
         <w:snapToGrid w:val="0"/>
-        <w:ind w:left="425" w:hanging="425" w:leftChars="0" w:firstLineChars="0"/>
+        <w:ind w:left="425" w:leftChars="0" w:hanging="425" w:firstLineChars="0"/>
         <w:textAlignment w:val="baseline"/>
       </w:pPr>
       <w:r>
@@ -6332,7 +6363,7 @@
     </w:p>
     <w:p>
       <w:pPr>
-        <w:pStyle w:val="a"/>
+        <w:pStyle w:val="31"/>
         <w:keepNext w:val="0"/>
         <w:keepLines w:val="0"/>
         <w:pageBreakBefore w:val="0"/>
@@ -6350,7 +6381,7 @@
         <w:bidi w:val="0"/>
         <w:adjustRightInd w:val="0"/>
         <w:snapToGrid w:val="0"/>
-        <w:ind w:left="425" w:hanging="425" w:leftChars="0" w:firstLineChars="0"/>
+        <w:ind w:left="425" w:leftChars="0" w:hanging="425" w:firstLineChars="0"/>
         <w:textAlignment w:val="baseline"/>
       </w:pPr>
       <w:r>
@@ -6359,7 +6390,7 @@
     </w:p>
     <w:p>
       <w:pPr>
-        <w:pStyle w:val="a"/>
+        <w:pStyle w:val="31"/>
         <w:keepNext w:val="0"/>
         <w:keepLines w:val="0"/>
         <w:pageBreakBefore w:val="0"/>
@@ -6377,7 +6408,7 @@
         <w:bidi w:val="0"/>
         <w:adjustRightInd w:val="0"/>
         <w:snapToGrid w:val="0"/>
-        <w:ind w:left="425" w:hanging="425" w:leftChars="0" w:firstLineChars="0"/>
+        <w:ind w:left="425" w:leftChars="0" w:hanging="425" w:firstLineChars="0"/>
         <w:textAlignment w:val="baseline"/>
       </w:pPr>
       <w:r>
@@ -6404,11 +6435,11 @@
         <w:adjustRightInd w:val="0"/>
         <w:snapToGrid w:val="0"/>
         <w:spacing w:line="360" w:lineRule="auto"/>
-        <w:ind w:left="425" w:right="0" w:hanging="425" w:leftChars="0" w:firstLineChars="0"/>
+        <w:ind w:left="425" w:leftChars="0" w:right="0" w:hanging="425" w:firstLineChars="0"/>
         <w:jc w:val="left"/>
         <w:textAlignment w:val="baseline"/>
         <w:rPr>
-          <w:rFonts w:ascii="宋体" w:eastAsia="宋体" w:hAnsi="宋体" w:cs="宋体"/>
+          <w:rFonts w:ascii="宋体" w:hAnsi="宋体" w:eastAsia="宋体" w:cs="宋体"/>
           <w:spacing w:val="-3"/>
           <w:sz w:val="24"/>
           <w:szCs w:val="24"/>
@@ -6416,7 +6447,7 @@
       </w:pPr>
       <w:r>
         <w:rPr>
-          <w:rFonts w:ascii="宋体" w:eastAsia="宋体" w:hAnsi="宋体" w:cs="宋体"/>
+          <w:rFonts w:ascii="宋体" w:hAnsi="宋体" w:eastAsia="宋体" w:cs="宋体"/>
           <w:spacing w:val="-3"/>
           <w:sz w:val="24"/>
           <w:szCs w:val="24"/>
@@ -6444,11 +6475,11 @@
         <w:adjustRightInd w:val="0"/>
         <w:snapToGrid w:val="0"/>
         <w:spacing w:line="360" w:lineRule="auto"/>
-        <w:ind w:left="425" w:right="0" w:hanging="425" w:leftChars="0" w:firstLineChars="0"/>
+        <w:ind w:left="425" w:leftChars="0" w:right="0" w:hanging="425" w:firstLineChars="0"/>
         <w:jc w:val="left"/>
         <w:textAlignment w:val="baseline"/>
         <w:rPr>
-          <w:rFonts w:ascii="宋体" w:eastAsia="宋体" w:hAnsi="宋体" w:cs="宋体"/>
+          <w:rFonts w:ascii="宋体" w:hAnsi="宋体" w:eastAsia="宋体" w:cs="宋体"/>
           <w:spacing w:val="-3"/>
           <w:sz w:val="24"/>
           <w:szCs w:val="24"/>
@@ -6456,7 +6487,7 @@
       </w:pPr>
       <w:r>
         <w:rPr>
-          <w:rFonts w:ascii="宋体" w:eastAsia="宋体" w:hAnsi="宋体" w:cs="宋体"/>
+          <w:rFonts w:ascii="宋体" w:hAnsi="宋体" w:eastAsia="宋体" w:cs="宋体"/>
           <w:spacing w:val="-3"/>
           <w:sz w:val="24"/>
           <w:szCs w:val="24"/>
@@ -6484,11 +6515,11 @@
         <w:adjustRightInd w:val="0"/>
         <w:snapToGrid w:val="0"/>
         <w:spacing w:line="360" w:lineRule="auto"/>
-        <w:ind w:left="425" w:right="0" w:hanging="425" w:leftChars="0" w:firstLineChars="0"/>
+        <w:ind w:left="425" w:leftChars="0" w:right="0" w:hanging="425" w:firstLineChars="0"/>
         <w:jc w:val="left"/>
         <w:textAlignment w:val="baseline"/>
         <w:rPr>
-          <w:rFonts w:ascii="宋体" w:eastAsia="宋体" w:hAnsi="宋体" w:cs="宋体"/>
+          <w:rFonts w:ascii="宋体" w:hAnsi="宋体" w:eastAsia="宋体" w:cs="宋体"/>
           <w:spacing w:val="-3"/>
           <w:sz w:val="24"/>
           <w:szCs w:val="24"/>
@@ -6496,7 +6527,7 @@
       </w:pPr>
       <w:r>
         <w:rPr>
-          <w:rFonts w:ascii="宋体" w:eastAsia="宋体" w:hAnsi="宋体" w:cs="宋体"/>
+          <w:rFonts w:ascii="宋体" w:hAnsi="宋体" w:eastAsia="宋体" w:cs="宋体"/>
           <w:spacing w:val="-3"/>
           <w:sz w:val="24"/>
           <w:szCs w:val="24"/>
@@ -6506,7 +6537,7 @@
     </w:p>
     <w:p>
       <w:pPr>
-        <w:pStyle w:val="2"/>
+        <w:pStyle w:val="32"/>
         <w:keepNext w:val="0"/>
         <w:keepLines w:val="0"/>
         <w:pageBreakBefore w:val="0"/>
@@ -6542,7 +6573,7 @@
     </w:p>
     <w:p>
       <w:pPr>
-        <w:pStyle w:val="3"/>
+        <w:pStyle w:val="33"/>
         <w:keepNext w:val="0"/>
         <w:keepLines w:val="0"/>
         <w:pageBreakBefore w:val="0"/>
@@ -6570,7 +6601,7 @@
     </w:p>
     <w:p>
       <w:pPr>
-        <w:pStyle w:val="4"/>
+        <w:pStyle w:val="44"/>
         <w:keepNext w:val="0"/>
         <w:keepLines w:val="0"/>
         <w:pageBreakBefore w:val="0"/>
@@ -6598,7 +6629,7 @@
     </w:p>
     <w:p>
       <w:pPr>
-        <w:pStyle w:val="a3"/>
+        <w:pStyle w:val="43"/>
         <w:keepNext w:val="0"/>
         <w:keepLines w:val="0"/>
         <w:pageBreakBefore w:val="0"/>
@@ -6616,7 +6647,7 @@
         <w:bidi w:val="0"/>
         <w:adjustRightInd w:val="0"/>
         <w:snapToGrid w:val="0"/>
-        <w:ind w:left="425" w:hanging="425" w:leftChars="0" w:firstLineChars="0"/>
+        <w:ind w:left="425" w:leftChars="0" w:hanging="425" w:firstLineChars="0"/>
         <w:textAlignment w:val="baseline"/>
       </w:pPr>
       <w:r>
@@ -6625,7 +6656,7 @@
     </w:p>
     <w:p>
       <w:pPr>
-        <w:pStyle w:val="a3"/>
+        <w:pStyle w:val="43"/>
         <w:keepNext w:val="0"/>
         <w:keepLines w:val="0"/>
         <w:pageBreakBefore w:val="0"/>
@@ -6643,7 +6674,7 @@
         <w:bidi w:val="0"/>
         <w:adjustRightInd w:val="0"/>
         <w:snapToGrid w:val="0"/>
-        <w:ind w:left="425" w:hanging="425" w:leftChars="0" w:firstLineChars="0"/>
+        <w:ind w:left="425" w:leftChars="0" w:hanging="425" w:firstLineChars="0"/>
         <w:textAlignment w:val="baseline"/>
         <w:rPr>
           <w:rFonts w:hint="eastAsia"/>
@@ -6663,7 +6694,7 @@
     </w:p>
     <w:p>
       <w:pPr>
-        <w:pStyle w:val="a3"/>
+        <w:pStyle w:val="43"/>
         <w:keepNext w:val="0"/>
         <w:keepLines w:val="0"/>
         <w:pageBreakBefore w:val="0"/>
@@ -6681,7 +6712,7 @@
         <w:bidi w:val="0"/>
         <w:adjustRightInd w:val="0"/>
         <w:snapToGrid w:val="0"/>
-        <w:ind w:left="425" w:hanging="425" w:leftChars="0" w:firstLineChars="0"/>
+        <w:ind w:left="425" w:leftChars="0" w:hanging="425" w:firstLineChars="0"/>
         <w:textAlignment w:val="baseline"/>
       </w:pPr>
       <w:r>
@@ -6690,7 +6721,7 @@
     </w:p>
     <w:p>
       <w:pPr>
-        <w:pStyle w:val="4"/>
+        <w:pStyle w:val="44"/>
         <w:keepNext w:val="0"/>
         <w:keepLines w:val="0"/>
         <w:pageBreakBefore w:val="0"/>
@@ -6716,7 +6747,7 @@
     </w:p>
     <w:p>
       <w:pPr>
-        <w:pStyle w:val="a3"/>
+        <w:pStyle w:val="43"/>
         <w:keepNext w:val="0"/>
         <w:keepLines w:val="0"/>
         <w:pageBreakBefore w:val="0"/>
@@ -6734,7 +6765,7 @@
         <w:bidi w:val="0"/>
         <w:adjustRightInd w:val="0"/>
         <w:snapToGrid w:val="0"/>
-        <w:ind w:left="425" w:hanging="425" w:leftChars="0" w:firstLineChars="0"/>
+        <w:ind w:left="425" w:leftChars="0" w:hanging="425" w:firstLineChars="0"/>
         <w:textAlignment w:val="baseline"/>
       </w:pPr>
       <w:r>
@@ -6743,7 +6774,7 @@
     </w:p>
     <w:p>
       <w:pPr>
-        <w:pStyle w:val="a3"/>
+        <w:pStyle w:val="43"/>
         <w:keepNext w:val="0"/>
         <w:keepLines w:val="0"/>
         <w:pageBreakBefore w:val="0"/>
@@ -6761,7 +6792,7 @@
         <w:bidi w:val="0"/>
         <w:adjustRightInd w:val="0"/>
         <w:snapToGrid w:val="0"/>
-        <w:ind w:left="425" w:hanging="425" w:leftChars="0" w:firstLineChars="0"/>
+        <w:ind w:left="425" w:leftChars="0" w:hanging="425" w:firstLineChars="0"/>
         <w:textAlignment w:val="baseline"/>
       </w:pPr>
       <w:r>
@@ -6770,7 +6801,7 @@
     </w:p>
     <w:p>
       <w:pPr>
-        <w:pStyle w:val="3"/>
+        <w:pStyle w:val="33"/>
         <w:keepNext w:val="0"/>
         <w:keepLines w:val="0"/>
         <w:pageBreakBefore w:val="0"/>
@@ -6798,7 +6829,7 @@
     </w:p>
     <w:p>
       <w:pPr>
-        <w:pStyle w:val="4"/>
+        <w:pStyle w:val="44"/>
         <w:keepNext w:val="0"/>
         <w:keepLines w:val="0"/>
         <w:pageBreakBefore w:val="0"/>
@@ -6826,7 +6857,7 @@
     </w:p>
     <w:p>
       <w:pPr>
-        <w:pStyle w:val="a3"/>
+        <w:pStyle w:val="43"/>
         <w:keepNext w:val="0"/>
         <w:keepLines w:val="0"/>
         <w:pageBreakBefore w:val="0"/>
@@ -6844,7 +6875,7 @@
         <w:bidi w:val="0"/>
         <w:adjustRightInd w:val="0"/>
         <w:snapToGrid w:val="0"/>
-        <w:ind w:left="425" w:hanging="425" w:leftChars="0" w:firstLineChars="0"/>
+        <w:ind w:left="425" w:leftChars="0" w:hanging="425" w:firstLineChars="0"/>
         <w:textAlignment w:val="baseline"/>
       </w:pPr>
       <w:r>
@@ -6865,7 +6896,7 @@
     </w:p>
     <w:p>
       <w:pPr>
-        <w:pStyle w:val="a3"/>
+        <w:pStyle w:val="43"/>
         <w:keepNext w:val="0"/>
         <w:keepLines w:val="0"/>
         <w:pageBreakBefore w:val="0"/>
@@ -6883,7 +6914,7 @@
         <w:bidi w:val="0"/>
         <w:adjustRightInd w:val="0"/>
         <w:snapToGrid w:val="0"/>
-        <w:ind w:left="425" w:hanging="425" w:leftChars="0" w:firstLineChars="0"/>
+        <w:ind w:left="425" w:leftChars="0" w:hanging="425" w:firstLineChars="0"/>
         <w:textAlignment w:val="baseline"/>
       </w:pPr>
       <w:r>
@@ -6899,7 +6930,7 @@
     </w:p>
     <w:p>
       <w:pPr>
-        <w:pStyle w:val="a3"/>
+        <w:pStyle w:val="43"/>
         <w:keepNext w:val="0"/>
         <w:keepLines w:val="0"/>
         <w:pageBreakBefore w:val="0"/>
@@ -6917,7 +6948,7 @@
         <w:bidi w:val="0"/>
         <w:adjustRightInd w:val="0"/>
         <w:snapToGrid w:val="0"/>
-        <w:ind w:left="425" w:hanging="425" w:leftChars="0" w:firstLineChars="0"/>
+        <w:ind w:left="425" w:leftChars="0" w:hanging="425" w:firstLineChars="0"/>
         <w:textAlignment w:val="baseline"/>
       </w:pPr>
       <w:r>
@@ -6926,7 +6957,7 @@
     </w:p>
     <w:p>
       <w:pPr>
-        <w:pStyle w:val="4"/>
+        <w:pStyle w:val="44"/>
         <w:keepNext w:val="0"/>
         <w:keepLines w:val="0"/>
         <w:pageBreakBefore w:val="0"/>
@@ -6952,7 +6983,7 @@
     </w:p>
     <w:p>
       <w:pPr>
-        <w:pStyle w:val="a"/>
+        <w:pStyle w:val="31"/>
         <w:keepNext w:val="0"/>
         <w:keepLines w:val="0"/>
         <w:pageBreakBefore w:val="0"/>
@@ -6974,7 +7005,7 @@
     </w:p>
     <w:p>
       <w:pPr>
-        <w:pStyle w:val="a"/>
+        <w:pStyle w:val="31"/>
         <w:keepNext w:val="0"/>
         <w:keepLines w:val="0"/>
         <w:pageBreakBefore w:val="0"/>
@@ -6996,7 +7027,7 @@
     </w:p>
     <w:p>
       <w:pPr>
-        <w:pStyle w:val="a3"/>
+        <w:pStyle w:val="43"/>
         <w:keepNext w:val="0"/>
         <w:keepLines w:val="0"/>
         <w:pageBreakBefore w:val="0"/>
@@ -7014,7 +7045,7 @@
         <w:bidi w:val="0"/>
         <w:adjustRightInd w:val="0"/>
         <w:snapToGrid w:val="0"/>
-        <w:ind w:left="425" w:hanging="425" w:leftChars="0" w:firstLineChars="0"/>
+        <w:ind w:left="425" w:leftChars="0" w:hanging="425" w:firstLineChars="0"/>
         <w:textAlignment w:val="baseline"/>
       </w:pPr>
       <w:r>
@@ -7023,7 +7054,7 @@
     </w:p>
     <w:p>
       <w:pPr>
-        <w:pStyle w:val="a3"/>
+        <w:pStyle w:val="43"/>
         <w:keepNext w:val="0"/>
         <w:keepLines w:val="0"/>
         <w:pageBreakBefore w:val="0"/>
@@ -7041,7 +7072,7 @@
         <w:bidi w:val="0"/>
         <w:adjustRightInd w:val="0"/>
         <w:snapToGrid w:val="0"/>
-        <w:ind w:left="845" w:hanging="425" w:leftChars="0" w:firstLineChars="0"/>
+        <w:ind w:left="845" w:leftChars="0" w:hanging="425" w:firstLineChars="0"/>
         <w:textAlignment w:val="baseline"/>
       </w:pPr>
       <w:r>
@@ -7050,7 +7081,7 @@
     </w:p>
     <w:p>
       <w:pPr>
-        <w:pStyle w:val="a3"/>
+        <w:pStyle w:val="43"/>
         <w:keepNext w:val="0"/>
         <w:keepLines w:val="0"/>
         <w:pageBreakBefore w:val="0"/>
@@ -7068,7 +7099,7 @@
         <w:bidi w:val="0"/>
         <w:adjustRightInd w:val="0"/>
         <w:snapToGrid w:val="0"/>
-        <w:ind w:left="845" w:hanging="425" w:leftChars="0" w:firstLineChars="0"/>
+        <w:ind w:left="845" w:leftChars="0" w:hanging="425" w:firstLineChars="0"/>
         <w:textAlignment w:val="baseline"/>
       </w:pPr>
       <w:r>
@@ -7077,7 +7108,7 @@
     </w:p>
     <w:p>
       <w:pPr>
-        <w:pStyle w:val="a3"/>
+        <w:pStyle w:val="43"/>
         <w:keepNext w:val="0"/>
         <w:keepLines w:val="0"/>
         <w:pageBreakBefore w:val="0"/>
@@ -7095,7 +7126,7 @@
         <w:bidi w:val="0"/>
         <w:adjustRightInd w:val="0"/>
         <w:snapToGrid w:val="0"/>
-        <w:ind w:left="845" w:hanging="425" w:leftChars="0" w:firstLineChars="0"/>
+        <w:ind w:left="845" w:leftChars="0" w:hanging="425" w:firstLineChars="0"/>
         <w:textAlignment w:val="baseline"/>
       </w:pPr>
       <w:r>
@@ -7104,7 +7135,7 @@
     </w:p>
     <w:p>
       <w:pPr>
-        <w:pStyle w:val="a3"/>
+        <w:pStyle w:val="43"/>
         <w:keepNext w:val="0"/>
         <w:keepLines w:val="0"/>
         <w:pageBreakBefore w:val="0"/>
@@ -7122,7 +7153,7 @@
         <w:bidi w:val="0"/>
         <w:adjustRightInd w:val="0"/>
         <w:snapToGrid w:val="0"/>
-        <w:ind w:left="845" w:hanging="425" w:leftChars="0" w:firstLineChars="0"/>
+        <w:ind w:left="845" w:leftChars="0" w:hanging="425" w:firstLineChars="0"/>
         <w:textAlignment w:val="baseline"/>
       </w:pPr>
       <w:r>
@@ -7149,17 +7180,17 @@
         <w:adjustRightInd w:val="0"/>
         <w:snapToGrid w:val="0"/>
         <w:spacing w:line="360" w:lineRule="auto"/>
-        <w:ind w:left="425" w:right="0" w:hanging="425" w:leftChars="0" w:firstLineChars="0"/>
+        <w:ind w:left="425" w:leftChars="0" w:right="0" w:hanging="425" w:firstLineChars="0"/>
         <w:textAlignment w:val="baseline"/>
         <w:rPr>
-          <w:rFonts w:ascii="宋体" w:eastAsia="宋体" w:hAnsi="宋体" w:cs="宋体"/>
+          <w:rFonts w:ascii="宋体" w:hAnsi="宋体" w:eastAsia="宋体" w:cs="宋体"/>
           <w:sz w:val="24"/>
           <w:szCs w:val="24"/>
         </w:rPr>
       </w:pPr>
       <w:r>
         <w:rPr>
-          <w:rFonts w:ascii="宋体" w:eastAsia="宋体" w:hAnsi="宋体" w:cs="宋体"/>
+          <w:rFonts w:ascii="宋体" w:hAnsi="宋体" w:eastAsia="宋体" w:cs="宋体"/>
           <w:spacing w:val="13"/>
           <w:sz w:val="24"/>
           <w:szCs w:val="24"/>
@@ -7169,7 +7200,7 @@
     </w:p>
     <w:p>
       <w:pPr>
-        <w:pStyle w:val="a3"/>
+        <w:pStyle w:val="43"/>
         <w:keepNext w:val="0"/>
         <w:keepLines w:val="0"/>
         <w:pageBreakBefore w:val="0"/>
@@ -7187,7 +7218,7 @@
         <w:bidi w:val="0"/>
         <w:adjustRightInd w:val="0"/>
         <w:snapToGrid w:val="0"/>
-        <w:ind w:left="845" w:hanging="425" w:leftChars="0" w:firstLineChars="0"/>
+        <w:ind w:left="845" w:leftChars="0" w:hanging="425" w:firstLineChars="0"/>
         <w:textAlignment w:val="baseline"/>
       </w:pPr>
       <w:r>
@@ -7196,7 +7227,7 @@
     </w:p>
     <w:p>
       <w:pPr>
-        <w:pStyle w:val="a3"/>
+        <w:pStyle w:val="43"/>
         <w:keepNext w:val="0"/>
         <w:keepLines w:val="0"/>
         <w:pageBreakBefore w:val="0"/>
@@ -7214,7 +7245,7 @@
         <w:bidi w:val="0"/>
         <w:adjustRightInd w:val="0"/>
         <w:snapToGrid w:val="0"/>
-        <w:ind w:left="845" w:hanging="425" w:leftChars="0" w:firstLineChars="0"/>
+        <w:ind w:left="845" w:leftChars="0" w:hanging="425" w:firstLineChars="0"/>
         <w:textAlignment w:val="baseline"/>
       </w:pPr>
       <w:r>
@@ -7223,7 +7254,7 @@
     </w:p>
     <w:p>
       <w:pPr>
-        <w:pStyle w:val="a3"/>
+        <w:pStyle w:val="43"/>
         <w:keepNext w:val="0"/>
         <w:keepLines w:val="0"/>
         <w:pageBreakBefore w:val="0"/>
@@ -7241,7 +7272,7 @@
         <w:bidi w:val="0"/>
         <w:adjustRightInd w:val="0"/>
         <w:snapToGrid w:val="0"/>
-        <w:ind w:left="845" w:hanging="425" w:leftChars="0" w:firstLineChars="0"/>
+        <w:ind w:left="845" w:leftChars="0" w:hanging="425" w:firstLineChars="0"/>
         <w:textAlignment w:val="baseline"/>
       </w:pPr>
       <w:bookmarkStart w:id="48" w:name="bookmark50"/>
@@ -7252,7 +7283,7 @@
     </w:p>
     <w:p>
       <w:pPr>
-        <w:pStyle w:val="a3"/>
+        <w:pStyle w:val="43"/>
         <w:keepNext w:val="0"/>
         <w:keepLines w:val="0"/>
         <w:pageBreakBefore w:val="0"/>
@@ -7270,7 +7301,7 @@
         <w:bidi w:val="0"/>
         <w:adjustRightInd w:val="0"/>
         <w:snapToGrid w:val="0"/>
-        <w:ind w:left="845" w:hanging="425" w:leftChars="0" w:firstLineChars="0"/>
+        <w:ind w:left="845" w:leftChars="0" w:hanging="425" w:firstLineChars="0"/>
         <w:textAlignment w:val="baseline"/>
       </w:pPr>
       <w:r>
@@ -7279,7 +7310,7 @@
     </w:p>
     <w:p>
       <w:pPr>
-        <w:pStyle w:val="a3"/>
+        <w:pStyle w:val="43"/>
         <w:keepNext w:val="0"/>
         <w:keepLines w:val="0"/>
         <w:pageBreakBefore w:val="0"/>
@@ -7297,7 +7328,7 @@
         <w:bidi w:val="0"/>
         <w:adjustRightInd w:val="0"/>
         <w:snapToGrid w:val="0"/>
-        <w:ind w:left="845" w:hanging="425" w:leftChars="0" w:firstLineChars="0"/>
+        <w:ind w:left="845" w:leftChars="0" w:hanging="425" w:firstLineChars="0"/>
         <w:textAlignment w:val="baseline"/>
       </w:pPr>
       <w:r>
@@ -7306,7 +7337,7 @@
     </w:p>
     <w:p>
       <w:pPr>
-        <w:pStyle w:val="a3"/>
+        <w:pStyle w:val="43"/>
         <w:keepNext w:val="0"/>
         <w:keepLines w:val="0"/>
         <w:pageBreakBefore w:val="0"/>
@@ -7324,7 +7355,7 @@
         <w:bidi w:val="0"/>
         <w:adjustRightInd w:val="0"/>
         <w:snapToGrid w:val="0"/>
-        <w:ind w:left="845" w:hanging="425" w:leftChars="0" w:firstLineChars="0"/>
+        <w:ind w:left="845" w:leftChars="0" w:hanging="425" w:firstLineChars="0"/>
         <w:textAlignment w:val="baseline"/>
       </w:pPr>
       <w:r>
@@ -7333,7 +7364,7 @@
     </w:p>
     <w:p>
       <w:pPr>
-        <w:pStyle w:val="a3"/>
+        <w:pStyle w:val="43"/>
         <w:keepNext w:val="0"/>
         <w:keepLines w:val="0"/>
         <w:pageBreakBefore w:val="0"/>
@@ -7351,7 +7382,7 @@
         <w:bidi w:val="0"/>
         <w:adjustRightInd w:val="0"/>
         <w:snapToGrid w:val="0"/>
-        <w:ind w:left="845" w:hanging="425" w:leftChars="0" w:firstLineChars="0"/>
+        <w:ind w:left="845" w:leftChars="0" w:hanging="425" w:firstLineChars="0"/>
         <w:textAlignment w:val="baseline"/>
       </w:pPr>
       <w:r>
@@ -7360,7 +7391,7 @@
     </w:p>
     <w:p>
       <w:pPr>
-        <w:pStyle w:val="a3"/>
+        <w:pStyle w:val="43"/>
         <w:keepNext w:val="0"/>
         <w:keepLines w:val="0"/>
         <w:pageBreakBefore w:val="0"/>
@@ -7378,7 +7409,7 @@
         <w:bidi w:val="0"/>
         <w:adjustRightInd w:val="0"/>
         <w:snapToGrid w:val="0"/>
-        <w:ind w:left="845" w:hanging="425" w:leftChars="0" w:firstLineChars="0"/>
+        <w:ind w:left="845" w:leftChars="0" w:hanging="425" w:firstLineChars="0"/>
         <w:textAlignment w:val="baseline"/>
       </w:pPr>
       <w:r>
@@ -7387,7 +7418,7 @@
     </w:p>
     <w:p>
       <w:pPr>
-        <w:pStyle w:val="a3"/>
+        <w:pStyle w:val="43"/>
         <w:keepNext w:val="0"/>
         <w:keepLines w:val="0"/>
         <w:pageBreakBefore w:val="0"/>
@@ -7405,7 +7436,7 @@
         <w:bidi w:val="0"/>
         <w:adjustRightInd w:val="0"/>
         <w:snapToGrid w:val="0"/>
-        <w:ind w:left="845" w:hanging="425" w:leftChars="0" w:firstLineChars="0"/>
+        <w:ind w:left="845" w:leftChars="0" w:hanging="425" w:firstLineChars="0"/>
         <w:textAlignment w:val="baseline"/>
       </w:pPr>
       <w:r>
@@ -7414,7 +7445,7 @@
     </w:p>
     <w:p>
       <w:pPr>
-        <w:pStyle w:val="a3"/>
+        <w:pStyle w:val="43"/>
         <w:keepNext w:val="0"/>
         <w:keepLines w:val="0"/>
         <w:pageBreakBefore w:val="0"/>
@@ -7432,7 +7463,7 @@
         <w:bidi w:val="0"/>
         <w:adjustRightInd w:val="0"/>
         <w:snapToGrid w:val="0"/>
-        <w:ind w:left="845" w:hanging="425" w:leftChars="0" w:firstLineChars="0"/>
+        <w:ind w:left="845" w:leftChars="0" w:hanging="425" w:firstLineChars="0"/>
         <w:textAlignment w:val="baseline"/>
       </w:pPr>
       <w:r>
@@ -7441,7 +7472,7 @@
     </w:p>
     <w:p>
       <w:pPr>
-        <w:pStyle w:val="3"/>
+        <w:pStyle w:val="33"/>
         <w:keepNext w:val="0"/>
         <w:keepLines w:val="0"/>
         <w:pageBreakBefore w:val="0"/>
@@ -7469,7 +7500,7 @@
     </w:p>
     <w:p>
       <w:pPr>
-        <w:pStyle w:val="a3"/>
+        <w:pStyle w:val="43"/>
         <w:keepNext w:val="0"/>
         <w:keepLines w:val="0"/>
         <w:pageBreakBefore w:val="0"/>
@@ -7487,7 +7518,7 @@
         <w:bidi w:val="0"/>
         <w:adjustRightInd w:val="0"/>
         <w:snapToGrid w:val="0"/>
-        <w:ind w:left="425" w:hanging="425" w:leftChars="0" w:firstLineChars="0"/>
+        <w:ind w:left="425" w:leftChars="0" w:hanging="425" w:firstLineChars="0"/>
         <w:textAlignment w:val="baseline"/>
       </w:pPr>
       <w:bookmarkStart w:id="50" w:name="bookmark51"/>
@@ -7498,7 +7529,7 @@
     </w:p>
     <w:p>
       <w:pPr>
-        <w:pStyle w:val="a3"/>
+        <w:pStyle w:val="43"/>
         <w:keepNext w:val="0"/>
         <w:keepLines w:val="0"/>
         <w:pageBreakBefore w:val="0"/>
@@ -7516,7 +7547,7 @@
         <w:bidi w:val="0"/>
         <w:adjustRightInd w:val="0"/>
         <w:snapToGrid w:val="0"/>
-        <w:ind w:left="425" w:hanging="425" w:leftChars="0" w:firstLineChars="0"/>
+        <w:ind w:left="425" w:leftChars="0" w:hanging="425" w:firstLineChars="0"/>
         <w:textAlignment w:val="baseline"/>
       </w:pPr>
       <w:r>
@@ -7525,7 +7556,7 @@
     </w:p>
     <w:p>
       <w:pPr>
-        <w:pStyle w:val="a3"/>
+        <w:pStyle w:val="43"/>
         <w:keepNext w:val="0"/>
         <w:keepLines w:val="0"/>
         <w:pageBreakBefore w:val="0"/>
@@ -7543,7 +7574,7 @@
         <w:bidi w:val="0"/>
         <w:adjustRightInd w:val="0"/>
         <w:snapToGrid w:val="0"/>
-        <w:ind w:left="425" w:hanging="425" w:leftChars="0" w:firstLineChars="0"/>
+        <w:ind w:left="425" w:leftChars="0" w:hanging="425" w:firstLineChars="0"/>
         <w:textAlignment w:val="baseline"/>
       </w:pPr>
       <w:r>
@@ -7552,7 +7583,7 @@
     </w:p>
     <w:p>
       <w:pPr>
-        <w:pStyle w:val="3"/>
+        <w:pStyle w:val="33"/>
         <w:keepNext w:val="0"/>
         <w:keepLines w:val="0"/>
         <w:pageBreakBefore w:val="0"/>
@@ -7580,7 +7611,7 @@
     </w:p>
     <w:p>
       <w:pPr>
-        <w:pStyle w:val="4"/>
+        <w:pStyle w:val="44"/>
         <w:keepNext w:val="0"/>
         <w:keepLines w:val="0"/>
         <w:pageBreakBefore w:val="0"/>
@@ -7608,7 +7639,7 @@
     </w:p>
     <w:p>
       <w:pPr>
-        <w:pStyle w:val="a3"/>
+        <w:pStyle w:val="43"/>
         <w:keepNext w:val="0"/>
         <w:keepLines w:val="0"/>
         <w:pageBreakBefore w:val="0"/>
@@ -7626,7 +7657,7 @@
         <w:bidi w:val="0"/>
         <w:adjustRightInd w:val="0"/>
         <w:snapToGrid w:val="0"/>
-        <w:ind w:left="425" w:hanging="425" w:leftChars="0" w:firstLineChars="0"/>
+        <w:ind w:left="425" w:leftChars="0" w:hanging="425" w:firstLineChars="0"/>
         <w:textAlignment w:val="baseline"/>
       </w:pPr>
       <w:r>
@@ -7645,7 +7676,7 @@
     </w:p>
     <w:p>
       <w:pPr>
-        <w:pStyle w:val="a3"/>
+        <w:pStyle w:val="43"/>
         <w:keepNext w:val="0"/>
         <w:keepLines w:val="0"/>
         <w:pageBreakBefore w:val="0"/>
@@ -7663,7 +7694,7 @@
         <w:bidi w:val="0"/>
         <w:adjustRightInd w:val="0"/>
         <w:snapToGrid w:val="0"/>
-        <w:ind w:left="425" w:hanging="425" w:leftChars="0" w:firstLineChars="0"/>
+        <w:ind w:left="425" w:leftChars="0" w:hanging="425" w:firstLineChars="0"/>
         <w:textAlignment w:val="baseline"/>
       </w:pPr>
       <w:r>
@@ -7679,7 +7710,7 @@
     </w:p>
     <w:p>
       <w:pPr>
-        <w:pStyle w:val="4"/>
+        <w:pStyle w:val="44"/>
         <w:keepNext w:val="0"/>
         <w:keepLines w:val="0"/>
         <w:pageBreakBefore w:val="0"/>
@@ -7705,7 +7736,7 @@
     </w:p>
     <w:p>
       <w:pPr>
-        <w:pStyle w:val="a3"/>
+        <w:pStyle w:val="43"/>
         <w:keepNext w:val="0"/>
         <w:keepLines w:val="0"/>
         <w:pageBreakBefore w:val="0"/>
@@ -7723,7 +7754,7 @@
         <w:bidi w:val="0"/>
         <w:adjustRightInd w:val="0"/>
         <w:snapToGrid w:val="0"/>
-        <w:ind w:left="425" w:hanging="425" w:leftChars="0" w:firstLineChars="0"/>
+        <w:ind w:left="425" w:leftChars="0" w:hanging="425" w:firstLineChars="0"/>
         <w:textAlignment w:val="baseline"/>
       </w:pPr>
       <w:r>
@@ -7739,7 +7770,7 @@
     </w:p>
     <w:p>
       <w:pPr>
-        <w:pStyle w:val="a3"/>
+        <w:pStyle w:val="43"/>
         <w:keepNext w:val="0"/>
         <w:keepLines w:val="0"/>
         <w:pageBreakBefore w:val="0"/>
@@ -7757,7 +7788,7 @@
         <w:bidi w:val="0"/>
         <w:adjustRightInd w:val="0"/>
         <w:snapToGrid w:val="0"/>
-        <w:ind w:left="425" w:hanging="425" w:leftChars="0" w:firstLineChars="0"/>
+        <w:ind w:left="425" w:leftChars="0" w:hanging="425" w:firstLineChars="0"/>
         <w:textAlignment w:val="baseline"/>
       </w:pPr>
       <w:r>
@@ -7776,7 +7807,7 @@
     </w:p>
     <w:p>
       <w:pPr>
-        <w:pStyle w:val="4"/>
+        <w:pStyle w:val="44"/>
         <w:keepNext w:val="0"/>
         <w:keepLines w:val="0"/>
         <w:pageBreakBefore w:val="0"/>
@@ -7802,7 +7833,7 @@
     </w:p>
     <w:p>
       <w:pPr>
-        <w:pStyle w:val="a3"/>
+        <w:pStyle w:val="43"/>
         <w:keepNext w:val="0"/>
         <w:keepLines w:val="0"/>
         <w:pageBreakBefore w:val="0"/>
@@ -7820,7 +7851,7 @@
         <w:bidi w:val="0"/>
         <w:adjustRightInd w:val="0"/>
         <w:snapToGrid w:val="0"/>
-        <w:ind w:left="425" w:hanging="425" w:leftChars="0" w:firstLineChars="0"/>
+        <w:ind w:left="425" w:leftChars="0" w:hanging="425" w:firstLineChars="0"/>
         <w:textAlignment w:val="baseline"/>
       </w:pPr>
       <w:r>
@@ -7829,7 +7860,7 @@
     </w:p>
     <w:p>
       <w:pPr>
-        <w:pStyle w:val="a3"/>
+        <w:pStyle w:val="43"/>
         <w:keepNext w:val="0"/>
         <w:keepLines w:val="0"/>
         <w:pageBreakBefore w:val="0"/>
@@ -7847,7 +7878,7 @@
         <w:bidi w:val="0"/>
         <w:adjustRightInd w:val="0"/>
         <w:snapToGrid w:val="0"/>
-        <w:ind w:left="425" w:hanging="425" w:leftChars="0" w:firstLineChars="0"/>
+        <w:ind w:left="425" w:leftChars="0" w:hanging="425" w:firstLineChars="0"/>
         <w:textAlignment w:val="baseline"/>
       </w:pPr>
       <w:r>
@@ -7856,7 +7887,7 @@
     </w:p>
     <w:p>
       <w:pPr>
-        <w:pStyle w:val="a3"/>
+        <w:pStyle w:val="43"/>
         <w:keepNext w:val="0"/>
         <w:keepLines w:val="0"/>
         <w:pageBreakBefore w:val="0"/>
@@ -7874,7 +7905,7 @@
         <w:bidi w:val="0"/>
         <w:adjustRightInd w:val="0"/>
         <w:snapToGrid w:val="0"/>
-        <w:ind w:left="425" w:hanging="425" w:leftChars="0" w:firstLineChars="0"/>
+        <w:ind w:left="425" w:leftChars="0" w:hanging="425" w:firstLineChars="0"/>
         <w:textAlignment w:val="baseline"/>
       </w:pPr>
       <w:r>
@@ -7883,7 +7914,7 @@
     </w:p>
     <w:p>
       <w:pPr>
-        <w:pStyle w:val="a3"/>
+        <w:pStyle w:val="43"/>
         <w:keepNext w:val="0"/>
         <w:keepLines w:val="0"/>
         <w:pageBreakBefore w:val="0"/>
@@ -7901,7 +7932,7 @@
         <w:bidi w:val="0"/>
         <w:adjustRightInd w:val="0"/>
         <w:snapToGrid w:val="0"/>
-        <w:ind w:left="425" w:hanging="425" w:leftChars="0" w:firstLineChars="0"/>
+        <w:ind w:left="425" w:leftChars="0" w:hanging="425" w:firstLineChars="0"/>
         <w:textAlignment w:val="baseline"/>
       </w:pPr>
       <w:r>
@@ -7910,7 +7941,7 @@
     </w:p>
     <w:p>
       <w:pPr>
-        <w:pStyle w:val="a3"/>
+        <w:pStyle w:val="43"/>
         <w:keepNext w:val="0"/>
         <w:keepLines w:val="0"/>
         <w:pageBreakBefore w:val="0"/>
@@ -7928,7 +7959,7 @@
         <w:bidi w:val="0"/>
         <w:adjustRightInd w:val="0"/>
         <w:snapToGrid w:val="0"/>
-        <w:ind w:left="425" w:hanging="425" w:leftChars="0" w:firstLineChars="0"/>
+        <w:ind w:left="425" w:leftChars="0" w:hanging="425" w:firstLineChars="0"/>
         <w:textAlignment w:val="baseline"/>
       </w:pPr>
       <w:r>
@@ -7937,7 +7968,7 @@
     </w:p>
     <w:p>
       <w:pPr>
-        <w:pStyle w:val="a3"/>
+        <w:pStyle w:val="43"/>
         <w:keepNext w:val="0"/>
         <w:keepLines w:val="0"/>
         <w:pageBreakBefore w:val="0"/>
@@ -7955,7 +7986,7 @@
         <w:bidi w:val="0"/>
         <w:adjustRightInd w:val="0"/>
         <w:snapToGrid w:val="0"/>
-        <w:ind w:left="425" w:hanging="425" w:leftChars="0" w:firstLineChars="0"/>
+        <w:ind w:left="425" w:leftChars="0" w:hanging="425" w:firstLineChars="0"/>
         <w:textAlignment w:val="baseline"/>
       </w:pPr>
       <w:r>
@@ -7964,7 +7995,7 @@
     </w:p>
     <w:p>
       <w:pPr>
-        <w:pStyle w:val="a3"/>
+        <w:pStyle w:val="43"/>
         <w:keepNext w:val="0"/>
         <w:keepLines w:val="0"/>
         <w:pageBreakBefore w:val="0"/>
@@ -7982,7 +8013,7 @@
         <w:bidi w:val="0"/>
         <w:adjustRightInd w:val="0"/>
         <w:snapToGrid w:val="0"/>
-        <w:ind w:left="425" w:hanging="425" w:leftChars="0" w:firstLineChars="0"/>
+        <w:ind w:left="425" w:leftChars="0" w:hanging="425" w:firstLineChars="0"/>
         <w:textAlignment w:val="baseline"/>
         <w:rPr>
           <w:rFonts w:hint="default"/>
@@ -7995,7 +8026,7 @@
     </w:p>
     <w:p>
       <w:pPr>
-        <w:pStyle w:val="1"/>
+        <w:pStyle w:val="30"/>
         <w:keepNext w:val="0"/>
         <w:keepLines w:val="0"/>
         <w:pageBreakBefore w:val="0"/>
@@ -8031,7 +8062,7 @@
     </w:p>
     <w:p>
       <w:pPr>
-        <w:pStyle w:val="2"/>
+        <w:pStyle w:val="32"/>
         <w:keepNext w:val="0"/>
         <w:keepLines w:val="0"/>
         <w:pageBreakBefore w:val="0"/>
@@ -8059,7 +8090,7 @@
     </w:p>
     <w:p>
       <w:pPr>
-        <w:pStyle w:val="a"/>
+        <w:pStyle w:val="31"/>
         <w:keepNext w:val="0"/>
         <w:keepLines w:val="0"/>
         <w:pageBreakBefore w:val="0"/>
@@ -8102,7 +8133,7 @@
     </w:p>
     <w:p>
       <w:pPr>
-        <w:pStyle w:val="2"/>
+        <w:pStyle w:val="32"/>
         <w:keepNext w:val="0"/>
         <w:keepLines w:val="0"/>
         <w:pageBreakBefore w:val="0"/>
@@ -8130,7 +8161,7 @@
     </w:p>
     <w:p>
       <w:pPr>
-        <w:pStyle w:val="a"/>
+        <w:pStyle w:val="31"/>
         <w:keepNext w:val="0"/>
         <w:keepLines w:val="0"/>
         <w:pageBreakBefore w:val="0"/>
@@ -8152,7 +8183,7 @@
     </w:p>
     <w:p>
       <w:pPr>
-        <w:pStyle w:val="2"/>
+        <w:pStyle w:val="32"/>
         <w:keepNext w:val="0"/>
         <w:keepLines w:val="0"/>
         <w:pageBreakBefore w:val="0"/>
@@ -8172,9 +8203,9 @@
         <w:snapToGrid w:val="0"/>
         <w:textAlignment w:val="baseline"/>
       </w:pPr>
-      <w:bookmarkStart w:id="62" w:name="bookmark35"/>
+      <w:bookmarkStart w:id="62" w:name="bookmark34"/>
       <w:bookmarkEnd w:id="62"/>
-      <w:bookmarkStart w:id="63" w:name="bookmark34"/>
+      <w:bookmarkStart w:id="63" w:name="bookmark35"/>
       <w:bookmarkEnd w:id="63"/>
       <w:bookmarkStart w:id="64" w:name="_Toc5036"/>
       <w:r>
@@ -8184,7 +8215,7 @@
     </w:p>
     <w:p>
       <w:pPr>
-        <w:pStyle w:val="a"/>
+        <w:pStyle w:val="31"/>
         <w:keepNext w:val="0"/>
         <w:keepLines w:val="0"/>
         <w:pageBreakBefore w:val="0"/>
@@ -8216,7 +8247,7 @@
     </w:p>
     <w:p>
       <w:pPr>
-        <w:pStyle w:val="2"/>
+        <w:pStyle w:val="32"/>
         <w:keepNext w:val="0"/>
         <w:keepLines w:val="0"/>
         <w:pageBreakBefore w:val="0"/>
@@ -8248,7 +8279,7 @@
     </w:p>
     <w:p>
       <w:pPr>
-        <w:pStyle w:val="a"/>
+        <w:pStyle w:val="31"/>
         <w:keepNext w:val="0"/>
         <w:keepLines w:val="0"/>
         <w:pageBreakBefore w:val="0"/>
@@ -8334,7 +8365,7 @@
     </w:p>
     <w:p>
       <w:pPr>
-        <w:pStyle w:val="1"/>
+        <w:pStyle w:val="30"/>
         <w:keepNext w:val="0"/>
         <w:keepLines w:val="0"/>
         <w:pageBreakBefore w:val="0"/>
@@ -8371,16 +8402,16 @@
     </w:p>
     <w:tbl>
       <w:tblPr>
-        <w:tblStyle w:val="TableNormal0"/>
+        <w:tblStyle w:val="28"/>
         <w:tblW w:w="8921" w:type="dxa"/>
         <w:tblInd w:w="130" w:type="dxa"/>
         <w:tblBorders>
-          <w:top w:val="single" w:sz="2" w:space="0" w:color="000000"/>
-          <w:left w:val="single" w:sz="2" w:space="0" w:color="000000"/>
-          <w:bottom w:val="single" w:sz="2" w:space="0" w:color="000000"/>
-          <w:right w:val="single" w:sz="2" w:space="0" w:color="000000"/>
-          <w:insideH w:val="single" w:sz="2" w:space="0" w:color="000000"/>
-          <w:insideV w:val="single" w:sz="2" w:space="0" w:color="000000"/>
+          <w:top w:val="single" w:color="000000" w:sz="2" w:space="0"/>
+          <w:left w:val="single" w:color="000000" w:sz="2" w:space="0"/>
+          <w:bottom w:val="single" w:color="000000" w:sz="2" w:space="0"/>
+          <w:right w:val="single" w:color="000000" w:sz="2" w:space="0"/>
+          <w:insideH w:val="single" w:color="000000" w:sz="2" w:space="0"/>
+          <w:insideV w:val="single" w:color="000000" w:sz="2" w:space="0"/>
         </w:tblBorders>
         <w:tblLayout w:type="fixed"/>
         <w:tblCellMar>
@@ -8399,17 +8430,14 @@
       </w:tblGrid>
       <w:tr>
         <w:tblPrEx>
-          <w:tblW w:w="8921" w:type="dxa"/>
-          <w:tblInd w:w="130" w:type="dxa"/>
           <w:tblBorders>
-            <w:top w:val="single" w:sz="2" w:space="0" w:color="000000"/>
-            <w:left w:val="single" w:sz="2" w:space="0" w:color="000000"/>
-            <w:bottom w:val="single" w:sz="2" w:space="0" w:color="000000"/>
-            <w:right w:val="single" w:sz="2" w:space="0" w:color="000000"/>
-            <w:insideH w:val="single" w:sz="2" w:space="0" w:color="000000"/>
-            <w:insideV w:val="single" w:sz="2" w:space="0" w:color="000000"/>
+            <w:top w:val="single" w:color="000000" w:sz="2" w:space="0"/>
+            <w:left w:val="single" w:color="000000" w:sz="2" w:space="0"/>
+            <w:bottom w:val="single" w:color="000000" w:sz="2" w:space="0"/>
+            <w:right w:val="single" w:color="000000" w:sz="2" w:space="0"/>
+            <w:insideH w:val="single" w:color="000000" w:sz="2" w:space="0"/>
+            <w:insideV w:val="single" w:color="000000" w:sz="2" w:space="0"/>
           </w:tblBorders>
-          <w:tblLayout w:type="fixed"/>
           <w:tblCellMar>
             <w:top w:w="0" w:type="dxa"/>
             <w:left w:w="0" w:type="dxa"/>
@@ -8418,15 +8446,15 @@
           </w:tblCellMar>
         </w:tblPrEx>
         <w:trPr>
-          <w:trHeight w:val="583"/>
+          <w:trHeight w:val="583" w:hRule="atLeast"/>
         </w:trPr>
         <w:tc>
           <w:tcPr>
             <w:tcW w:w="727" w:type="dxa"/>
             <w:tcBorders>
-              <w:top w:val="single" w:sz="6" w:space="0" w:color="000000"/>
-              <w:left w:val="single" w:sz="6" w:space="0" w:color="000000"/>
-              <w:bottom w:val="single" w:sz="6" w:space="0" w:color="000000"/>
+              <w:top w:val="single" w:color="000000" w:sz="6" w:space="0"/>
+              <w:left w:val="single" w:color="000000" w:sz="6" w:space="0"/>
+              <w:bottom w:val="single" w:color="000000" w:sz="6" w:space="0"/>
             </w:tcBorders>
             <w:shd w:val="clear" w:color="auto" w:fill="C0C0C0"/>
           </w:tcPr>
@@ -8449,7 +8477,7 @@
               <w:ind w:left="195"/>
               <w:textAlignment w:val="baseline"/>
               <w:rPr>
-                <w:rFonts w:ascii="宋体" w:eastAsia="宋体" w:hAnsi="宋体" w:cs="宋体"/>
+                <w:rFonts w:ascii="宋体" w:hAnsi="宋体" w:eastAsia="宋体" w:cs="宋体"/>
                 <w:b/>
                 <w:bCs/>
                 <w:spacing w:val="-7"/>
@@ -8459,7 +8487,7 @@
             </w:pPr>
             <w:r>
               <w:rPr>
-                <w:rFonts w:ascii="宋体" w:eastAsia="宋体" w:hAnsi="宋体" w:cs="宋体"/>
+                <w:rFonts w:ascii="宋体" w:hAnsi="宋体" w:eastAsia="宋体" w:cs="宋体"/>
                 <w:b/>
                 <w:bCs/>
                 <w:spacing w:val="-7"/>
@@ -8474,8 +8502,8 @@
           <w:tcPr>
             <w:tcW w:w="1337" w:type="dxa"/>
             <w:tcBorders>
-              <w:top w:val="single" w:sz="6" w:space="0" w:color="000000"/>
-              <w:bottom w:val="single" w:sz="6" w:space="0" w:color="000000"/>
+              <w:top w:val="single" w:color="000000" w:sz="6" w:space="0"/>
+              <w:bottom w:val="single" w:color="000000" w:sz="6" w:space="0"/>
             </w:tcBorders>
             <w:shd w:val="clear" w:color="auto" w:fill="C0C0C0"/>
           </w:tcPr>
@@ -8498,7 +8526,7 @@
               <w:ind w:left="195"/>
               <w:textAlignment w:val="baseline"/>
               <w:rPr>
-                <w:rFonts w:ascii="宋体" w:eastAsia="宋体" w:hAnsi="宋体" w:cs="宋体"/>
+                <w:rFonts w:ascii="宋体" w:hAnsi="宋体" w:eastAsia="宋体" w:cs="宋体"/>
                 <w:b/>
                 <w:bCs/>
                 <w:spacing w:val="-7"/>
@@ -8508,7 +8536,7 @@
             </w:pPr>
             <w:r>
               <w:rPr>
-                <w:rFonts w:ascii="宋体" w:eastAsia="宋体" w:hAnsi="宋体" w:cs="宋体"/>
+                <w:rFonts w:ascii="宋体" w:hAnsi="宋体" w:eastAsia="宋体" w:cs="宋体"/>
                 <w:b/>
                 <w:bCs/>
                 <w:spacing w:val="-7"/>
@@ -8523,9 +8551,9 @@
           <w:tcPr>
             <w:tcW w:w="3364" w:type="dxa"/>
             <w:tcBorders>
-              <w:top w:val="single" w:sz="6" w:space="0" w:color="000000"/>
-              <w:bottom w:val="single" w:sz="6" w:space="0" w:color="000000"/>
-              <w:right w:val="single" w:sz="6" w:space="0" w:color="000000"/>
+              <w:top w:val="single" w:color="000000" w:sz="6" w:space="0"/>
+              <w:bottom w:val="single" w:color="000000" w:sz="6" w:space="0"/>
+              <w:right w:val="single" w:color="000000" w:sz="6" w:space="0"/>
             </w:tcBorders>
             <w:shd w:val="clear" w:color="auto" w:fill="C0C0C0"/>
           </w:tcPr>
@@ -8548,7 +8576,7 @@
               <w:ind w:left="195"/>
               <w:textAlignment w:val="baseline"/>
               <w:rPr>
-                <w:rFonts w:ascii="宋体" w:eastAsia="宋体" w:hAnsi="宋体" w:cs="宋体"/>
+                <w:rFonts w:ascii="宋体" w:hAnsi="宋体" w:eastAsia="宋体" w:cs="宋体"/>
                 <w:b/>
                 <w:bCs/>
                 <w:spacing w:val="-7"/>
@@ -8558,7 +8586,7 @@
             </w:pPr>
             <w:r>
               <w:rPr>
-                <w:rFonts w:ascii="宋体" w:eastAsia="宋体" w:hAnsi="宋体" w:cs="宋体"/>
+                <w:rFonts w:ascii="宋体" w:hAnsi="宋体" w:eastAsia="宋体" w:cs="宋体"/>
                 <w:b/>
                 <w:bCs/>
                 <w:spacing w:val="-7"/>
@@ -8573,9 +8601,9 @@
           <w:tcPr>
             <w:tcW w:w="1581" w:type="dxa"/>
             <w:tcBorders>
-              <w:top w:val="single" w:sz="6" w:space="0" w:color="000000"/>
-              <w:bottom w:val="single" w:sz="6" w:space="0" w:color="000000"/>
-              <w:right w:val="single" w:sz="6" w:space="0" w:color="000000"/>
+              <w:top w:val="single" w:color="000000" w:sz="6" w:space="0"/>
+              <w:bottom w:val="single" w:color="000000" w:sz="6" w:space="0"/>
+              <w:right w:val="single" w:color="000000" w:sz="6" w:space="0"/>
             </w:tcBorders>
             <w:shd w:val="clear" w:color="auto" w:fill="C0C0C0"/>
           </w:tcPr>
@@ -8597,7 +8625,7 @@
               <w:spacing w:before="205" w:line="221" w:lineRule="auto"/>
               <w:textAlignment w:val="baseline"/>
               <w:rPr>
-                <w:rFonts w:ascii="宋体" w:eastAsia="宋体" w:hAnsi="宋体" w:cs="宋体" w:hint="default"/>
+                <w:rFonts w:hint="default" w:ascii="宋体" w:hAnsi="宋体" w:eastAsia="宋体" w:cs="宋体"/>
                 <w:b/>
                 <w:bCs/>
                 <w:spacing w:val="-7"/>
@@ -8608,7 +8636,7 @@
             </w:pPr>
             <w:r>
               <w:rPr>
-                <w:rFonts w:ascii="宋体" w:eastAsia="宋体" w:hAnsi="宋体" w:cs="宋体" w:hint="eastAsia"/>
+                <w:rFonts w:hint="eastAsia" w:ascii="宋体" w:hAnsi="宋体" w:eastAsia="宋体" w:cs="宋体"/>
                 <w:b/>
                 <w:bCs/>
                 <w:spacing w:val="-7"/>
@@ -8624,9 +8652,9 @@
           <w:tcPr>
             <w:tcW w:w="1912" w:type="dxa"/>
             <w:tcBorders>
-              <w:top w:val="single" w:sz="6" w:space="0" w:color="000000"/>
-              <w:bottom w:val="single" w:sz="6" w:space="0" w:color="000000"/>
-              <w:right w:val="single" w:sz="6" w:space="0" w:color="000000"/>
+              <w:top w:val="single" w:color="000000" w:sz="6" w:space="0"/>
+              <w:bottom w:val="single" w:color="000000" w:sz="6" w:space="0"/>
+              <w:right w:val="single" w:color="000000" w:sz="6" w:space="0"/>
             </w:tcBorders>
             <w:shd w:val="clear" w:color="auto" w:fill="C0C0C0"/>
           </w:tcPr>
@@ -8646,11 +8674,11 @@
               <w:adjustRightInd w:val="0"/>
               <w:snapToGrid w:val="0"/>
               <w:spacing w:before="205" w:line="221" w:lineRule="auto"/>
-              <w:ind w:left="0" w:right="0" w:firstLine="0" w:leftChars="0" w:rightChars="0" w:firstLineChars="0"/>
+              <w:ind w:left="0" w:leftChars="0" w:right="0" w:rightChars="0" w:firstLine="0" w:firstLineChars="0"/>
               <w:jc w:val="center"/>
               <w:textAlignment w:val="baseline"/>
               <w:rPr>
-                <w:rFonts w:ascii="宋体" w:eastAsia="宋体" w:hAnsi="宋体" w:cs="宋体" w:hint="default"/>
+                <w:rFonts w:hint="default" w:ascii="宋体" w:hAnsi="宋体" w:eastAsia="宋体" w:cs="宋体"/>
                 <w:b/>
                 <w:bCs/>
                 <w:spacing w:val="-7"/>
@@ -8661,7 +8689,7 @@
             </w:pPr>
             <w:r>
               <w:rPr>
-                <w:rFonts w:ascii="宋体" w:hAnsi="宋体" w:cs="宋体" w:hint="eastAsia"/>
+                <w:rFonts w:hint="eastAsia" w:ascii="宋体" w:hAnsi="宋体" w:cs="宋体"/>
                 <w:b/>
                 <w:bCs/>
                 <w:spacing w:val="-7"/>
@@ -8676,9 +8704,14 @@
       </w:tr>
       <w:tr>
         <w:tblPrEx>
-          <w:tblW w:w="8921" w:type="dxa"/>
-          <w:tblInd w:w="130" w:type="dxa"/>
-          <w:tblLayout w:type="fixed"/>
+          <w:tblBorders>
+            <w:top w:val="single" w:color="000000" w:sz="2" w:space="0"/>
+            <w:left w:val="single" w:color="000000" w:sz="2" w:space="0"/>
+            <w:bottom w:val="single" w:color="000000" w:sz="2" w:space="0"/>
+            <w:right w:val="single" w:color="000000" w:sz="2" w:space="0"/>
+            <w:insideH w:val="single" w:color="000000" w:sz="2" w:space="0"/>
+            <w:insideV w:val="single" w:color="000000" w:sz="2" w:space="0"/>
+          </w:tblBorders>
           <w:tblCellMar>
             <w:top w:w="0" w:type="dxa"/>
             <w:left w:w="0" w:type="dxa"/>
@@ -8687,15 +8720,15 @@
           </w:tblCellMar>
         </w:tblPrEx>
         <w:trPr>
-          <w:trHeight w:val="549"/>
+          <w:trHeight w:val="549" w:hRule="atLeast"/>
         </w:trPr>
         <w:tc>
           <w:tcPr>
             <w:tcW w:w="727" w:type="dxa"/>
             <w:tcBorders>
-              <w:top w:val="single" w:sz="6" w:space="0" w:color="000000"/>
-              <w:left w:val="single" w:sz="6" w:space="0" w:color="000000"/>
-              <w:bottom w:val="single" w:sz="6" w:space="0" w:color="000000"/>
+              <w:top w:val="single" w:color="000000" w:sz="6" w:space="0"/>
+              <w:left w:val="single" w:color="000000" w:sz="6" w:space="0"/>
+              <w:bottom w:val="single" w:color="000000" w:sz="6" w:space="0"/>
             </w:tcBorders>
           </w:tcPr>
           <w:p>
@@ -8717,7 +8750,7 @@
               <w:ind w:left="123"/>
               <w:textAlignment w:val="baseline"/>
               <w:rPr>
-                <w:rFonts w:ascii="宋体" w:eastAsia="宋体" w:hAnsi="宋体" w:cs="宋体" w:hint="eastAsia"/>
+                <w:rFonts w:hint="eastAsia" w:ascii="宋体" w:hAnsi="宋体" w:eastAsia="宋体" w:cs="宋体"/>
                 <w:spacing w:val="-2"/>
                 <w:sz w:val="24"/>
                 <w:szCs w:val="24"/>
@@ -8726,7 +8759,7 @@
             </w:pPr>
             <w:r>
               <w:rPr>
-                <w:rFonts w:ascii="宋体" w:eastAsia="宋体" w:hAnsi="宋体" w:cs="宋体" w:hint="eastAsia"/>
+                <w:rFonts w:hint="eastAsia" w:ascii="宋体" w:hAnsi="宋体" w:eastAsia="宋体" w:cs="宋体"/>
                 <w:spacing w:val="-2"/>
                 <w:sz w:val="24"/>
                 <w:szCs w:val="24"/>
@@ -8740,8 +8773,8 @@
           <w:tcPr>
             <w:tcW w:w="1337" w:type="dxa"/>
             <w:tcBorders>
-              <w:top w:val="single" w:sz="6" w:space="0" w:color="000000"/>
-              <w:bottom w:val="single" w:sz="6" w:space="0" w:color="000000"/>
+              <w:top w:val="single" w:color="000000" w:sz="6" w:space="0"/>
+              <w:bottom w:val="single" w:color="000000" w:sz="6" w:space="0"/>
             </w:tcBorders>
           </w:tcPr>
           <w:p>
@@ -8763,7 +8796,7 @@
               <w:ind w:left="123"/>
               <w:textAlignment w:val="baseline"/>
               <w:rPr>
-                <w:rFonts w:ascii="宋体" w:eastAsia="宋体" w:hAnsi="宋体" w:cs="宋体" w:hint="default"/>
+                <w:rFonts w:hint="default" w:ascii="宋体" w:hAnsi="宋体" w:eastAsia="宋体" w:cs="宋体"/>
                 <w:spacing w:val="-2"/>
                 <w:sz w:val="24"/>
                 <w:szCs w:val="24"/>
@@ -8772,7 +8805,7 @@
             </w:pPr>
             <w:r>
               <w:rPr>
-                <w:rFonts w:ascii="宋体" w:eastAsia="宋体" w:hAnsi="宋体" w:cs="宋体" w:hint="eastAsia"/>
+                <w:rFonts w:hint="eastAsia" w:ascii="宋体" w:hAnsi="宋体" w:eastAsia="宋体" w:cs="宋体"/>
                 <w:spacing w:val="-2"/>
                 <w:sz w:val="24"/>
                 <w:szCs w:val="24"/>
@@ -8786,9 +8819,9 @@
           <w:tcPr>
             <w:tcW w:w="3364" w:type="dxa"/>
             <w:tcBorders>
-              <w:top w:val="single" w:sz="6" w:space="0" w:color="000000"/>
-              <w:bottom w:val="single" w:sz="6" w:space="0" w:color="000000"/>
-              <w:right w:val="single" w:sz="6" w:space="0" w:color="000000"/>
+              <w:top w:val="single" w:color="000000" w:sz="6" w:space="0"/>
+              <w:bottom w:val="single" w:color="000000" w:sz="6" w:space="0"/>
+              <w:right w:val="single" w:color="000000" w:sz="6" w:space="0"/>
             </w:tcBorders>
           </w:tcPr>
           <w:p>
@@ -8810,7 +8843,7 @@
               <w:ind w:left="123"/>
               <w:textAlignment w:val="baseline"/>
               <w:rPr>
-                <w:rFonts w:ascii="宋体" w:eastAsia="宋体" w:hAnsi="宋体" w:cs="宋体" w:hint="default"/>
+                <w:rFonts w:hint="default" w:ascii="宋体" w:hAnsi="宋体" w:eastAsia="宋体" w:cs="宋体"/>
                 <w:spacing w:val="-2"/>
                 <w:sz w:val="24"/>
                 <w:szCs w:val="24"/>
@@ -8819,7 +8852,7 @@
             </w:pPr>
             <w:r>
               <w:rPr>
-                <w:rFonts w:ascii="宋体" w:eastAsia="宋体" w:hAnsi="宋体" w:cs="宋体" w:hint="eastAsia"/>
+                <w:rFonts w:hint="eastAsia" w:ascii="宋体" w:hAnsi="宋体" w:eastAsia="宋体" w:cs="宋体"/>
                 <w:spacing w:val="-2"/>
                 <w:sz w:val="24"/>
                 <w:szCs w:val="24"/>
@@ -8833,9 +8866,9 @@
           <w:tcPr>
             <w:tcW w:w="1581" w:type="dxa"/>
             <w:tcBorders>
-              <w:top w:val="single" w:sz="6" w:space="0" w:color="000000"/>
-              <w:bottom w:val="single" w:sz="6" w:space="0" w:color="000000"/>
-              <w:right w:val="single" w:sz="6" w:space="0" w:color="000000"/>
+              <w:top w:val="single" w:color="000000" w:sz="6" w:space="0"/>
+              <w:bottom w:val="single" w:color="000000" w:sz="6" w:space="0"/>
+              <w:right w:val="single" w:color="000000" w:sz="6" w:space="0"/>
             </w:tcBorders>
           </w:tcPr>
           <w:p>
@@ -8857,7 +8890,7 @@
               <w:ind w:left="123"/>
               <w:textAlignment w:val="baseline"/>
               <w:rPr>
-                <w:rFonts w:ascii="宋体" w:eastAsia="宋体" w:hAnsi="宋体" w:cs="宋体" w:hint="default"/>
+                <w:rFonts w:hint="default" w:ascii="宋体" w:hAnsi="宋体" w:eastAsia="宋体" w:cs="宋体"/>
                 <w:spacing w:val="-2"/>
                 <w:sz w:val="24"/>
                 <w:szCs w:val="24"/>
@@ -8866,7 +8899,7 @@
             </w:pPr>
             <w:r>
               <w:rPr>
-                <w:rFonts w:ascii="宋体" w:eastAsia="宋体" w:hAnsi="宋体" w:cs="宋体" w:hint="eastAsia"/>
+                <w:rFonts w:hint="eastAsia" w:ascii="宋体" w:hAnsi="宋体" w:eastAsia="宋体" w:cs="宋体"/>
                 <w:spacing w:val="-2"/>
                 <w:sz w:val="24"/>
                 <w:szCs w:val="24"/>
@@ -8880,9 +8913,9 @@
           <w:tcPr>
             <w:tcW w:w="1912" w:type="dxa"/>
             <w:tcBorders>
-              <w:top w:val="single" w:sz="6" w:space="0" w:color="000000"/>
-              <w:bottom w:val="single" w:sz="6" w:space="0" w:color="000000"/>
-              <w:right w:val="single" w:sz="6" w:space="0" w:color="000000"/>
+              <w:top w:val="single" w:color="000000" w:sz="6" w:space="0"/>
+              <w:bottom w:val="single" w:color="000000" w:sz="6" w:space="0"/>
+              <w:right w:val="single" w:color="000000" w:sz="6" w:space="0"/>
             </w:tcBorders>
             <w:shd w:val="clear" w:color="auto" w:fill="auto"/>
             <w:vAlign w:val="center"/>
@@ -8906,7 +8939,7 @@
               <w:ind w:left="123"/>
               <w:textAlignment w:val="baseline"/>
               <w:rPr>
-                <w:rFonts w:ascii="宋体" w:eastAsia="宋体" w:hAnsi="宋体" w:cs="宋体" w:hint="eastAsia"/>
+                <w:rFonts w:hint="eastAsia" w:ascii="宋体" w:hAnsi="宋体" w:eastAsia="宋体" w:cs="宋体"/>
                 <w:spacing w:val="-2"/>
                 <w:sz w:val="24"/>
                 <w:szCs w:val="24"/>
@@ -8915,7 +8948,7 @@
             </w:pPr>
             <w:r>
               <w:rPr>
-                <w:rFonts w:ascii="宋体" w:eastAsia="宋体" w:hAnsi="宋体" w:cs="宋体" w:hint="eastAsia"/>
+                <w:rFonts w:hint="eastAsia" w:ascii="宋体" w:hAnsi="宋体" w:eastAsia="宋体" w:cs="宋体"/>
                 <w:spacing w:val="-2"/>
                 <w:sz w:val="24"/>
                 <w:szCs w:val="24"/>
@@ -8928,9 +8961,14 @@
       </w:tr>
       <w:tr>
         <w:tblPrEx>
-          <w:tblW w:w="8921" w:type="dxa"/>
-          <w:tblInd w:w="130" w:type="dxa"/>
-          <w:tblLayout w:type="fixed"/>
+          <w:tblBorders>
+            <w:top w:val="single" w:color="000000" w:sz="2" w:space="0"/>
+            <w:left w:val="single" w:color="000000" w:sz="2" w:space="0"/>
+            <w:bottom w:val="single" w:color="000000" w:sz="2" w:space="0"/>
+            <w:right w:val="single" w:color="000000" w:sz="2" w:space="0"/>
+            <w:insideH w:val="single" w:color="000000" w:sz="2" w:space="0"/>
+            <w:insideV w:val="single" w:color="000000" w:sz="2" w:space="0"/>
+          </w:tblBorders>
           <w:tblCellMar>
             <w:top w:w="0" w:type="dxa"/>
             <w:left w:w="0" w:type="dxa"/>
@@ -8939,14 +8977,14 @@
           </w:tblCellMar>
         </w:tblPrEx>
         <w:trPr>
-          <w:trHeight w:val="549"/>
+          <w:trHeight w:val="549" w:hRule="atLeast"/>
         </w:trPr>
         <w:tc>
           <w:tcPr>
             <w:tcW w:w="727" w:type="dxa"/>
             <w:tcBorders>
-              <w:top w:val="single" w:sz="6" w:space="0" w:color="000000"/>
-              <w:left w:val="single" w:sz="6" w:space="0" w:color="000000"/>
+              <w:top w:val="single" w:color="000000" w:sz="6" w:space="0"/>
+              <w:left w:val="single" w:color="000000" w:sz="6" w:space="0"/>
             </w:tcBorders>
           </w:tcPr>
           <w:p>
@@ -8968,7 +9006,7 @@
               <w:ind w:left="123"/>
               <w:textAlignment w:val="baseline"/>
               <w:rPr>
-                <w:rFonts w:ascii="宋体" w:eastAsia="宋体" w:hAnsi="宋体" w:cs="宋体" w:hint="default"/>
+                <w:rFonts w:hint="default" w:ascii="宋体" w:hAnsi="宋体" w:eastAsia="宋体" w:cs="宋体"/>
                 <w:spacing w:val="-2"/>
                 <w:sz w:val="24"/>
                 <w:szCs w:val="24"/>
@@ -8977,7 +9015,7 @@
             </w:pPr>
             <w:r>
               <w:rPr>
-                <w:rFonts w:ascii="宋体" w:eastAsia="宋体" w:hAnsi="宋体" w:cs="宋体" w:hint="eastAsia"/>
+                <w:rFonts w:hint="eastAsia" w:ascii="宋体" w:hAnsi="宋体" w:eastAsia="宋体" w:cs="宋体"/>
                 <w:spacing w:val="-2"/>
                 <w:sz w:val="24"/>
                 <w:szCs w:val="24"/>
@@ -8991,7 +9029,7 @@
           <w:tcPr>
             <w:tcW w:w="1337" w:type="dxa"/>
             <w:tcBorders>
-              <w:top w:val="single" w:sz="6" w:space="0" w:color="000000"/>
+              <w:top w:val="single" w:color="000000" w:sz="6" w:space="0"/>
             </w:tcBorders>
             <w:shd w:val="clear" w:color="auto" w:fill="auto"/>
             <w:vAlign w:val="center"/>
@@ -9015,7 +9053,7 @@
               <w:ind w:left="123"/>
               <w:textAlignment w:val="baseline"/>
               <w:rPr>
-                <w:rFonts w:ascii="宋体" w:eastAsia="宋体" w:hAnsi="宋体" w:cs="宋体" w:hint="default"/>
+                <w:rFonts w:hint="default" w:ascii="宋体" w:hAnsi="宋体" w:eastAsia="宋体" w:cs="宋体"/>
                 <w:spacing w:val="-2"/>
                 <w:sz w:val="24"/>
                 <w:szCs w:val="24"/>
@@ -9024,7 +9062,7 @@
             </w:pPr>
             <w:r>
               <w:rPr>
-                <w:rFonts w:ascii="宋体" w:eastAsia="宋体" w:hAnsi="宋体" w:cs="宋体" w:hint="eastAsia"/>
+                <w:rFonts w:hint="eastAsia" w:ascii="宋体" w:hAnsi="宋体" w:eastAsia="宋体" w:cs="宋体"/>
                 <w:spacing w:val="-2"/>
                 <w:sz w:val="24"/>
                 <w:szCs w:val="24"/>
@@ -9038,8 +9076,8 @@
           <w:tcPr>
             <w:tcW w:w="3364" w:type="dxa"/>
             <w:tcBorders>
-              <w:top w:val="single" w:sz="6" w:space="0" w:color="000000"/>
-              <w:right w:val="single" w:sz="6" w:space="0" w:color="000000"/>
+              <w:top w:val="single" w:color="000000" w:sz="6" w:space="0"/>
+              <w:right w:val="single" w:color="000000" w:sz="6" w:space="0"/>
             </w:tcBorders>
             <w:shd w:val="clear" w:color="auto" w:fill="auto"/>
             <w:vAlign w:val="center"/>
@@ -9063,7 +9101,7 @@
               <w:ind w:left="123"/>
               <w:textAlignment w:val="baseline"/>
               <w:rPr>
-                <w:rFonts w:ascii="宋体" w:eastAsia="宋体" w:hAnsi="宋体" w:cs="宋体" w:hint="eastAsia"/>
+                <w:rFonts w:hint="eastAsia" w:ascii="宋体" w:hAnsi="宋体" w:eastAsia="宋体" w:cs="宋体"/>
                 <w:spacing w:val="-2"/>
                 <w:sz w:val="24"/>
                 <w:szCs w:val="24"/>
@@ -9072,7 +9110,7 @@
             </w:pPr>
             <w:r>
               <w:rPr>
-                <w:rFonts w:ascii="宋体" w:eastAsia="宋体" w:hAnsi="宋体" w:cs="宋体" w:hint="eastAsia"/>
+                <w:rFonts w:hint="eastAsia" w:ascii="宋体" w:hAnsi="宋体" w:eastAsia="宋体" w:cs="宋体"/>
                 <w:spacing w:val="-2"/>
                 <w:sz w:val="24"/>
                 <w:szCs w:val="24"/>
@@ -9086,8 +9124,8 @@
           <w:tcPr>
             <w:tcW w:w="1581" w:type="dxa"/>
             <w:tcBorders>
-              <w:top w:val="single" w:sz="6" w:space="0" w:color="000000"/>
-              <w:right w:val="single" w:sz="6" w:space="0" w:color="000000"/>
+              <w:top w:val="single" w:color="000000" w:sz="6" w:space="0"/>
+              <w:right w:val="single" w:color="000000" w:sz="6" w:space="0"/>
             </w:tcBorders>
           </w:tcPr>
           <w:p>
@@ -9109,7 +9147,7 @@
               <w:ind w:left="123"/>
               <w:textAlignment w:val="baseline"/>
               <w:rPr>
-                <w:rFonts w:ascii="宋体" w:eastAsia="宋体" w:hAnsi="宋体" w:cs="宋体" w:hint="default"/>
+                <w:rFonts w:hint="default" w:ascii="宋体" w:hAnsi="宋体" w:eastAsia="宋体" w:cs="宋体"/>
                 <w:spacing w:val="-2"/>
                 <w:sz w:val="24"/>
                 <w:szCs w:val="24"/>
@@ -9118,7 +9156,7 @@
             </w:pPr>
             <w:r>
               <w:rPr>
-                <w:rFonts w:ascii="宋体" w:eastAsia="宋体" w:hAnsi="宋体" w:cs="宋体" w:hint="eastAsia"/>
+                <w:rFonts w:hint="eastAsia" w:ascii="宋体" w:hAnsi="宋体" w:eastAsia="宋体" w:cs="宋体"/>
                 <w:spacing w:val="-2"/>
                 <w:sz w:val="24"/>
                 <w:szCs w:val="24"/>
@@ -9132,8 +9170,8 @@
           <w:tcPr>
             <w:tcW w:w="1912" w:type="dxa"/>
             <w:tcBorders>
-              <w:top w:val="single" w:sz="6" w:space="0" w:color="000000"/>
-              <w:right w:val="single" w:sz="6" w:space="0" w:color="000000"/>
+              <w:top w:val="single" w:color="000000" w:sz="6" w:space="0"/>
+              <w:right w:val="single" w:color="000000" w:sz="6" w:space="0"/>
             </w:tcBorders>
             <w:shd w:val="clear" w:color="auto" w:fill="auto"/>
             <w:vAlign w:val="center"/>
@@ -9157,7 +9195,7 @@
               <w:ind w:left="123"/>
               <w:textAlignment w:val="baseline"/>
               <w:rPr>
-                <w:rFonts w:ascii="宋体" w:eastAsia="宋体" w:hAnsi="宋体" w:cs="宋体" w:hint="eastAsia"/>
+                <w:rFonts w:hint="eastAsia" w:ascii="宋体" w:hAnsi="宋体" w:eastAsia="宋体" w:cs="宋体"/>
                 <w:spacing w:val="-2"/>
                 <w:sz w:val="24"/>
                 <w:szCs w:val="24"/>
@@ -9166,7 +9204,7 @@
             </w:pPr>
             <w:r>
               <w:rPr>
-                <w:rFonts w:ascii="宋体" w:eastAsia="宋体" w:hAnsi="宋体" w:cs="宋体" w:hint="eastAsia"/>
+                <w:rFonts w:hint="eastAsia" w:ascii="宋体" w:hAnsi="宋体" w:eastAsia="宋体" w:cs="宋体"/>
                 <w:spacing w:val="-2"/>
                 <w:sz w:val="24"/>
                 <w:szCs w:val="24"/>
@@ -9180,7 +9218,7 @@
     </w:tbl>
     <w:p>
       <w:pPr>
-        <w:pStyle w:val="1"/>
+        <w:pStyle w:val="30"/>
         <w:keepNext w:val="0"/>
         <w:keepLines w:val="0"/>
         <w:pageBreakBefore w:val="0"/>
@@ -9200,9 +9238,9 @@
         <w:snapToGrid w:val="0"/>
         <w:textAlignment w:val="baseline"/>
       </w:pPr>
-      <w:bookmarkStart w:id="70" w:name="bookmark38"/>
+      <w:bookmarkStart w:id="70" w:name="bookmark39"/>
       <w:bookmarkEnd w:id="70"/>
-      <w:bookmarkStart w:id="71" w:name="bookmark39"/>
+      <w:bookmarkStart w:id="71" w:name="bookmark38"/>
       <w:bookmarkEnd w:id="71"/>
       <w:bookmarkStart w:id="72" w:name="_Toc8164"/>
       <w:r>
@@ -9212,7 +9250,7 @@
     </w:p>
     <w:p>
       <w:pPr>
-        <w:pStyle w:val="a3"/>
+        <w:pStyle w:val="43"/>
         <w:keepNext w:val="0"/>
         <w:keepLines w:val="0"/>
         <w:pageBreakBefore w:val="0"/>
@@ -9230,160 +9268,130 @@
         <w:bidi w:val="0"/>
         <w:adjustRightInd w:val="0"/>
         <w:snapToGrid w:val="0"/>
-        <w:ind w:left="425" w:hanging="425" w:leftChars="0" w:firstLineChars="0"/>
+        <w:ind w:left="425" w:leftChars="0" w:hanging="425" w:firstLineChars="0"/>
         <w:textAlignment w:val="baseline"/>
       </w:pPr>
       <w:bookmarkStart w:id="73" w:name="bookmark45"/>
       <w:bookmarkEnd w:id="73"/>
       <w:r>
+        <w:t>《信息安全管理程序》</w:t>
+      </w:r>
+    </w:p>
+    <w:p>
+      <w:pPr>
+        <w:pStyle w:val="43"/>
+        <w:keepNext w:val="0"/>
+        <w:keepLines w:val="0"/>
+        <w:pageBreakBefore w:val="0"/>
+        <w:widowControl w:val="0"/>
+        <w:numPr>
+          <w:ilvl w:val="0"/>
+          <w:numId w:val="26"/>
+        </w:numPr>
+        <w:kinsoku w:val="0"/>
+        <w:wordWrap/>
+        <w:overflowPunct/>
+        <w:topLinePunct w:val="0"/>
+        <w:autoSpaceDE w:val="0"/>
+        <w:autoSpaceDN w:val="0"/>
+        <w:bidi w:val="0"/>
+        <w:adjustRightInd w:val="0"/>
+        <w:snapToGrid w:val="0"/>
+        <w:ind w:left="425" w:leftChars="0" w:hanging="425" w:firstLineChars="0"/>
+        <w:textAlignment w:val="baseline"/>
+      </w:pPr>
+      <w:r>
         <w:t>《</w:t>
       </w:r>
       <w:r>
+        <w:rPr>
+          <w:rFonts w:hint="eastAsia"/>
+        </w:rPr>
+        <w:t>运维服务能力管理制度</w:t>
+      </w:r>
+      <w:r>
+        <w:t>》</w:t>
+      </w:r>
+    </w:p>
+    <w:p>
+      <w:pPr>
+        <w:pStyle w:val="30"/>
+        <w:keepNext w:val="0"/>
+        <w:keepLines w:val="0"/>
+        <w:pageBreakBefore w:val="0"/>
+        <w:widowControl w:val="0"/>
+        <w:numPr>
+          <w:ilvl w:val="0"/>
+          <w:numId w:val="8"/>
+        </w:numPr>
+        <w:kinsoku w:val="0"/>
+        <w:wordWrap/>
+        <w:overflowPunct/>
+        <w:topLinePunct w:val="0"/>
+        <w:autoSpaceDE w:val="0"/>
+        <w:autoSpaceDN w:val="0"/>
+        <w:bidi w:val="0"/>
+        <w:adjustRightInd w:val="0"/>
+        <w:snapToGrid w:val="0"/>
+        <w:textAlignment w:val="baseline"/>
+      </w:pPr>
+      <w:bookmarkStart w:id="74" w:name="bookmark40"/>
+      <w:bookmarkEnd w:id="74"/>
+      <w:bookmarkStart w:id="75" w:name="bookmark41"/>
+      <w:bookmarkEnd w:id="75"/>
+      <w:bookmarkStart w:id="76" w:name="_Toc24262"/>
+      <w:r>
+        <w:t>记录</w:t>
+      </w:r>
+      <w:bookmarkEnd w:id="76"/>
+    </w:p>
+    <w:p>
+      <w:pPr>
+        <w:pStyle w:val="43"/>
+        <w:keepNext w:val="0"/>
+        <w:keepLines w:val="0"/>
+        <w:pageBreakBefore w:val="0"/>
+        <w:widowControl w:val="0"/>
+        <w:numPr>
+          <w:ilvl w:val="0"/>
+          <w:numId w:val="27"/>
+        </w:numPr>
+        <w:kinsoku w:val="0"/>
+        <w:wordWrap/>
+        <w:overflowPunct/>
+        <w:topLinePunct w:val="0"/>
+        <w:autoSpaceDE w:val="0"/>
+        <w:autoSpaceDN w:val="0"/>
+        <w:bidi w:val="0"/>
+        <w:adjustRightInd w:val="0"/>
+        <w:snapToGrid w:val="0"/>
+        <w:ind w:left="425" w:leftChars="0" w:hanging="425" w:firstLineChars="0"/>
+        <w:textAlignment w:val="baseline"/>
         <w:rPr>
           <w:rFonts w:hint="eastAsia"/>
           <w:lang w:val="en-US" w:eastAsia="zh-CN"/>
         </w:rPr>
-        <w:t>服务可用性和业务</w:t>
-      </w:r>
-      <w:r>
-        <w:t>连续性管理程序》</w:t>
-      </w:r>
-    </w:p>
-    <w:p>
-      <w:pPr>
-        <w:pStyle w:val="a3"/>
-        <w:keepNext w:val="0"/>
-        <w:keepLines w:val="0"/>
-        <w:pageBreakBefore w:val="0"/>
-        <w:widowControl w:val="0"/>
-        <w:numPr>
-          <w:ilvl w:val="0"/>
-          <w:numId w:val="26"/>
-        </w:numPr>
-        <w:kinsoku w:val="0"/>
-        <w:wordWrap/>
-        <w:overflowPunct/>
-        <w:topLinePunct w:val="0"/>
-        <w:autoSpaceDE w:val="0"/>
-        <w:autoSpaceDN w:val="0"/>
-        <w:bidi w:val="0"/>
-        <w:adjustRightInd w:val="0"/>
-        <w:snapToGrid w:val="0"/>
-        <w:ind w:left="425" w:hanging="425" w:leftChars="0" w:firstLineChars="0"/>
-        <w:textAlignment w:val="baseline"/>
-      </w:pPr>
-      <w:r>
-        <w:t>《信息安全管理程序》</w:t>
-      </w:r>
-      <w:bookmarkStart w:id="74" w:name="_GoBack"/>
-      <w:bookmarkEnd w:id="74"/>
-    </w:p>
-    <w:p>
-      <w:pPr>
-        <w:pStyle w:val="a3"/>
-        <w:keepNext w:val="0"/>
-        <w:keepLines w:val="0"/>
-        <w:pageBreakBefore w:val="0"/>
-        <w:widowControl w:val="0"/>
-        <w:numPr>
-          <w:ilvl w:val="0"/>
-          <w:numId w:val="26"/>
-        </w:numPr>
-        <w:kinsoku w:val="0"/>
-        <w:wordWrap/>
-        <w:overflowPunct/>
-        <w:topLinePunct w:val="0"/>
-        <w:autoSpaceDE w:val="0"/>
-        <w:autoSpaceDN w:val="0"/>
-        <w:bidi w:val="0"/>
-        <w:adjustRightInd w:val="0"/>
-        <w:snapToGrid w:val="0"/>
-        <w:ind w:left="425" w:hanging="425" w:leftChars="0" w:firstLineChars="0"/>
-        <w:textAlignment w:val="baseline"/>
-      </w:pPr>
-      <w:r>
-        <w:t>《</w:t>
-      </w:r>
-      <w:r>
-        <w:rPr>
-          <w:rFonts w:hint="eastAsia"/>
-        </w:rPr>
-        <w:t>运维服务能力管理制度</w:t>
-      </w:r>
-      <w:r>
-        <w:t>》</w:t>
-      </w:r>
-    </w:p>
-    <w:p>
-      <w:pPr>
-        <w:pStyle w:val="1"/>
-        <w:keepNext w:val="0"/>
-        <w:keepLines w:val="0"/>
-        <w:pageBreakBefore w:val="0"/>
-        <w:widowControl w:val="0"/>
-        <w:numPr>
-          <w:ilvl w:val="0"/>
-          <w:numId w:val="8"/>
-        </w:numPr>
-        <w:kinsoku w:val="0"/>
-        <w:wordWrap/>
-        <w:overflowPunct/>
-        <w:topLinePunct w:val="0"/>
-        <w:autoSpaceDE w:val="0"/>
-        <w:autoSpaceDN w:val="0"/>
-        <w:bidi w:val="0"/>
-        <w:adjustRightInd w:val="0"/>
-        <w:snapToGrid w:val="0"/>
-        <w:textAlignment w:val="baseline"/>
-      </w:pPr>
-      <w:bookmarkStart w:id="75" w:name="bookmark40"/>
-      <w:bookmarkEnd w:id="75"/>
-      <w:bookmarkStart w:id="76" w:name="bookmark41"/>
-      <w:bookmarkEnd w:id="76"/>
-      <w:bookmarkStart w:id="77" w:name="_Toc24262"/>
-      <w:r>
-        <w:t>记录</w:t>
-      </w:r>
-      <w:bookmarkEnd w:id="77"/>
-    </w:p>
-    <w:p>
-      <w:pPr>
-        <w:pStyle w:val="a3"/>
-        <w:keepNext w:val="0"/>
-        <w:keepLines w:val="0"/>
-        <w:pageBreakBefore w:val="0"/>
-        <w:widowControl w:val="0"/>
-        <w:numPr>
-          <w:ilvl w:val="0"/>
-          <w:numId w:val="27"/>
-        </w:numPr>
-        <w:kinsoku w:val="0"/>
-        <w:wordWrap/>
-        <w:overflowPunct/>
-        <w:topLinePunct w:val="0"/>
-        <w:autoSpaceDE w:val="0"/>
-        <w:autoSpaceDN w:val="0"/>
-        <w:bidi w:val="0"/>
-        <w:adjustRightInd w:val="0"/>
-        <w:snapToGrid w:val="0"/>
-        <w:ind w:left="425" w:hanging="425" w:leftChars="0" w:firstLineChars="0"/>
-        <w:textAlignment w:val="baseline"/>
+      </w:pPr>
+      <w:r>
         <w:rPr>
           <w:rFonts w:hint="eastAsia"/>
           <w:lang w:val="en-US" w:eastAsia="zh-CN"/>
         </w:rPr>
-      </w:pPr>
+        <w:t>《服务连续性和业务可用性</w:t>
+      </w:r>
+      <w:bookmarkStart w:id="77" w:name="_GoBack"/>
+      <w:bookmarkEnd w:id="77"/>
       <w:r>
         <w:rPr>
           <w:rFonts w:hint="eastAsia"/>
           <w:lang w:val="en-US" w:eastAsia="zh-CN"/>
         </w:rPr>
-        <w:t>《服务可用性和业务连续性管理计划》</w:t>
-      </w:r>
-    </w:p>
-    <w:p>
-      <w:pPr>
-        <w:pStyle w:val="a3"/>
+        <w:t>管理计划》</w:t>
+      </w:r>
+    </w:p>
+    <w:p>
+      <w:pPr>
+        <w:pStyle w:val="43"/>
         <w:keepNext w:val="0"/>
         <w:keepLines w:val="0"/>
         <w:pageBreakBefore w:val="0"/>
@@ -9401,7 +9409,7 @@
         <w:bidi w:val="0"/>
         <w:adjustRightInd w:val="0"/>
         <w:snapToGrid w:val="0"/>
-        <w:ind w:left="425" w:hanging="425" w:leftChars="0" w:firstLineChars="0"/>
+        <w:ind w:left="425" w:leftChars="0" w:hanging="425" w:firstLineChars="0"/>
         <w:textAlignment w:val="baseline"/>
         <w:rPr>
           <w:rFonts w:hint="default"/>
@@ -9418,7 +9426,7 @@
     </w:p>
     <w:p>
       <w:pPr>
-        <w:pStyle w:val="a3"/>
+        <w:pStyle w:val="43"/>
         <w:keepNext w:val="0"/>
         <w:keepLines w:val="0"/>
         <w:pageBreakBefore w:val="0"/>
@@ -9436,7 +9444,7 @@
         <w:bidi w:val="0"/>
         <w:adjustRightInd w:val="0"/>
         <w:snapToGrid w:val="0"/>
-        <w:ind w:left="425" w:hanging="425" w:leftChars="0" w:firstLineChars="0"/>
+        <w:ind w:left="425" w:leftChars="0" w:hanging="425" w:firstLineChars="0"/>
         <w:textAlignment w:val="baseline"/>
         <w:rPr>
           <w:rFonts w:hint="default"/>
@@ -9454,28 +9462,53 @@
     <w:sectPr>
       <w:pgSz w:w="11906" w:h="16838"/>
       <w:pgMar w:top="1440" w:right="1800" w:bottom="1440" w:left="850" w:header="851" w:footer="992" w:gutter="0"/>
-      <w:cols w:num="1" w:space="425"/>
+      <w:cols w:space="425" w:num="1"/>
       <w:docGrid w:type="lines" w:linePitch="312" w:charSpace="0"/>
     </w:sectPr>
   </w:body>
 </w:document>
 </file>
 
+<file path=word/endnotes.xml><?xml version="1.0" encoding="utf-8"?>
+<w:endnotes xmlns:wpc="http://schemas.microsoft.com/office/word/2010/wordprocessingCanvas" xmlns:mc="http://schemas.openxmlformats.org/markup-compatibility/2006" xmlns:o="urn:schemas-microsoft-com:office:office" xmlns:r="http://schemas.openxmlformats.org/officeDocument/2006/relationships" xmlns:m="http://schemas.openxmlformats.org/officeDocument/2006/math" xmlns:v="urn:schemas-microsoft-com:vml" xmlns:wp14="http://schemas.microsoft.com/office/word/2010/wordprocessingDrawing" xmlns:wp="http://schemas.openxmlformats.org/drawingml/2006/wordprocessingDrawing" xmlns:w="http://schemas.openxmlformats.org/wordprocessingml/2006/main" xmlns:w14="http://schemas.microsoft.com/office/word/2010/wordml" xmlns:w15="http://schemas.microsoft.com/office/word/2012/wordml" xmlns:w10="urn:schemas-microsoft-com:office:word" xmlns:wpg="http://schemas.microsoft.com/office/word/2010/wordprocessingGroup" xmlns:wpi="http://schemas.microsoft.com/office/word/2010/wordprocessingInk" xmlns:wne="http://schemas.microsoft.com/office/word/2006/wordml" xmlns:wps="http://schemas.microsoft.com/office/word/2010/wordprocessingShape" xmlns:wpsCustomData="http://www.wps.cn/officeDocument/2013/wpsCustomData" mc:Ignorable="w14 w15 wp14">
+  <w:endnote w:type="separator" w:id="0">
+    <w:p>
+      <w:pPr>
+        <w:spacing w:line="240" w:lineRule="auto"/>
+      </w:pPr>
+      <w:r>
+        <w:separator/>
+      </w:r>
+    </w:p>
+  </w:endnote>
+  <w:endnote w:type="continuationSeparator" w:id="1">
+    <w:p>
+      <w:pPr>
+        <w:spacing w:line="240" w:lineRule="auto"/>
+      </w:pPr>
+      <w:r>
+        <w:continuationSeparator/>
+      </w:r>
+    </w:p>
+  </w:endnote>
+</w:endnotes>
+</file>
+
 <file path=word/footer1.xml><?xml version="1.0" encoding="utf-8"?>
-<w:ftr xmlns:wpc="http://schemas.microsoft.com/office/word/2010/wordprocessingCanvas" xmlns:mc="http://schemas.openxmlformats.org/markup-compatibility/2006" xmlns:o="urn:schemas-microsoft-com:office:office" xmlns:r="http://schemas.openxmlformats.org/officeDocument/2006/relationships" xmlns:m="http://schemas.openxmlformats.org/officeDocument/2006/math" xmlns:v="urn:schemas-microsoft-com:vml" xmlns:wp14="http://schemas.microsoft.com/office/word/2010/wordprocessingDrawing" xmlns:wp="http://schemas.openxmlformats.org/drawingml/2006/wordprocessingDrawing" xmlns:w10="urn:schemas-microsoft-com:office:word" xmlns:w="http://schemas.openxmlformats.org/wordprocessingml/2006/main" xmlns:w14="http://schemas.microsoft.com/office/word/2010/wordml" xmlns:w15="http://schemas.microsoft.com/office/word/2012/wordml" xmlns:wne="http://schemas.microsoft.com/office/word/2006/wordml" xmlns:wpg="http://schemas.microsoft.com/office/word/2010/wordprocessingGroup" xmlns:wpi="http://schemas.microsoft.com/office/word/2010/wordprocessingInk" xmlns:wps="http://schemas.microsoft.com/office/word/2010/wordprocessingShape" mc:Ignorable="w14 w15 wp14">
+<w:ftr xmlns:wpc="http://schemas.microsoft.com/office/word/2010/wordprocessingCanvas" xmlns:mc="http://schemas.openxmlformats.org/markup-compatibility/2006" xmlns:o="urn:schemas-microsoft-com:office:office" xmlns:r="http://schemas.openxmlformats.org/officeDocument/2006/relationships" xmlns:m="http://schemas.openxmlformats.org/officeDocument/2006/math" xmlns:v="urn:schemas-microsoft-com:vml" xmlns:wp14="http://schemas.microsoft.com/office/word/2010/wordprocessingDrawing" xmlns:wp="http://schemas.openxmlformats.org/drawingml/2006/wordprocessingDrawing" xmlns:w10="urn:schemas-microsoft-com:office:word" xmlns:w="http://schemas.openxmlformats.org/wordprocessingml/2006/main" xmlns:w14="http://schemas.microsoft.com/office/word/2010/wordml" xmlns:w15="http://schemas.microsoft.com/office/word/2012/wordml" xmlns:wpg="http://schemas.microsoft.com/office/word/2010/wordprocessingGroup" xmlns:wpi="http://schemas.microsoft.com/office/word/2010/wordprocessingInk" xmlns:wne="http://schemas.microsoft.com/office/word/2006/wordml" xmlns:wps="http://schemas.microsoft.com/office/word/2010/wordprocessingShape" xmlns:wpsCustomData="http://www.wps.cn/officeDocument/2013/wpsCustomData" mc:Ignorable="w14 w15 wp14">
   <w:p>
     <w:pPr>
       <w:spacing w:line="176" w:lineRule="auto"/>
       <w:ind w:left="5919"/>
       <w:rPr>
-        <w:rFonts w:ascii="Times New Roman" w:eastAsia="Times New Roman" w:hAnsi="Times New Roman" w:cs="Times New Roman"/>
+        <w:rFonts w:ascii="Times New Roman" w:hAnsi="Times New Roman" w:eastAsia="Times New Roman" w:cs="Times New Roman"/>
         <w:sz w:val="18"/>
         <w:szCs w:val="18"/>
       </w:rPr>
     </w:pPr>
     <w:r>
       <w:rPr>
-        <w:rFonts w:ascii="Times New Roman" w:eastAsia="Times New Roman" w:hAnsi="Times New Roman" w:cs="Times New Roman"/>
+        <w:rFonts w:ascii="Times New Roman" w:hAnsi="Times New Roman" w:eastAsia="Times New Roman" w:cs="Times New Roman"/>
         <w:sz w:val="18"/>
         <w:szCs w:val="18"/>
       </w:rPr>
@@ -9485,14 +9518,39 @@
 </w:ftr>
 </file>
 
+<file path=word/footnotes.xml><?xml version="1.0" encoding="utf-8"?>
+<w:footnotes xmlns:wpc="http://schemas.microsoft.com/office/word/2010/wordprocessingCanvas" xmlns:mc="http://schemas.openxmlformats.org/markup-compatibility/2006" xmlns:o="urn:schemas-microsoft-com:office:office" xmlns:r="http://schemas.openxmlformats.org/officeDocument/2006/relationships" xmlns:m="http://schemas.openxmlformats.org/officeDocument/2006/math" xmlns:v="urn:schemas-microsoft-com:vml" xmlns:wp14="http://schemas.microsoft.com/office/word/2010/wordprocessingDrawing" xmlns:wp="http://schemas.openxmlformats.org/drawingml/2006/wordprocessingDrawing" xmlns:w="http://schemas.openxmlformats.org/wordprocessingml/2006/main" xmlns:w14="http://schemas.microsoft.com/office/word/2010/wordml" xmlns:w15="http://schemas.microsoft.com/office/word/2012/wordml" xmlns:w10="urn:schemas-microsoft-com:office:word" xmlns:wpg="http://schemas.microsoft.com/office/word/2010/wordprocessingGroup" xmlns:wpi="http://schemas.microsoft.com/office/word/2010/wordprocessingInk" xmlns:wne="http://schemas.microsoft.com/office/word/2006/wordml" xmlns:wps="http://schemas.microsoft.com/office/word/2010/wordprocessingShape" xmlns:wpsCustomData="http://www.wps.cn/officeDocument/2013/wpsCustomData" mc:Ignorable="w14 w15 wp14">
+  <w:footnote w:type="separator" w:id="0">
+    <w:p>
+      <w:pPr>
+        <w:spacing w:line="360" w:lineRule="auto"/>
+      </w:pPr>
+      <w:r>
+        <w:separator/>
+      </w:r>
+    </w:p>
+  </w:footnote>
+  <w:footnote w:type="continuationSeparator" w:id="1">
+    <w:p>
+      <w:pPr>
+        <w:spacing w:line="360" w:lineRule="auto"/>
+      </w:pPr>
+      <w:r>
+        <w:continuationSeparator/>
+      </w:r>
+    </w:p>
+  </w:footnote>
+</w:footnotes>
+</file>
+
 <file path=word/header1.xml><?xml version="1.0" encoding="utf-8"?>
-<w:hdr xmlns:wpc="http://schemas.microsoft.com/office/word/2010/wordprocessingCanvas" xmlns:mc="http://schemas.openxmlformats.org/markup-compatibility/2006" xmlns:o="urn:schemas-microsoft-com:office:office" xmlns:r="http://schemas.openxmlformats.org/officeDocument/2006/relationships" xmlns:m="http://schemas.openxmlformats.org/officeDocument/2006/math" xmlns:v="urn:schemas-microsoft-com:vml" xmlns:wp14="http://schemas.microsoft.com/office/word/2010/wordprocessingDrawing" xmlns:wp="http://schemas.openxmlformats.org/drawingml/2006/wordprocessingDrawing" xmlns:w10="urn:schemas-microsoft-com:office:word" xmlns:w="http://schemas.openxmlformats.org/wordprocessingml/2006/main" xmlns:w14="http://schemas.microsoft.com/office/word/2010/wordml" xmlns:w15="http://schemas.microsoft.com/office/word/2012/wordml" xmlns:wne="http://schemas.microsoft.com/office/word/2006/wordml" xmlns:wpg="http://schemas.microsoft.com/office/word/2010/wordprocessingGroup" xmlns:wpi="http://schemas.microsoft.com/office/word/2010/wordprocessingInk" xmlns:wps="http://schemas.microsoft.com/office/word/2010/wordprocessingShape" mc:Ignorable="w14 w15 wp14">
+<w:hdr xmlns:wpc="http://schemas.microsoft.com/office/word/2010/wordprocessingCanvas" xmlns:mc="http://schemas.openxmlformats.org/markup-compatibility/2006" xmlns:o="urn:schemas-microsoft-com:office:office" xmlns:r="http://schemas.openxmlformats.org/officeDocument/2006/relationships" xmlns:m="http://schemas.openxmlformats.org/officeDocument/2006/math" xmlns:v="urn:schemas-microsoft-com:vml" xmlns:wp14="http://schemas.microsoft.com/office/word/2010/wordprocessingDrawing" xmlns:wp="http://schemas.openxmlformats.org/drawingml/2006/wordprocessingDrawing" xmlns:w10="urn:schemas-microsoft-com:office:word" xmlns:w="http://schemas.openxmlformats.org/wordprocessingml/2006/main" xmlns:w14="http://schemas.microsoft.com/office/word/2010/wordml" xmlns:w15="http://schemas.microsoft.com/office/word/2012/wordml" xmlns:wpg="http://schemas.microsoft.com/office/word/2010/wordprocessingGroup" xmlns:wpi="http://schemas.microsoft.com/office/word/2010/wordprocessingInk" xmlns:wne="http://schemas.microsoft.com/office/word/2006/wordml" xmlns:wps="http://schemas.microsoft.com/office/word/2010/wordprocessingShape" xmlns:wpsCustomData="http://www.wps.cn/officeDocument/2013/wpsCustomData" mc:Ignorable="w14 w15 wp14">
   <w:p>
     <w:pPr>
       <w:spacing w:before="45" w:line="239" w:lineRule="auto"/>
       <w:ind w:left="8325" w:right="373" w:hanging="1268"/>
       <w:rPr>
-        <w:rFonts w:ascii="仿宋" w:eastAsia="仿宋" w:hAnsi="仿宋" w:cs="仿宋"/>
+        <w:rFonts w:ascii="仿宋" w:hAnsi="仿宋" w:eastAsia="仿宋" w:cs="仿宋"/>
         <w:sz w:val="18"/>
         <w:szCs w:val="18"/>
       </w:rPr>
@@ -9502,12 +9560,12 @@
 </file>
 
 <file path=word/numbering.xml><?xml version="1.0" encoding="utf-8"?>
-<w:numbering xmlns:wpc="http://schemas.microsoft.com/office/word/2010/wordprocessingCanvas" xmlns:mc="http://schemas.openxmlformats.org/markup-compatibility/2006" xmlns:o="urn:schemas-microsoft-com:office:office" xmlns:r="http://schemas.openxmlformats.org/officeDocument/2006/relationships" xmlns:m="http://schemas.openxmlformats.org/officeDocument/2006/math" xmlns:v="urn:schemas-microsoft-com:vml" xmlns:wp14="http://schemas.microsoft.com/office/word/2010/wordprocessingDrawing" xmlns:wp="http://schemas.openxmlformats.org/drawingml/2006/wordprocessingDrawing" xmlns:w10="urn:schemas-microsoft-com:office:word" xmlns:w="http://schemas.openxmlformats.org/wordprocessingml/2006/main" xmlns:w14="http://schemas.microsoft.com/office/word/2010/wordml" xmlns:w15="http://schemas.microsoft.com/office/word/2012/wordml" xmlns:wne="http://schemas.microsoft.com/office/word/2006/wordml" xmlns:wpg="http://schemas.microsoft.com/office/word/2010/wordprocessingGroup" xmlns:wpi="http://schemas.microsoft.com/office/word/2010/wordprocessingInk" xmlns:wps="http://schemas.microsoft.com/office/word/2010/wordprocessingShape" mc:Ignorable="w14 w15 wp14">
+<w:numbering xmlns:wpc="http://schemas.microsoft.com/office/word/2010/wordprocessingCanvas" xmlns:mc="http://schemas.openxmlformats.org/markup-compatibility/2006" xmlns:o="urn:schemas-microsoft-com:office:office" xmlns:r="http://schemas.openxmlformats.org/officeDocument/2006/relationships" xmlns:m="http://schemas.openxmlformats.org/officeDocument/2006/math" xmlns:v="urn:schemas-microsoft-com:vml" xmlns:wp14="http://schemas.microsoft.com/office/word/2010/wordprocessingDrawing" xmlns:wp="http://schemas.openxmlformats.org/drawingml/2006/wordprocessingDrawing" xmlns:w10="urn:schemas-microsoft-com:office:word" xmlns:w="http://schemas.openxmlformats.org/wordprocessingml/2006/main" xmlns:w14="http://schemas.microsoft.com/office/word/2010/wordml" xmlns:wpg="http://schemas.microsoft.com/office/word/2010/wordprocessingGroup" xmlns:wpi="http://schemas.microsoft.com/office/word/2010/wordprocessingInk" xmlns:wne="http://schemas.microsoft.com/office/word/2006/wordml" xmlns:wps="http://schemas.microsoft.com/office/word/2010/wordprocessingShape" xmlns:wpsCustomData="http://www.wps.cn/officeDocument/2013/wpsCustomData" mc:Ignorable="w14 wp14">
   <w:abstractNum w:abstractNumId="0">
     <w:nsid w:val="8011BB85"/>
     <w:multiLevelType w:val="singleLevel"/>
     <w:tmpl w:val="8011BB85"/>
-    <w:lvl w:ilvl="0">
+    <w:lvl w:ilvl="0" w:tentative="0">
       <w:start w:val="1"/>
       <w:numFmt w:val="decimal"/>
       <w:lvlText w:val="%1."/>
@@ -9524,7 +9582,7 @@
     <w:nsid w:val="884289DE"/>
     <w:multiLevelType w:val="singleLevel"/>
     <w:tmpl w:val="884289DE"/>
-    <w:lvl w:ilvl="0">
+    <w:lvl w:ilvl="0" w:tentative="0">
       <w:start w:val="1"/>
       <w:numFmt w:val="decimal"/>
       <w:lvlText w:val="%1."/>
@@ -9541,10 +9599,10 @@
     <w:nsid w:val="8E964DCE"/>
     <w:multiLevelType w:val="multilevel"/>
     <w:tmpl w:val="8E964DCE"/>
-    <w:lvl w:ilvl="0">
+    <w:lvl w:ilvl="0" w:tentative="0">
       <w:start w:val="1"/>
       <w:numFmt w:val="decimal"/>
-      <w:pStyle w:val="Heading1"/>
+      <w:pStyle w:val="2"/>
       <w:lvlText w:val="%1."/>
       <w:lvlJc w:val="left"/>
       <w:pPr>
@@ -9554,10 +9612,10 @@
         <w:rFonts w:hint="default"/>
       </w:rPr>
     </w:lvl>
-    <w:lvl w:ilvl="1">
+    <w:lvl w:ilvl="1" w:tentative="0">
       <w:start w:val="1"/>
       <w:numFmt w:val="decimal"/>
-      <w:pStyle w:val="Heading2"/>
+      <w:pStyle w:val="3"/>
       <w:lvlText w:val="%1.%2."/>
       <w:lvlJc w:val="left"/>
       <w:pPr>
@@ -9567,10 +9625,10 @@
         <w:rFonts w:hint="default"/>
       </w:rPr>
     </w:lvl>
-    <w:lvl w:ilvl="2">
+    <w:lvl w:ilvl="2" w:tentative="0">
       <w:start w:val="1"/>
       <w:numFmt w:val="decimal"/>
-      <w:pStyle w:val="Heading3"/>
+      <w:pStyle w:val="4"/>
       <w:lvlText w:val="%1.%2.%3."/>
       <w:lvlJc w:val="left"/>
       <w:pPr>
@@ -9580,10 +9638,10 @@
         <w:rFonts w:hint="default"/>
       </w:rPr>
     </w:lvl>
-    <w:lvl w:ilvl="3">
+    <w:lvl w:ilvl="3" w:tentative="0">
       <w:start w:val="1"/>
       <w:numFmt w:val="decimal"/>
-      <w:pStyle w:val="Heading4"/>
+      <w:pStyle w:val="5"/>
       <w:lvlText w:val="%1.%2.%3.%4."/>
       <w:lvlJc w:val="left"/>
       <w:pPr>
@@ -9593,10 +9651,10 @@
         <w:rFonts w:hint="default"/>
       </w:rPr>
     </w:lvl>
-    <w:lvl w:ilvl="4">
+    <w:lvl w:ilvl="4" w:tentative="0">
       <w:start w:val="1"/>
       <w:numFmt w:val="decimal"/>
-      <w:pStyle w:val="Heading5"/>
+      <w:pStyle w:val="6"/>
       <w:lvlText w:val="%1.%2.%3.%4.%5."/>
       <w:lvlJc w:val="left"/>
       <w:pPr>
@@ -9606,10 +9664,10 @@
         <w:rFonts w:hint="default"/>
       </w:rPr>
     </w:lvl>
-    <w:lvl w:ilvl="5">
+    <w:lvl w:ilvl="5" w:tentative="0">
       <w:start w:val="1"/>
       <w:numFmt w:val="decimal"/>
-      <w:pStyle w:val="Heading6"/>
+      <w:pStyle w:val="7"/>
       <w:lvlText w:val="%1.%2.%3.%4.%5.%6."/>
       <w:lvlJc w:val="left"/>
       <w:pPr>
@@ -9619,10 +9677,10 @@
         <w:rFonts w:hint="default"/>
       </w:rPr>
     </w:lvl>
-    <w:lvl w:ilvl="6">
+    <w:lvl w:ilvl="6" w:tentative="0">
       <w:start w:val="1"/>
       <w:numFmt w:val="decimal"/>
-      <w:pStyle w:val="Heading7"/>
+      <w:pStyle w:val="8"/>
       <w:lvlText w:val="%1.%2.%3.%4.%5.%6.%7."/>
       <w:lvlJc w:val="left"/>
       <w:pPr>
@@ -9632,10 +9690,10 @@
         <w:rFonts w:hint="default"/>
       </w:rPr>
     </w:lvl>
-    <w:lvl w:ilvl="7">
+    <w:lvl w:ilvl="7" w:tentative="0">
       <w:start w:val="1"/>
       <w:numFmt w:val="decimal"/>
-      <w:pStyle w:val="Heading8"/>
+      <w:pStyle w:val="9"/>
       <w:lvlText w:val="%1.%2.%3.%4.%5.%6.%7.%8."/>
       <w:lvlJc w:val="left"/>
       <w:pPr>
@@ -9645,10 +9703,10 @@
         <w:rFonts w:hint="default"/>
       </w:rPr>
     </w:lvl>
-    <w:lvl w:ilvl="8">
+    <w:lvl w:ilvl="8" w:tentative="0">
       <w:start w:val="1"/>
       <w:numFmt w:val="decimal"/>
-      <w:pStyle w:val="Heading9"/>
+      <w:pStyle w:val="10"/>
       <w:lvlText w:val="%1.%2.%3.%4.%5.%6.%7.%8.%9."/>
       <w:lvlJc w:val="left"/>
       <w:pPr>
@@ -9663,7 +9721,7 @@
     <w:nsid w:val="9166B541"/>
     <w:multiLevelType w:val="singleLevel"/>
     <w:tmpl w:val="9166B541"/>
-    <w:lvl w:ilvl="0">
+    <w:lvl w:ilvl="0" w:tentative="0">
       <w:start w:val="1"/>
       <w:numFmt w:val="decimal"/>
       <w:lvlText w:val="%1."/>
@@ -9680,7 +9738,7 @@
     <w:nsid w:val="AC064F7C"/>
     <w:multiLevelType w:val="singleLevel"/>
     <w:tmpl w:val="AC064F7C"/>
-    <w:lvl w:ilvl="0">
+    <w:lvl w:ilvl="0" w:tentative="0">
       <w:start w:val="1"/>
       <w:numFmt w:val="decimal"/>
       <w:lvlText w:val="%1."/>
@@ -9697,7 +9755,7 @@
     <w:nsid w:val="AFC0E7CB"/>
     <w:multiLevelType w:val="singleLevel"/>
     <w:tmpl w:val="AFC0E7CB"/>
-    <w:lvl w:ilvl="0">
+    <w:lvl w:ilvl="0" w:tentative="0">
       <w:start w:val="1"/>
       <w:numFmt w:val="decimal"/>
       <w:lvlText w:val="%1."/>
@@ -9706,7 +9764,7 @@
         <w:ind w:left="425" w:hanging="425"/>
       </w:pPr>
       <w:rPr>
-        <w:rFonts w:ascii="Arial" w:hAnsi="Arial" w:cs="Arial" w:hint="default"/>
+        <w:rFonts w:hint="default" w:ascii="Arial" w:hAnsi="Arial" w:cs="Arial"/>
       </w:rPr>
     </w:lvl>
   </w:abstractNum>
@@ -9714,7 +9772,7 @@
     <w:nsid w:val="B586DDE5"/>
     <w:multiLevelType w:val="singleLevel"/>
     <w:tmpl w:val="B586DDE5"/>
-    <w:lvl w:ilvl="0">
+    <w:lvl w:ilvl="0" w:tentative="0">
       <w:start w:val="1"/>
       <w:numFmt w:val="decimal"/>
       <w:lvlText w:val="%1."/>
@@ -9731,7 +9789,7 @@
     <w:nsid w:val="C043A8AF"/>
     <w:multiLevelType w:val="singleLevel"/>
     <w:tmpl w:val="C043A8AF"/>
-    <w:lvl w:ilvl="0">
+    <w:lvl w:ilvl="0" w:tentative="0">
       <w:start w:val="1"/>
       <w:numFmt w:val="decimal"/>
       <w:lvlText w:val="%1."/>
@@ -9748,7 +9806,7 @@
     <w:nsid w:val="C559F704"/>
     <w:multiLevelType w:val="singleLevel"/>
     <w:tmpl w:val="C559F704"/>
-    <w:lvl w:ilvl="0">
+    <w:lvl w:ilvl="0" w:tentative="0">
       <w:start w:val="1"/>
       <w:numFmt w:val="decimal"/>
       <w:lvlText w:val="%1."/>
@@ -9765,7 +9823,7 @@
     <w:nsid w:val="CA137E46"/>
     <w:multiLevelType w:val="singleLevel"/>
     <w:tmpl w:val="CA137E46"/>
-    <w:lvl w:ilvl="0">
+    <w:lvl w:ilvl="0" w:tentative="0">
       <w:start w:val="1"/>
       <w:numFmt w:val="decimal"/>
       <w:lvlText w:val="%1."/>
@@ -9782,7 +9840,7 @@
     <w:nsid w:val="D38BECFB"/>
     <w:multiLevelType w:val="singleLevel"/>
     <w:tmpl w:val="D38BECFB"/>
-    <w:lvl w:ilvl="0">
+    <w:lvl w:ilvl="0" w:tentative="0">
       <w:start w:val="1"/>
       <w:numFmt w:val="decimal"/>
       <w:lvlText w:val="%1."/>
@@ -9799,7 +9857,7 @@
     <w:nsid w:val="E43C1864"/>
     <w:multiLevelType w:val="singleLevel"/>
     <w:tmpl w:val="E43C1864"/>
-    <w:lvl w:ilvl="0">
+    <w:lvl w:ilvl="0" w:tentative="0">
       <w:start w:val="1"/>
       <w:numFmt w:val="decimal"/>
       <w:lvlText w:val="%1."/>
@@ -9816,7 +9874,7 @@
     <w:nsid w:val="EA8BABA5"/>
     <w:multiLevelType w:val="singleLevel"/>
     <w:tmpl w:val="EA8BABA5"/>
-    <w:lvl w:ilvl="0">
+    <w:lvl w:ilvl="0" w:tentative="0">
       <w:start w:val="1"/>
       <w:numFmt w:val="decimal"/>
       <w:lvlText w:val="%1."/>
@@ -9833,7 +9891,7 @@
     <w:nsid w:val="FF5D57DB"/>
     <w:multiLevelType w:val="singleLevel"/>
     <w:tmpl w:val="FF5D57DB"/>
-    <w:lvl w:ilvl="0">
+    <w:lvl w:ilvl="0" w:tentative="0">
       <w:start w:val="1"/>
       <w:numFmt w:val="decimal"/>
       <w:lvlText w:val="%1."/>
@@ -9850,7 +9908,7 @@
     <w:nsid w:val="019BE019"/>
     <w:multiLevelType w:val="singleLevel"/>
     <w:tmpl w:val="019BE019"/>
-    <w:lvl w:ilvl="0">
+    <w:lvl w:ilvl="0" w:tentative="0">
       <w:start w:val="1"/>
       <w:numFmt w:val="decimal"/>
       <w:lvlText w:val="%1."/>
@@ -9867,7 +9925,7 @@
     <w:nsid w:val="028D79C1"/>
     <w:multiLevelType w:val="singleLevel"/>
     <w:tmpl w:val="028D79C1"/>
-    <w:lvl w:ilvl="0">
+    <w:lvl w:ilvl="0" w:tentative="0">
       <w:start w:val="1"/>
       <w:numFmt w:val="decimal"/>
       <w:lvlText w:val="%1."/>
@@ -9884,7 +9942,7 @@
     <w:nsid w:val="07290DDE"/>
     <w:multiLevelType w:val="singleLevel"/>
     <w:tmpl w:val="07290DDE"/>
-    <w:lvl w:ilvl="0">
+    <w:lvl w:ilvl="0" w:tentative="0">
       <w:start w:val="1"/>
       <w:numFmt w:val="decimal"/>
       <w:lvlText w:val="%1."/>
@@ -9901,7 +9959,7 @@
     <w:nsid w:val="0C047421"/>
     <w:multiLevelType w:val="singleLevel"/>
     <w:tmpl w:val="0C047421"/>
-    <w:lvl w:ilvl="0">
+    <w:lvl w:ilvl="0" w:tentative="0">
       <w:start w:val="1"/>
       <w:numFmt w:val="decimal"/>
       <w:lvlText w:val="%1."/>
@@ -9918,7 +9976,7 @@
     <w:nsid w:val="0C5077CA"/>
     <w:multiLevelType w:val="singleLevel"/>
     <w:tmpl w:val="0C5077CA"/>
-    <w:lvl w:ilvl="0">
+    <w:lvl w:ilvl="0" w:tentative="0">
       <w:start w:val="1"/>
       <w:numFmt w:val="decimal"/>
       <w:lvlText w:val="(%1)"/>
@@ -9938,7 +9996,7 @@
     <w:nsid w:val="2A0F0B6B"/>
     <w:multiLevelType w:val="singleLevel"/>
     <w:tmpl w:val="2A0F0B6B"/>
-    <w:lvl w:ilvl="0">
+    <w:lvl w:ilvl="0" w:tentative="0">
       <w:start w:val="1"/>
       <w:numFmt w:val="decimal"/>
       <w:lvlText w:val="%1."/>
@@ -9955,7 +10013,7 @@
     <w:nsid w:val="2BC8988C"/>
     <w:multiLevelType w:val="singleLevel"/>
     <w:tmpl w:val="2BC8988C"/>
-    <w:lvl w:ilvl="0">
+    <w:lvl w:ilvl="0" w:tentative="0">
       <w:start w:val="1"/>
       <w:numFmt w:val="decimal"/>
       <w:lvlText w:val="%1."/>
@@ -9972,7 +10030,7 @@
     <w:nsid w:val="33521DEC"/>
     <w:multiLevelType w:val="singleLevel"/>
     <w:tmpl w:val="33521DEC"/>
-    <w:lvl w:ilvl="0">
+    <w:lvl w:ilvl="0" w:tentative="0">
       <w:start w:val="1"/>
       <w:numFmt w:val="decimal"/>
       <w:lvlText w:val="%1."/>
@@ -9989,7 +10047,7 @@
     <w:nsid w:val="42BBF6CD"/>
     <w:multiLevelType w:val="singleLevel"/>
     <w:tmpl w:val="42BBF6CD"/>
-    <w:lvl w:ilvl="0">
+    <w:lvl w:ilvl="0" w:tentative="0">
       <w:start w:val="1"/>
       <w:numFmt w:val="decimal"/>
       <w:lvlText w:val="%1."/>
@@ -10006,7 +10064,7 @@
     <w:nsid w:val="4A205BAD"/>
     <w:multiLevelType w:val="singleLevel"/>
     <w:tmpl w:val="4A205BAD"/>
-    <w:lvl w:ilvl="0">
+    <w:lvl w:ilvl="0" w:tentative="0">
       <w:start w:val="1"/>
       <w:numFmt w:val="decimal"/>
       <w:lvlText w:val="(%1)"/>
@@ -10026,7 +10084,7 @@
     <w:nsid w:val="69CCB241"/>
     <w:multiLevelType w:val="singleLevel"/>
     <w:tmpl w:val="69CCB241"/>
-    <w:lvl w:ilvl="0">
+    <w:lvl w:ilvl="0" w:tentative="0">
       <w:start w:val="1"/>
       <w:numFmt w:val="decimal"/>
       <w:lvlText w:val="%1."/>
@@ -10043,7 +10101,7 @@
     <w:nsid w:val="7B0D0079"/>
     <w:multiLevelType w:val="singleLevel"/>
     <w:tmpl w:val="7B0D0079"/>
-    <w:lvl w:ilvl="0">
+    <w:lvl w:ilvl="0" w:tentative="0">
       <w:start w:val="1"/>
       <w:numFmt w:val="decimal"/>
       <w:lvlText w:val="%1."/>
@@ -10168,268 +10226,270 @@
 </file>
 
 <file path=word/styles.xml><?xml version="1.0" encoding="utf-8"?>
-<w:styles xmlns:mc="http://schemas.openxmlformats.org/markup-compatibility/2006" xmlns:r="http://schemas.openxmlformats.org/officeDocument/2006/relationships" xmlns:w="http://schemas.openxmlformats.org/wordprocessingml/2006/main" xmlns:w14="http://schemas.microsoft.com/office/word/2010/wordml" xmlns:w15="http://schemas.microsoft.com/office/word/2012/wordml" mc:Ignorable="w14 w15">
+<w:styles xmlns:mc="http://schemas.openxmlformats.org/markup-compatibility/2006" xmlns:o="urn:schemas-microsoft-com:office:office" xmlns:r="http://schemas.openxmlformats.org/officeDocument/2006/relationships" xmlns:m="http://schemas.openxmlformats.org/officeDocument/2006/math" xmlns:v="urn:schemas-microsoft-com:vml" xmlns:w="http://schemas.openxmlformats.org/wordprocessingml/2006/main" xmlns:w14="http://schemas.microsoft.com/office/word/2010/wordml" xmlns:w10="urn:schemas-microsoft-com:office:word" xmlns:sl="http://schemas.openxmlformats.org/schemaLibrary/2006/main" xmlns:wpsCustomData="http://www.wps.cn/officeDocument/2013/wpsCustomData" mc:Ignorable="w14">
   <w:docDefaults>
     <w:rPrDefault>
       <w:rPr>
-        <w:rFonts w:ascii="Times New Roman" w:eastAsia="宋体" w:hAnsi="Times New Roman" w:cs="Times New Roman"/>
+        <w:rFonts w:ascii="Times New Roman" w:hAnsi="Times New Roman" w:eastAsia="宋体" w:cs="Times New Roman"/>
       </w:rPr>
     </w:rPrDefault>
     <w:pPrDefault/>
   </w:docDefaults>
-  <w:latentStyles w:defLockedState="0" w:defUIPriority="99" w:defSemiHidden="1" w:defUnhideWhenUsed="1" w:defQFormat="0" w:count="260">
-    <w:lsdException w:name="Normal" w:semiHidden="0" w:uiPriority="0" w:unhideWhenUsed="0" w:qFormat="1"/>
-    <w:lsdException w:name="heading 1" w:semiHidden="0" w:uiPriority="0" w:unhideWhenUsed="0" w:qFormat="1"/>
-    <w:lsdException w:name="heading 2" w:semiHidden="0" w:uiPriority="0" w:qFormat="1"/>
-    <w:lsdException w:name="heading 3" w:uiPriority="0" w:qFormat="1"/>
-    <w:lsdException w:name="heading 4" w:semiHidden="0" w:uiPriority="0" w:qFormat="1"/>
-    <w:lsdException w:name="heading 5" w:uiPriority="0" w:qFormat="1"/>
-    <w:lsdException w:name="heading 6" w:uiPriority="0" w:qFormat="1"/>
-    <w:lsdException w:name="heading 7" w:uiPriority="0" w:qFormat="1"/>
-    <w:lsdException w:name="heading 8" w:uiPriority="0" w:qFormat="1"/>
-    <w:lsdException w:name="heading 9" w:uiPriority="0" w:qFormat="1"/>
-    <w:lsdException w:name="index 1" w:semiHidden="0" w:uiPriority="0" w:unhideWhenUsed="0"/>
-    <w:lsdException w:name="index 2" w:semiHidden="0" w:uiPriority="0" w:unhideWhenUsed="0"/>
-    <w:lsdException w:name="index 3" w:semiHidden="0" w:uiPriority="0" w:unhideWhenUsed="0"/>
-    <w:lsdException w:name="index 4" w:semiHidden="0" w:uiPriority="0" w:unhideWhenUsed="0"/>
-    <w:lsdException w:name="index 5" w:semiHidden="0" w:uiPriority="0" w:unhideWhenUsed="0"/>
-    <w:lsdException w:name="index 6" w:semiHidden="0" w:uiPriority="0" w:unhideWhenUsed="0"/>
-    <w:lsdException w:name="index 7" w:semiHidden="0" w:uiPriority="0" w:unhideWhenUsed="0"/>
-    <w:lsdException w:name="index 8" w:semiHidden="0" w:uiPriority="0" w:unhideWhenUsed="0"/>
-    <w:lsdException w:name="index 9" w:semiHidden="0" w:uiPriority="0" w:unhideWhenUsed="0"/>
-    <w:lsdException w:name="toc 1" w:semiHidden="0" w:uiPriority="0" w:unhideWhenUsed="0" w:qFormat="1"/>
-    <w:lsdException w:name="toc 2" w:semiHidden="0" w:uiPriority="0" w:unhideWhenUsed="0" w:qFormat="1"/>
-    <w:lsdException w:name="toc 3" w:semiHidden="0" w:uiPriority="0" w:unhideWhenUsed="0" w:qFormat="1"/>
-    <w:lsdException w:name="toc 4" w:semiHidden="0" w:uiPriority="0" w:unhideWhenUsed="0"/>
-    <w:lsdException w:name="toc 5" w:semiHidden="0" w:uiPriority="0" w:unhideWhenUsed="0"/>
-    <w:lsdException w:name="toc 6" w:semiHidden="0" w:uiPriority="0" w:unhideWhenUsed="0"/>
-    <w:lsdException w:name="toc 7" w:semiHidden="0" w:uiPriority="0" w:unhideWhenUsed="0"/>
-    <w:lsdException w:name="toc 8" w:semiHidden="0" w:uiPriority="0" w:unhideWhenUsed="0"/>
-    <w:lsdException w:name="toc 9" w:semiHidden="0" w:uiPriority="0" w:unhideWhenUsed="0"/>
-    <w:lsdException w:name="Normal Indent" w:semiHidden="0" w:uiPriority="0" w:unhideWhenUsed="0" w:qFormat="1"/>
-    <w:lsdException w:name="footnote text" w:semiHidden="0" w:uiPriority="0" w:unhideWhenUsed="0"/>
-    <w:lsdException w:name="annotation text" w:semiHidden="0" w:uiPriority="0" w:unhideWhenUsed="0" w:qFormat="1"/>
-    <w:lsdException w:name="header" w:semiHidden="0" w:uiPriority="0" w:unhideWhenUsed="0" w:qFormat="1"/>
-    <w:lsdException w:name="footer" w:semiHidden="0" w:uiPriority="0" w:unhideWhenUsed="0" w:qFormat="1"/>
-    <w:lsdException w:name="index heading" w:semiHidden="0" w:uiPriority="0" w:unhideWhenUsed="0"/>
-    <w:lsdException w:name="caption" w:uiPriority="0" w:qFormat="1"/>
-    <w:lsdException w:name="table of figures" w:semiHidden="0" w:uiPriority="0" w:unhideWhenUsed="0"/>
-    <w:lsdException w:name="envelope address" w:semiHidden="0" w:uiPriority="0" w:unhideWhenUsed="0"/>
-    <w:lsdException w:name="envelope return" w:semiHidden="0" w:uiPriority="0" w:unhideWhenUsed="0"/>
-    <w:lsdException w:name="footnote reference" w:semiHidden="0" w:uiPriority="0" w:unhideWhenUsed="0"/>
-    <w:lsdException w:name="annotation reference" w:semiHidden="0" w:uiPriority="0" w:unhideWhenUsed="0"/>
-    <w:lsdException w:name="line number" w:semiHidden="0" w:uiPriority="0" w:unhideWhenUsed="0"/>
-    <w:lsdException w:name="page number" w:semiHidden="0" w:uiPriority="0" w:unhideWhenUsed="0"/>
-    <w:lsdException w:name="endnote reference" w:semiHidden="0" w:uiPriority="0" w:unhideWhenUsed="0"/>
-    <w:lsdException w:name="endnote text" w:semiHidden="0" w:uiPriority="0" w:unhideWhenUsed="0"/>
-    <w:lsdException w:name="table of authorities" w:semiHidden="0" w:uiPriority="0" w:unhideWhenUsed="0"/>
-    <w:lsdException w:name="macro" w:semiHidden="0" w:uiPriority="0" w:unhideWhenUsed="0"/>
-    <w:lsdException w:name="toa heading" w:semiHidden="0" w:uiPriority="0" w:unhideWhenUsed="0"/>
-    <w:lsdException w:name="List" w:semiHidden="0" w:uiPriority="0" w:unhideWhenUsed="0"/>
-    <w:lsdException w:name="List Bullet" w:semiHidden="0" w:uiPriority="0" w:unhideWhenUsed="0"/>
-    <w:lsdException w:name="List Number" w:semiHidden="0" w:uiPriority="0" w:unhideWhenUsed="0"/>
-    <w:lsdException w:name="List 2" w:semiHidden="0" w:uiPriority="0" w:unhideWhenUsed="0"/>
-    <w:lsdException w:name="List 3" w:semiHidden="0" w:uiPriority="0" w:unhideWhenUsed="0"/>
-    <w:lsdException w:name="List 4" w:semiHidden="0" w:uiPriority="0" w:unhideWhenUsed="0"/>
-    <w:lsdException w:name="List 5" w:semiHidden="0" w:uiPriority="0" w:unhideWhenUsed="0"/>
-    <w:lsdException w:name="List Bullet 2" w:semiHidden="0" w:uiPriority="0" w:unhideWhenUsed="0"/>
-    <w:lsdException w:name="List Bullet 3" w:semiHidden="0" w:uiPriority="0" w:unhideWhenUsed="0"/>
-    <w:lsdException w:name="List Bullet 4" w:semiHidden="0" w:uiPriority="0" w:unhideWhenUsed="0"/>
-    <w:lsdException w:name="List Bullet 5" w:semiHidden="0" w:uiPriority="0" w:unhideWhenUsed="0"/>
-    <w:lsdException w:name="List Number 2" w:semiHidden="0" w:uiPriority="0" w:unhideWhenUsed="0"/>
-    <w:lsdException w:name="List Number 3" w:semiHidden="0" w:uiPriority="0" w:unhideWhenUsed="0"/>
-    <w:lsdException w:name="List Number 4" w:semiHidden="0" w:uiPriority="0" w:unhideWhenUsed="0"/>
-    <w:lsdException w:name="List Number 5" w:semiHidden="0" w:uiPriority="0" w:unhideWhenUsed="0"/>
-    <w:lsdException w:name="Title" w:semiHidden="0" w:uiPriority="0" w:unhideWhenUsed="0" w:qFormat="1"/>
-    <w:lsdException w:name="Closing" w:semiHidden="0" w:uiPriority="0" w:unhideWhenUsed="0"/>
-    <w:lsdException w:name="Signature" w:semiHidden="0" w:uiPriority="0" w:unhideWhenUsed="0"/>
-    <w:lsdException w:name="Default Paragraph Font" w:uiPriority="0" w:unhideWhenUsed="0" w:qFormat="1"/>
-    <w:lsdException w:name="Body Text" w:uiPriority="0" w:unhideWhenUsed="0" w:qFormat="1"/>
-    <w:lsdException w:name="Body Text Indent" w:semiHidden="0" w:uiPriority="0" w:unhideWhenUsed="0"/>
-    <w:lsdException w:name="List Continue" w:semiHidden="0" w:uiPriority="0" w:unhideWhenUsed="0"/>
-    <w:lsdException w:name="List Continue 2" w:semiHidden="0" w:uiPriority="0" w:unhideWhenUsed="0"/>
-    <w:lsdException w:name="List Continue 3" w:semiHidden="0" w:uiPriority="0" w:unhideWhenUsed="0"/>
-    <w:lsdException w:name="List Continue 4" w:semiHidden="0" w:uiPriority="0" w:unhideWhenUsed="0"/>
-    <w:lsdException w:name="List Continue 5" w:semiHidden="0" w:uiPriority="0" w:unhideWhenUsed="0"/>
-    <w:lsdException w:name="Message Header" w:semiHidden="0" w:uiPriority="0" w:unhideWhenUsed="0"/>
-    <w:lsdException w:name="Subtitle" w:semiHidden="0" w:uiPriority="0" w:unhideWhenUsed="0" w:qFormat="1"/>
-    <w:lsdException w:name="Salutation" w:semiHidden="0" w:uiPriority="0" w:unhideWhenUsed="0"/>
-    <w:lsdException w:name="Date" w:semiHidden="0" w:uiPriority="0" w:unhideWhenUsed="0"/>
-    <w:lsdException w:name="Body Text First Indent" w:semiHidden="0" w:uiPriority="0" w:unhideWhenUsed="0"/>
-    <w:lsdException w:name="Body Text First Indent 2" w:semiHidden="0" w:uiPriority="0" w:unhideWhenUsed="0"/>
-    <w:lsdException w:name="Body Text 2" w:semiHidden="0" w:uiPriority="0" w:unhideWhenUsed="0"/>
-    <w:lsdException w:name="Body Text 3" w:semiHidden="0" w:uiPriority="0" w:unhideWhenUsed="0"/>
-    <w:lsdException w:name="Body Text Indent 2" w:semiHidden="0" w:uiPriority="0" w:unhideWhenUsed="0"/>
-    <w:lsdException w:name="Body Text Indent 3" w:semiHidden="0" w:uiPriority="0" w:unhideWhenUsed="0"/>
-    <w:lsdException w:name="Block Text" w:semiHidden="0" w:uiPriority="0" w:unhideWhenUsed="0"/>
-    <w:lsdException w:name="Hyperlink" w:semiHidden="0" w:uiPriority="0" w:unhideWhenUsed="0"/>
-    <w:lsdException w:name="FollowedHyperlink" w:semiHidden="0" w:uiPriority="0" w:unhideWhenUsed="0"/>
-    <w:lsdException w:name="Strong" w:semiHidden="0" w:uiPriority="0" w:unhideWhenUsed="0" w:qFormat="1"/>
-    <w:lsdException w:name="Emphasis" w:semiHidden="0" w:uiPriority="0" w:unhideWhenUsed="0" w:qFormat="1"/>
-    <w:lsdException w:name="Document Map" w:semiHidden="0" w:uiPriority="0" w:unhideWhenUsed="0"/>
-    <w:lsdException w:name="Plain Text" w:semiHidden="0" w:uiPriority="0" w:unhideWhenUsed="0"/>
-    <w:lsdException w:name="E-mail Signature" w:semiHidden="0" w:uiPriority="0" w:unhideWhenUsed="0"/>
-    <w:lsdException w:name="Normal (Web)" w:semiHidden="0" w:uiPriority="0" w:unhideWhenUsed="0" w:qFormat="1"/>
-    <w:lsdException w:name="HTML Acronym" w:semiHidden="0" w:uiPriority="0" w:unhideWhenUsed="0"/>
-    <w:lsdException w:name="HTML Address" w:semiHidden="0" w:uiPriority="0" w:unhideWhenUsed="0"/>
-    <w:lsdException w:name="HTML Cite" w:semiHidden="0" w:uiPriority="0" w:unhideWhenUsed="0"/>
-    <w:lsdException w:name="HTML Code" w:semiHidden="0" w:uiPriority="0" w:unhideWhenUsed="0"/>
-    <w:lsdException w:name="HTML Definition" w:semiHidden="0" w:uiPriority="0" w:unhideWhenUsed="0"/>
-    <w:lsdException w:name="HTML Keyboard" w:semiHidden="0" w:uiPriority="0" w:unhideWhenUsed="0"/>
-    <w:lsdException w:name="HTML Preformatted" w:semiHidden="0" w:uiPriority="0" w:unhideWhenUsed="0"/>
-    <w:lsdException w:name="HTML Sample" w:semiHidden="0" w:uiPriority="0" w:unhideWhenUsed="0"/>
-    <w:lsdException w:name="HTML Typewriter" w:semiHidden="0" w:uiPriority="0" w:unhideWhenUsed="0"/>
-    <w:lsdException w:name="HTML Variable" w:semiHidden="0" w:uiPriority="0" w:unhideWhenUsed="0"/>
-    <w:lsdException w:name="Normal Table" w:uiPriority="0" w:unhideWhenUsed="0" w:qFormat="1"/>
-    <w:lsdException w:name="annotation subject" w:semiHidden="0" w:uiPriority="0" w:unhideWhenUsed="0"/>
-    <w:lsdException w:name="Table Simple 1" w:semiHidden="0" w:uiPriority="0" w:unhideWhenUsed="0"/>
-    <w:lsdException w:name="Table Simple 2" w:semiHidden="0" w:uiPriority="0" w:unhideWhenUsed="0"/>
-    <w:lsdException w:name="Table Simple 3" w:semiHidden="0" w:uiPriority="0" w:unhideWhenUsed="0"/>
-    <w:lsdException w:name="Table Classic 1" w:semiHidden="0" w:uiPriority="0" w:unhideWhenUsed="0"/>
-    <w:lsdException w:name="Table Classic 2" w:semiHidden="0" w:uiPriority="0" w:unhideWhenUsed="0"/>
-    <w:lsdException w:name="Table Classic 3" w:semiHidden="0" w:uiPriority="0" w:unhideWhenUsed="0"/>
-    <w:lsdException w:name="Table Classic 4" w:semiHidden="0" w:uiPriority="0" w:unhideWhenUsed="0"/>
-    <w:lsdException w:name="Table Colorful 1" w:semiHidden="0" w:uiPriority="0" w:unhideWhenUsed="0"/>
-    <w:lsdException w:name="Table Colorful 2" w:semiHidden="0" w:uiPriority="0" w:unhideWhenUsed="0"/>
-    <w:lsdException w:name="Table Colorful 3" w:semiHidden="0" w:uiPriority="0" w:unhideWhenUsed="0"/>
-    <w:lsdException w:name="Table Columns 1" w:semiHidden="0" w:uiPriority="0" w:unhideWhenUsed="0"/>
-    <w:lsdException w:name="Table Columns 2" w:semiHidden="0" w:uiPriority="0" w:unhideWhenUsed="0"/>
-    <w:lsdException w:name="Table Columns 3" w:semiHidden="0" w:uiPriority="0" w:unhideWhenUsed="0"/>
-    <w:lsdException w:name="Table Columns 4" w:semiHidden="0" w:uiPriority="0" w:unhideWhenUsed="0"/>
-    <w:lsdException w:name="Table Columns 5" w:semiHidden="0" w:uiPriority="0" w:unhideWhenUsed="0"/>
-    <w:lsdException w:name="Table Grid 1" w:semiHidden="0" w:uiPriority="0" w:unhideWhenUsed="0"/>
-    <w:lsdException w:name="Table Grid 2" w:semiHidden="0" w:uiPriority="0" w:unhideWhenUsed="0"/>
-    <w:lsdException w:name="Table Grid 3" w:semiHidden="0" w:uiPriority="0" w:unhideWhenUsed="0"/>
-    <w:lsdException w:name="Table Grid 4" w:semiHidden="0" w:uiPriority="0" w:unhideWhenUsed="0"/>
-    <w:lsdException w:name="Table Grid 5" w:semiHidden="0" w:uiPriority="0" w:unhideWhenUsed="0"/>
-    <w:lsdException w:name="Table Grid 6" w:semiHidden="0" w:uiPriority="0" w:unhideWhenUsed="0"/>
-    <w:lsdException w:name="Table Grid 7" w:semiHidden="0" w:uiPriority="0" w:unhideWhenUsed="0"/>
-    <w:lsdException w:name="Table Grid 8" w:semiHidden="0" w:uiPriority="0" w:unhideWhenUsed="0"/>
-    <w:lsdException w:name="Table List 1" w:semiHidden="0" w:uiPriority="0" w:unhideWhenUsed="0"/>
-    <w:lsdException w:name="Table List 2" w:semiHidden="0" w:uiPriority="0" w:unhideWhenUsed="0"/>
-    <w:lsdException w:name="Table List 3" w:semiHidden="0" w:uiPriority="0" w:unhideWhenUsed="0"/>
-    <w:lsdException w:name="Table List 4" w:semiHidden="0" w:uiPriority="0" w:unhideWhenUsed="0"/>
-    <w:lsdException w:name="Table List 5" w:semiHidden="0" w:uiPriority="0" w:unhideWhenUsed="0"/>
-    <w:lsdException w:name="Table List 6" w:semiHidden="0" w:uiPriority="0" w:unhideWhenUsed="0"/>
-    <w:lsdException w:name="Table List 7" w:semiHidden="0" w:uiPriority="0" w:unhideWhenUsed="0"/>
-    <w:lsdException w:name="Table List 8" w:semiHidden="0" w:uiPriority="0" w:unhideWhenUsed="0"/>
-    <w:lsdException w:name="Table 3D effects 1" w:semiHidden="0" w:uiPriority="0" w:unhideWhenUsed="0"/>
-    <w:lsdException w:name="Table 3D effects 2" w:semiHidden="0" w:uiPriority="0" w:unhideWhenUsed="0"/>
-    <w:lsdException w:name="Table 3D effects 3" w:semiHidden="0" w:uiPriority="0" w:unhideWhenUsed="0"/>
-    <w:lsdException w:name="Table Contemporary" w:semiHidden="0" w:uiPriority="0" w:unhideWhenUsed="0"/>
-    <w:lsdException w:name="Table Elegant" w:semiHidden="0" w:uiPriority="0" w:unhideWhenUsed="0"/>
-    <w:lsdException w:name="Table Professional" w:semiHidden="0" w:uiPriority="0" w:unhideWhenUsed="0"/>
-    <w:lsdException w:name="Table Subtle 1" w:semiHidden="0" w:uiPriority="0" w:unhideWhenUsed="0"/>
-    <w:lsdException w:name="Table Subtle 2" w:semiHidden="0" w:uiPriority="0" w:unhideWhenUsed="0"/>
-    <w:lsdException w:name="Table Web 1" w:semiHidden="0" w:uiPriority="0" w:unhideWhenUsed="0"/>
-    <w:lsdException w:name="Table Web 2" w:semiHidden="0" w:uiPriority="0" w:unhideWhenUsed="0"/>
-    <w:lsdException w:name="Table Web 3" w:semiHidden="0" w:uiPriority="0" w:unhideWhenUsed="0"/>
-    <w:lsdException w:name="Balloon Text" w:semiHidden="0" w:uiPriority="0" w:unhideWhenUsed="0"/>
-    <w:lsdException w:name="Table Grid" w:semiHidden="0" w:uiPriority="0" w:unhideWhenUsed="0" w:qFormat="1"/>
-    <w:lsdException w:name="Table Theme" w:semiHidden="0" w:uiPriority="0" w:unhideWhenUsed="0"/>
-    <w:lsdException w:name="No Spacing" w:semiHidden="0" w:unhideWhenUsed="0" w:qFormat="1"/>
-    <w:lsdException w:name="Light Shading" w:semiHidden="0" w:uiPriority="60" w:unhideWhenUsed="0"/>
-    <w:lsdException w:name="Light List" w:semiHidden="0" w:uiPriority="61" w:unhideWhenUsed="0"/>
-    <w:lsdException w:name="Light Grid" w:semiHidden="0" w:uiPriority="62" w:unhideWhenUsed="0"/>
-    <w:lsdException w:name="Medium Shading 1" w:semiHidden="0" w:uiPriority="63" w:unhideWhenUsed="0"/>
-    <w:lsdException w:name="Medium Shading 2" w:semiHidden="0" w:uiPriority="64" w:unhideWhenUsed="0"/>
-    <w:lsdException w:name="Medium List 1" w:semiHidden="0" w:uiPriority="65" w:unhideWhenUsed="0"/>
-    <w:lsdException w:name="Medium List 2" w:semiHidden="0" w:uiPriority="66" w:unhideWhenUsed="0"/>
-    <w:lsdException w:name="Medium Grid 1" w:semiHidden="0" w:uiPriority="67" w:unhideWhenUsed="0"/>
-    <w:lsdException w:name="Medium Grid 2" w:semiHidden="0" w:uiPriority="68" w:unhideWhenUsed="0"/>
-    <w:lsdException w:name="Medium Grid 3" w:semiHidden="0" w:uiPriority="69" w:unhideWhenUsed="0"/>
-    <w:lsdException w:name="Dark List" w:semiHidden="0" w:uiPriority="70" w:unhideWhenUsed="0"/>
-    <w:lsdException w:name="Colorful Shading" w:semiHidden="0" w:uiPriority="71" w:unhideWhenUsed="0"/>
-    <w:lsdException w:name="Colorful List" w:semiHidden="0" w:uiPriority="72" w:unhideWhenUsed="0"/>
-    <w:lsdException w:name="Colorful Grid" w:semiHidden="0" w:uiPriority="73" w:unhideWhenUsed="0"/>
-    <w:lsdException w:name="Light Shading Accent 1" w:semiHidden="0" w:uiPriority="60" w:unhideWhenUsed="0"/>
-    <w:lsdException w:name="Light List Accent 1" w:semiHidden="0" w:uiPriority="61" w:unhideWhenUsed="0"/>
-    <w:lsdException w:name="Light Grid Accent 1" w:semiHidden="0" w:uiPriority="62" w:unhideWhenUsed="0"/>
-    <w:lsdException w:name="Medium Shading 1 Accent 1" w:semiHidden="0" w:uiPriority="63" w:unhideWhenUsed="0"/>
-    <w:lsdException w:name="Medium Shading 2 Accent 1" w:semiHidden="0" w:uiPriority="64" w:unhideWhenUsed="0"/>
-    <w:lsdException w:name="Medium List 1 Accent 1" w:semiHidden="0" w:uiPriority="65" w:unhideWhenUsed="0"/>
-    <w:lsdException w:name="Medium List 2 Accent 1" w:semiHidden="0" w:uiPriority="66" w:unhideWhenUsed="0"/>
-    <w:lsdException w:name="Medium Grid 1 Accent 1" w:semiHidden="0" w:uiPriority="67" w:unhideWhenUsed="0"/>
-    <w:lsdException w:name="Medium Grid 2 Accent 1" w:semiHidden="0" w:uiPriority="68" w:unhideWhenUsed="0"/>
-    <w:lsdException w:name="Medium Grid 3 Accent 1" w:semiHidden="0" w:uiPriority="69" w:unhideWhenUsed="0"/>
-    <w:lsdException w:name="Dark List Accent 1" w:semiHidden="0" w:uiPriority="70" w:unhideWhenUsed="0"/>
-    <w:lsdException w:name="Colorful Shading Accent 1" w:semiHidden="0" w:uiPriority="71" w:unhideWhenUsed="0"/>
-    <w:lsdException w:name="Colorful List Accent 1" w:semiHidden="0" w:uiPriority="72" w:unhideWhenUsed="0"/>
-    <w:lsdException w:name="Colorful Grid Accent 1" w:semiHidden="0" w:uiPriority="73" w:unhideWhenUsed="0"/>
-    <w:lsdException w:name="Light Shading Accent 2" w:semiHidden="0" w:uiPriority="60" w:unhideWhenUsed="0"/>
-    <w:lsdException w:name="Light List Accent 2" w:semiHidden="0" w:uiPriority="61" w:unhideWhenUsed="0"/>
-    <w:lsdException w:name="Light Grid Accent 2" w:semiHidden="0" w:uiPriority="62" w:unhideWhenUsed="0"/>
-    <w:lsdException w:name="Medium Shading 1 Accent 2" w:semiHidden="0" w:uiPriority="63" w:unhideWhenUsed="0"/>
-    <w:lsdException w:name="Medium Shading 2 Accent 2" w:semiHidden="0" w:uiPriority="64" w:unhideWhenUsed="0"/>
-    <w:lsdException w:name="Medium List 1 Accent 2" w:semiHidden="0" w:uiPriority="65" w:unhideWhenUsed="0"/>
-    <w:lsdException w:name="Medium List 2 Accent 2" w:semiHidden="0" w:uiPriority="66" w:unhideWhenUsed="0"/>
-    <w:lsdException w:name="Medium Grid 1 Accent 2" w:semiHidden="0" w:uiPriority="67" w:unhideWhenUsed="0"/>
-    <w:lsdException w:name="Medium Grid 2 Accent 2" w:semiHidden="0" w:uiPriority="68" w:unhideWhenUsed="0"/>
-    <w:lsdException w:name="Medium Grid 3 Accent 2" w:semiHidden="0" w:uiPriority="69" w:unhideWhenUsed="0"/>
-    <w:lsdException w:name="Dark List Accent 2" w:semiHidden="0" w:uiPriority="70" w:unhideWhenUsed="0"/>
-    <w:lsdException w:name="Colorful Shading Accent 2" w:semiHidden="0" w:uiPriority="71" w:unhideWhenUsed="0"/>
-    <w:lsdException w:name="Colorful List Accent 2" w:semiHidden="0" w:uiPriority="72" w:unhideWhenUsed="0"/>
-    <w:lsdException w:name="Colorful Grid Accent 2" w:semiHidden="0" w:uiPriority="73" w:unhideWhenUsed="0"/>
-    <w:lsdException w:name="Light Shading Accent 3" w:semiHidden="0" w:uiPriority="60" w:unhideWhenUsed="0"/>
-    <w:lsdException w:name="Light List Accent 3" w:semiHidden="0" w:uiPriority="61" w:unhideWhenUsed="0"/>
-    <w:lsdException w:name="Light Grid Accent 3" w:semiHidden="0" w:uiPriority="62" w:unhideWhenUsed="0"/>
-    <w:lsdException w:name="Medium Shading 1 Accent 3" w:semiHidden="0" w:uiPriority="63" w:unhideWhenUsed="0"/>
-    <w:lsdException w:name="Medium Shading 2 Accent 3" w:semiHidden="0" w:uiPriority="64" w:unhideWhenUsed="0"/>
-    <w:lsdException w:name="Medium List 1 Accent 3" w:semiHidden="0" w:uiPriority="65" w:unhideWhenUsed="0"/>
-    <w:lsdException w:name="Medium List 2 Accent 3" w:semiHidden="0" w:uiPriority="66" w:unhideWhenUsed="0"/>
-    <w:lsdException w:name="Medium Grid 1 Accent 3" w:semiHidden="0" w:uiPriority="67" w:unhideWhenUsed="0"/>
-    <w:lsdException w:name="Medium Grid 2 Accent 3" w:semiHidden="0" w:uiPriority="68" w:unhideWhenUsed="0"/>
-    <w:lsdException w:name="Medium Grid 3 Accent 3" w:semiHidden="0" w:uiPriority="69" w:unhideWhenUsed="0"/>
-    <w:lsdException w:name="Dark List Accent 3" w:semiHidden="0" w:uiPriority="70" w:unhideWhenUsed="0"/>
-    <w:lsdException w:name="Colorful Shading Accent 3" w:semiHidden="0" w:uiPriority="71" w:unhideWhenUsed="0"/>
-    <w:lsdException w:name="Colorful List Accent 3" w:semiHidden="0" w:uiPriority="72" w:unhideWhenUsed="0"/>
-    <w:lsdException w:name="Colorful Grid Accent 3" w:semiHidden="0" w:uiPriority="73" w:unhideWhenUsed="0"/>
-    <w:lsdException w:name="Light Shading Accent 4" w:semiHidden="0" w:uiPriority="60" w:unhideWhenUsed="0"/>
-    <w:lsdException w:name="Light List Accent 4" w:semiHidden="0" w:uiPriority="61" w:unhideWhenUsed="0"/>
-    <w:lsdException w:name="Light Grid Accent 4" w:semiHidden="0" w:uiPriority="62" w:unhideWhenUsed="0"/>
-    <w:lsdException w:name="Medium Shading 1 Accent 4" w:semiHidden="0" w:uiPriority="63" w:unhideWhenUsed="0"/>
-    <w:lsdException w:name="Medium Shading 2 Accent 4" w:semiHidden="0" w:uiPriority="64" w:unhideWhenUsed="0"/>
-    <w:lsdException w:name="Medium List 1 Accent 4" w:semiHidden="0" w:uiPriority="65" w:unhideWhenUsed="0"/>
-    <w:lsdException w:name="Medium List 2 Accent 4" w:semiHidden="0" w:uiPriority="66" w:unhideWhenUsed="0"/>
-    <w:lsdException w:name="Medium Grid 1 Accent 4" w:semiHidden="0" w:uiPriority="67" w:unhideWhenUsed="0"/>
-    <w:lsdException w:name="Medium Grid 2 Accent 4" w:semiHidden="0" w:uiPriority="68" w:unhideWhenUsed="0"/>
-    <w:lsdException w:name="Medium Grid 3 Accent 4" w:semiHidden="0" w:uiPriority="69" w:unhideWhenUsed="0"/>
-    <w:lsdException w:name="Dark List Accent 4" w:semiHidden="0" w:uiPriority="70" w:unhideWhenUsed="0"/>
-    <w:lsdException w:name="Colorful Shading Accent 4" w:semiHidden="0" w:uiPriority="71" w:unhideWhenUsed="0"/>
-    <w:lsdException w:name="Colorful List Accent 4" w:semiHidden="0" w:uiPriority="72" w:unhideWhenUsed="0"/>
-    <w:lsdException w:name="Colorful Grid Accent 4" w:semiHidden="0" w:uiPriority="73" w:unhideWhenUsed="0"/>
-    <w:lsdException w:name="Light Shading Accent 5" w:semiHidden="0" w:uiPriority="60" w:unhideWhenUsed="0"/>
-    <w:lsdException w:name="Light List Accent 5" w:semiHidden="0" w:uiPriority="61" w:unhideWhenUsed="0"/>
-    <w:lsdException w:name="Light Grid Accent 5" w:semiHidden="0" w:uiPriority="62" w:unhideWhenUsed="0"/>
-    <w:lsdException w:name="Medium Shading 1 Accent 5" w:semiHidden="0" w:uiPriority="63" w:unhideWhenUsed="0"/>
-    <w:lsdException w:name="Medium Shading 2 Accent 5" w:semiHidden="0" w:uiPriority="64" w:unhideWhenUsed="0"/>
-    <w:lsdException w:name="Medium List 1 Accent 5" w:semiHidden="0" w:uiPriority="65" w:unhideWhenUsed="0"/>
-    <w:lsdException w:name="Medium List 2 Accent 5" w:semiHidden="0" w:uiPriority="66" w:unhideWhenUsed="0"/>
-    <w:lsdException w:name="Medium Grid 1 Accent 5" w:semiHidden="0" w:uiPriority="67" w:unhideWhenUsed="0"/>
-    <w:lsdException w:name="Medium Grid 2 Accent 5" w:semiHidden="0" w:uiPriority="68" w:unhideWhenUsed="0"/>
-    <w:lsdException w:name="Medium Grid 3 Accent 5" w:semiHidden="0" w:uiPriority="69" w:unhideWhenUsed="0"/>
-    <w:lsdException w:name="Dark List Accent 5" w:semiHidden="0" w:uiPriority="70" w:unhideWhenUsed="0"/>
-    <w:lsdException w:name="Colorful Shading Accent 5" w:semiHidden="0" w:uiPriority="71" w:unhideWhenUsed="0"/>
-    <w:lsdException w:name="Colorful List Accent 5" w:semiHidden="0" w:uiPriority="72" w:unhideWhenUsed="0"/>
-    <w:lsdException w:name="Colorful Grid Accent 5" w:semiHidden="0" w:uiPriority="73" w:unhideWhenUsed="0"/>
-    <w:lsdException w:name="Light Shading Accent 6" w:semiHidden="0" w:uiPriority="60" w:unhideWhenUsed="0"/>
-    <w:lsdException w:name="Light List Accent 6" w:semiHidden="0" w:uiPriority="61" w:unhideWhenUsed="0"/>
-    <w:lsdException w:name="Light Grid Accent 6" w:semiHidden="0" w:uiPriority="62" w:unhideWhenUsed="0"/>
-    <w:lsdException w:name="Medium Shading 1 Accent 6" w:semiHidden="0" w:uiPriority="63" w:unhideWhenUsed="0"/>
-    <w:lsdException w:name="Medium Shading 2 Accent 6" w:semiHidden="0" w:uiPriority="64" w:unhideWhenUsed="0"/>
-    <w:lsdException w:name="Medium List 1 Accent 6" w:semiHidden="0" w:uiPriority="65" w:unhideWhenUsed="0"/>
-    <w:lsdException w:name="Medium List 2 Accent 6" w:semiHidden="0" w:uiPriority="66" w:unhideWhenUsed="0"/>
-    <w:lsdException w:name="Medium Grid 1 Accent 6" w:semiHidden="0" w:uiPriority="67" w:unhideWhenUsed="0"/>
-    <w:lsdException w:name="Medium Grid 2 Accent 6" w:semiHidden="0" w:uiPriority="68" w:unhideWhenUsed="0"/>
-    <w:lsdException w:name="Medium Grid 3 Accent 6" w:semiHidden="0" w:uiPriority="69" w:unhideWhenUsed="0"/>
-    <w:lsdException w:name="Dark List Accent 6" w:semiHidden="0" w:uiPriority="70" w:unhideWhenUsed="0"/>
-    <w:lsdException w:name="Colorful Shading Accent 6" w:semiHidden="0" w:uiPriority="71" w:unhideWhenUsed="0"/>
-    <w:lsdException w:name="Colorful List Accent 6" w:semiHidden="0" w:uiPriority="72" w:unhideWhenUsed="0"/>
-    <w:lsdException w:name="Colorful Grid Accent 6" w:semiHidden="0" w:uiPriority="73" w:unhideWhenUsed="0"/>
+  <w:latentStyles w:count="260" w:defQFormat="0" w:defUnhideWhenUsed="1" w:defSemiHidden="1" w:defUIPriority="99" w:defLockedState="0">
+    <w:lsdException w:qFormat="1" w:unhideWhenUsed="0" w:uiPriority="0" w:semiHidden="0" w:name="Normal"/>
+    <w:lsdException w:qFormat="1" w:unhideWhenUsed="0" w:uiPriority="0" w:semiHidden="0" w:name="heading 1"/>
+    <w:lsdException w:qFormat="1" w:uiPriority="0" w:semiHidden="0" w:name="heading 2"/>
+    <w:lsdException w:qFormat="1" w:uiPriority="0" w:name="heading 3"/>
+    <w:lsdException w:qFormat="1" w:uiPriority="0" w:semiHidden="0" w:name="heading 4"/>
+    <w:lsdException w:qFormat="1" w:uiPriority="0" w:name="heading 5"/>
+    <w:lsdException w:qFormat="1" w:uiPriority="0" w:name="heading 6"/>
+    <w:lsdException w:qFormat="1" w:uiPriority="0" w:name="heading 7"/>
+    <w:lsdException w:qFormat="1" w:uiPriority="0" w:name="heading 8"/>
+    <w:lsdException w:qFormat="1" w:uiPriority="0" w:name="heading 9"/>
+    <w:lsdException w:unhideWhenUsed="0" w:uiPriority="0" w:semiHidden="0" w:name="index 1"/>
+    <w:lsdException w:unhideWhenUsed="0" w:uiPriority="0" w:semiHidden="0" w:name="index 2"/>
+    <w:lsdException w:unhideWhenUsed="0" w:uiPriority="0" w:semiHidden="0" w:name="index 3"/>
+    <w:lsdException w:unhideWhenUsed="0" w:uiPriority="0" w:semiHidden="0" w:name="index 4"/>
+    <w:lsdException w:unhideWhenUsed="0" w:uiPriority="0" w:semiHidden="0" w:name="index 5"/>
+    <w:lsdException w:unhideWhenUsed="0" w:uiPriority="0" w:semiHidden="0" w:name="index 6"/>
+    <w:lsdException w:unhideWhenUsed="0" w:uiPriority="0" w:semiHidden="0" w:name="index 7"/>
+    <w:lsdException w:unhideWhenUsed="0" w:uiPriority="0" w:semiHidden="0" w:name="index 8"/>
+    <w:lsdException w:unhideWhenUsed="0" w:uiPriority="0" w:semiHidden="0" w:name="index 9"/>
+    <w:lsdException w:qFormat="1" w:unhideWhenUsed="0" w:uiPriority="0" w:semiHidden="0" w:name="toc 1"/>
+    <w:lsdException w:qFormat="1" w:unhideWhenUsed="0" w:uiPriority="0" w:semiHidden="0" w:name="toc 2"/>
+    <w:lsdException w:qFormat="1" w:unhideWhenUsed="0" w:uiPriority="0" w:semiHidden="0" w:name="toc 3"/>
+    <w:lsdException w:unhideWhenUsed="0" w:uiPriority="0" w:semiHidden="0" w:name="toc 4"/>
+    <w:lsdException w:unhideWhenUsed="0" w:uiPriority="0" w:semiHidden="0" w:name="toc 5"/>
+    <w:lsdException w:unhideWhenUsed="0" w:uiPriority="0" w:semiHidden="0" w:name="toc 6"/>
+    <w:lsdException w:unhideWhenUsed="0" w:uiPriority="0" w:semiHidden="0" w:name="toc 7"/>
+    <w:lsdException w:unhideWhenUsed="0" w:uiPriority="0" w:semiHidden="0" w:name="toc 8"/>
+    <w:lsdException w:unhideWhenUsed="0" w:uiPriority="0" w:semiHidden="0" w:name="toc 9"/>
+    <w:lsdException w:qFormat="1" w:unhideWhenUsed="0" w:uiPriority="0" w:semiHidden="0" w:name="Normal Indent"/>
+    <w:lsdException w:unhideWhenUsed="0" w:uiPriority="0" w:semiHidden="0" w:name="footnote text"/>
+    <w:lsdException w:qFormat="1" w:unhideWhenUsed="0" w:uiPriority="0" w:semiHidden="0" w:name="annotation text"/>
+    <w:lsdException w:qFormat="1" w:unhideWhenUsed="0" w:uiPriority="0" w:semiHidden="0" w:name="header"/>
+    <w:lsdException w:qFormat="1" w:unhideWhenUsed="0" w:uiPriority="0" w:semiHidden="0" w:name="footer"/>
+    <w:lsdException w:unhideWhenUsed="0" w:uiPriority="0" w:semiHidden="0" w:name="index heading"/>
+    <w:lsdException w:qFormat="1" w:uiPriority="0" w:name="caption"/>
+    <w:lsdException w:unhideWhenUsed="0" w:uiPriority="0" w:semiHidden="0" w:name="table of figures"/>
+    <w:lsdException w:unhideWhenUsed="0" w:uiPriority="0" w:semiHidden="0" w:name="envelope address"/>
+    <w:lsdException w:unhideWhenUsed="0" w:uiPriority="0" w:semiHidden="0" w:name="envelope return"/>
+    <w:lsdException w:unhideWhenUsed="0" w:uiPriority="0" w:semiHidden="0" w:name="footnote reference"/>
+    <w:lsdException w:unhideWhenUsed="0" w:uiPriority="0" w:semiHidden="0" w:name="annotation reference"/>
+    <w:lsdException w:unhideWhenUsed="0" w:uiPriority="0" w:semiHidden="0" w:name="line number"/>
+    <w:lsdException w:unhideWhenUsed="0" w:uiPriority="0" w:semiHidden="0" w:name="page number"/>
+    <w:lsdException w:unhideWhenUsed="0" w:uiPriority="0" w:semiHidden="0" w:name="endnote reference"/>
+    <w:lsdException w:unhideWhenUsed="0" w:uiPriority="0" w:semiHidden="0" w:name="endnote text"/>
+    <w:lsdException w:unhideWhenUsed="0" w:uiPriority="0" w:semiHidden="0" w:name="table of authorities"/>
+    <w:lsdException w:unhideWhenUsed="0" w:uiPriority="0" w:semiHidden="0" w:name="macro"/>
+    <w:lsdException w:unhideWhenUsed="0" w:uiPriority="0" w:semiHidden="0" w:name="toa heading"/>
+    <w:lsdException w:unhideWhenUsed="0" w:uiPriority="0" w:semiHidden="0" w:name="List"/>
+    <w:lsdException w:unhideWhenUsed="0" w:uiPriority="0" w:semiHidden="0" w:name="List Bullet"/>
+    <w:lsdException w:unhideWhenUsed="0" w:uiPriority="0" w:semiHidden="0" w:name="List Number"/>
+    <w:lsdException w:unhideWhenUsed="0" w:uiPriority="0" w:semiHidden="0" w:name="List 2"/>
+    <w:lsdException w:unhideWhenUsed="0" w:uiPriority="0" w:semiHidden="0" w:name="List 3"/>
+    <w:lsdException w:unhideWhenUsed="0" w:uiPriority="0" w:semiHidden="0" w:name="List 4"/>
+    <w:lsdException w:unhideWhenUsed="0" w:uiPriority="0" w:semiHidden="0" w:name="List 5"/>
+    <w:lsdException w:unhideWhenUsed="0" w:uiPriority="0" w:semiHidden="0" w:name="List Bullet 2"/>
+    <w:lsdException w:unhideWhenUsed="0" w:uiPriority="0" w:semiHidden="0" w:name="List Bullet 3"/>
+    <w:lsdException w:unhideWhenUsed="0" w:uiPriority="0" w:semiHidden="0" w:name="List Bullet 4"/>
+    <w:lsdException w:unhideWhenUsed="0" w:uiPriority="0" w:semiHidden="0" w:name="List Bullet 5"/>
+    <w:lsdException w:unhideWhenUsed="0" w:uiPriority="0" w:semiHidden="0" w:name="List Number 2"/>
+    <w:lsdException w:unhideWhenUsed="0" w:uiPriority="0" w:semiHidden="0" w:name="List Number 3"/>
+    <w:lsdException w:unhideWhenUsed="0" w:uiPriority="0" w:semiHidden="0" w:name="List Number 4"/>
+    <w:lsdException w:unhideWhenUsed="0" w:uiPriority="0" w:semiHidden="0" w:name="List Number 5"/>
+    <w:lsdException w:qFormat="1" w:unhideWhenUsed="0" w:uiPriority="0" w:semiHidden="0" w:name="Title"/>
+    <w:lsdException w:unhideWhenUsed="0" w:uiPriority="0" w:semiHidden="0" w:name="Closing"/>
+    <w:lsdException w:unhideWhenUsed="0" w:uiPriority="0" w:semiHidden="0" w:name="Signature"/>
+    <w:lsdException w:qFormat="1" w:unhideWhenUsed="0" w:uiPriority="0" w:name="Default Paragraph Font"/>
+    <w:lsdException w:qFormat="1" w:unhideWhenUsed="0" w:uiPriority="0" w:name="Body Text"/>
+    <w:lsdException w:unhideWhenUsed="0" w:uiPriority="0" w:semiHidden="0" w:name="Body Text Indent"/>
+    <w:lsdException w:unhideWhenUsed="0" w:uiPriority="0" w:semiHidden="0" w:name="List Continue"/>
+    <w:lsdException w:unhideWhenUsed="0" w:uiPriority="0" w:semiHidden="0" w:name="List Continue 2"/>
+    <w:lsdException w:unhideWhenUsed="0" w:uiPriority="0" w:semiHidden="0" w:name="List Continue 3"/>
+    <w:lsdException w:unhideWhenUsed="0" w:uiPriority="0" w:semiHidden="0" w:name="List Continue 4"/>
+    <w:lsdException w:unhideWhenUsed="0" w:uiPriority="0" w:semiHidden="0" w:name="List Continue 5"/>
+    <w:lsdException w:unhideWhenUsed="0" w:uiPriority="0" w:semiHidden="0" w:name="Message Header"/>
+    <w:lsdException w:qFormat="1" w:unhideWhenUsed="0" w:uiPriority="0" w:semiHidden="0" w:name="Subtitle"/>
+    <w:lsdException w:unhideWhenUsed="0" w:uiPriority="0" w:semiHidden="0" w:name="Salutation"/>
+    <w:lsdException w:unhideWhenUsed="0" w:uiPriority="0" w:semiHidden="0" w:name="Date"/>
+    <w:lsdException w:unhideWhenUsed="0" w:uiPriority="0" w:semiHidden="0" w:name="Body Text First Indent"/>
+    <w:lsdException w:unhideWhenUsed="0" w:uiPriority="0" w:semiHidden="0" w:name="Body Text First Indent 2"/>
+    <w:lsdException w:uiPriority="99" w:name="Note Heading"/>
+    <w:lsdException w:unhideWhenUsed="0" w:uiPriority="0" w:semiHidden="0" w:name="Body Text 2"/>
+    <w:lsdException w:unhideWhenUsed="0" w:uiPriority="0" w:semiHidden="0" w:name="Body Text 3"/>
+    <w:lsdException w:unhideWhenUsed="0" w:uiPriority="0" w:semiHidden="0" w:name="Body Text Indent 2"/>
+    <w:lsdException w:unhideWhenUsed="0" w:uiPriority="0" w:semiHidden="0" w:name="Body Text Indent 3"/>
+    <w:lsdException w:unhideWhenUsed="0" w:uiPriority="0" w:semiHidden="0" w:name="Block Text"/>
+    <w:lsdException w:unhideWhenUsed="0" w:uiPriority="0" w:semiHidden="0" w:name="Hyperlink"/>
+    <w:lsdException w:unhideWhenUsed="0" w:uiPriority="0" w:semiHidden="0" w:name="FollowedHyperlink"/>
+    <w:lsdException w:qFormat="1" w:unhideWhenUsed="0" w:uiPriority="0" w:semiHidden="0" w:name="Strong"/>
+    <w:lsdException w:qFormat="1" w:unhideWhenUsed="0" w:uiPriority="0" w:semiHidden="0" w:name="Emphasis"/>
+    <w:lsdException w:unhideWhenUsed="0" w:uiPriority="0" w:semiHidden="0" w:name="Document Map"/>
+    <w:lsdException w:unhideWhenUsed="0" w:uiPriority="0" w:semiHidden="0" w:name="Plain Text"/>
+    <w:lsdException w:unhideWhenUsed="0" w:uiPriority="0" w:semiHidden="0" w:name="E-mail Signature"/>
+    <w:lsdException w:qFormat="1" w:unhideWhenUsed="0" w:uiPriority="0" w:semiHidden="0" w:name="Normal (Web)"/>
+    <w:lsdException w:unhideWhenUsed="0" w:uiPriority="0" w:semiHidden="0" w:name="HTML Acronym"/>
+    <w:lsdException w:unhideWhenUsed="0" w:uiPriority="0" w:semiHidden="0" w:name="HTML Address"/>
+    <w:lsdException w:unhideWhenUsed="0" w:uiPriority="0" w:semiHidden="0" w:name="HTML Cite"/>
+    <w:lsdException w:unhideWhenUsed="0" w:uiPriority="0" w:semiHidden="0" w:name="HTML Code"/>
+    <w:lsdException w:unhideWhenUsed="0" w:uiPriority="0" w:semiHidden="0" w:name="HTML Definition"/>
+    <w:lsdException w:unhideWhenUsed="0" w:uiPriority="0" w:semiHidden="0" w:name="HTML Keyboard"/>
+    <w:lsdException w:unhideWhenUsed="0" w:uiPriority="0" w:semiHidden="0" w:name="HTML Preformatted"/>
+    <w:lsdException w:unhideWhenUsed="0" w:uiPriority="0" w:semiHidden="0" w:name="HTML Sample"/>
+    <w:lsdException w:unhideWhenUsed="0" w:uiPriority="0" w:semiHidden="0" w:name="HTML Typewriter"/>
+    <w:lsdException w:unhideWhenUsed="0" w:uiPriority="0" w:semiHidden="0" w:name="HTML Variable"/>
+    <w:lsdException w:qFormat="1" w:unhideWhenUsed="0" w:uiPriority="0" w:name="Normal Table"/>
+    <w:lsdException w:unhideWhenUsed="0" w:uiPriority="0" w:semiHidden="0" w:name="annotation subject"/>
+    <w:lsdException w:unhideWhenUsed="0" w:uiPriority="0" w:semiHidden="0" w:name="Table Simple 1"/>
+    <w:lsdException w:unhideWhenUsed="0" w:uiPriority="0" w:semiHidden="0" w:name="Table Simple 2"/>
+    <w:lsdException w:unhideWhenUsed="0" w:uiPriority="0" w:semiHidden="0" w:name="Table Simple 3"/>
+    <w:lsdException w:unhideWhenUsed="0" w:uiPriority="0" w:semiHidden="0" w:name="Table Classic 1"/>
+    <w:lsdException w:unhideWhenUsed="0" w:uiPriority="0" w:semiHidden="0" w:name="Table Classic 2"/>
+    <w:lsdException w:unhideWhenUsed="0" w:uiPriority="0" w:semiHidden="0" w:name="Table Classic 3"/>
+    <w:lsdException w:unhideWhenUsed="0" w:uiPriority="0" w:semiHidden="0" w:name="Table Classic 4"/>
+    <w:lsdException w:unhideWhenUsed="0" w:uiPriority="0" w:semiHidden="0" w:name="Table Colorful 1"/>
+    <w:lsdException w:unhideWhenUsed="0" w:uiPriority="0" w:semiHidden="0" w:name="Table Colorful 2"/>
+    <w:lsdException w:unhideWhenUsed="0" w:uiPriority="0" w:semiHidden="0" w:name="Table Colorful 3"/>
+    <w:lsdException w:unhideWhenUsed="0" w:uiPriority="0" w:semiHidden="0" w:name="Table Columns 1"/>
+    <w:lsdException w:unhideWhenUsed="0" w:uiPriority="0" w:semiHidden="0" w:name="Table Columns 2"/>
+    <w:lsdException w:unhideWhenUsed="0" w:uiPriority="0" w:semiHidden="0" w:name="Table Columns 3"/>
+    <w:lsdException w:unhideWhenUsed="0" w:uiPriority="0" w:semiHidden="0" w:name="Table Columns 4"/>
+    <w:lsdException w:unhideWhenUsed="0" w:uiPriority="0" w:semiHidden="0" w:name="Table Columns 5"/>
+    <w:lsdException w:unhideWhenUsed="0" w:uiPriority="0" w:semiHidden="0" w:name="Table Grid 1"/>
+    <w:lsdException w:unhideWhenUsed="0" w:uiPriority="0" w:semiHidden="0" w:name="Table Grid 2"/>
+    <w:lsdException w:unhideWhenUsed="0" w:uiPriority="0" w:semiHidden="0" w:name="Table Grid 3"/>
+    <w:lsdException w:unhideWhenUsed="0" w:uiPriority="0" w:semiHidden="0" w:name="Table Grid 4"/>
+    <w:lsdException w:unhideWhenUsed="0" w:uiPriority="0" w:semiHidden="0" w:name="Table Grid 5"/>
+    <w:lsdException w:unhideWhenUsed="0" w:uiPriority="0" w:semiHidden="0" w:name="Table Grid 6"/>
+    <w:lsdException w:unhideWhenUsed="0" w:uiPriority="0" w:semiHidden="0" w:name="Table Grid 7"/>
+    <w:lsdException w:unhideWhenUsed="0" w:uiPriority="0" w:semiHidden="0" w:name="Table Grid 8"/>
+    <w:lsdException w:unhideWhenUsed="0" w:uiPriority="0" w:semiHidden="0" w:name="Table List 1"/>
+    <w:lsdException w:unhideWhenUsed="0" w:uiPriority="0" w:semiHidden="0" w:name="Table List 2"/>
+    <w:lsdException w:unhideWhenUsed="0" w:uiPriority="0" w:semiHidden="0" w:name="Table List 3"/>
+    <w:lsdException w:unhideWhenUsed="0" w:uiPriority="0" w:semiHidden="0" w:name="Table List 4"/>
+    <w:lsdException w:unhideWhenUsed="0" w:uiPriority="0" w:semiHidden="0" w:name="Table List 5"/>
+    <w:lsdException w:unhideWhenUsed="0" w:uiPriority="0" w:semiHidden="0" w:name="Table List 6"/>
+    <w:lsdException w:unhideWhenUsed="0" w:uiPriority="0" w:semiHidden="0" w:name="Table List 7"/>
+    <w:lsdException w:unhideWhenUsed="0" w:uiPriority="0" w:semiHidden="0" w:name="Table List 8"/>
+    <w:lsdException w:unhideWhenUsed="0" w:uiPriority="0" w:semiHidden="0" w:name="Table 3D effects 1"/>
+    <w:lsdException w:unhideWhenUsed="0" w:uiPriority="0" w:semiHidden="0" w:name="Table 3D effects 2"/>
+    <w:lsdException w:unhideWhenUsed="0" w:uiPriority="0" w:semiHidden="0" w:name="Table 3D effects 3"/>
+    <w:lsdException w:unhideWhenUsed="0" w:uiPriority="0" w:semiHidden="0" w:name="Table Contemporary"/>
+    <w:lsdException w:unhideWhenUsed="0" w:uiPriority="0" w:semiHidden="0" w:name="Table Elegant"/>
+    <w:lsdException w:unhideWhenUsed="0" w:uiPriority="0" w:semiHidden="0" w:name="Table Professional"/>
+    <w:lsdException w:unhideWhenUsed="0" w:uiPriority="0" w:semiHidden="0" w:name="Table Subtle 1"/>
+    <w:lsdException w:unhideWhenUsed="0" w:uiPriority="0" w:semiHidden="0" w:name="Table Subtle 2"/>
+    <w:lsdException w:unhideWhenUsed="0" w:uiPriority="0" w:semiHidden="0" w:name="Table Web 1"/>
+    <w:lsdException w:unhideWhenUsed="0" w:uiPriority="0" w:semiHidden="0" w:name="Table Web 2"/>
+    <w:lsdException w:unhideWhenUsed="0" w:uiPriority="0" w:semiHidden="0" w:name="Table Web 3"/>
+    <w:lsdException w:unhideWhenUsed="0" w:uiPriority="0" w:semiHidden="0" w:name="Balloon Text"/>
+    <w:lsdException w:qFormat="1" w:unhideWhenUsed="0" w:uiPriority="0" w:semiHidden="0" w:name="Table Grid"/>
+    <w:lsdException w:unhideWhenUsed="0" w:uiPriority="0" w:semiHidden="0" w:name="Table Theme"/>
+    <w:lsdException w:qFormat="1" w:unhideWhenUsed="0" w:uiPriority="99" w:semiHidden="0" w:name="No Spacing"/>
+    <w:lsdException w:unhideWhenUsed="0" w:uiPriority="60" w:semiHidden="0" w:name="Light Shading"/>
+    <w:lsdException w:unhideWhenUsed="0" w:uiPriority="61" w:semiHidden="0" w:name="Light List"/>
+    <w:lsdException w:unhideWhenUsed="0" w:uiPriority="62" w:semiHidden="0" w:name="Light Grid"/>
+    <w:lsdException w:unhideWhenUsed="0" w:uiPriority="63" w:semiHidden="0" w:name="Medium Shading 1"/>
+    <w:lsdException w:unhideWhenUsed="0" w:uiPriority="64" w:semiHidden="0" w:name="Medium Shading 2"/>
+    <w:lsdException w:unhideWhenUsed="0" w:uiPriority="65" w:semiHidden="0" w:name="Medium List 1"/>
+    <w:lsdException w:unhideWhenUsed="0" w:uiPriority="66" w:semiHidden="0" w:name="Medium List 2"/>
+    <w:lsdException w:unhideWhenUsed="0" w:uiPriority="67" w:semiHidden="0" w:name="Medium Grid 1"/>
+    <w:lsdException w:unhideWhenUsed="0" w:uiPriority="68" w:semiHidden="0" w:name="Medium Grid 2"/>
+    <w:lsdException w:unhideWhenUsed="0" w:uiPriority="69" w:semiHidden="0" w:name="Medium Grid 3"/>
+    <w:lsdException w:unhideWhenUsed="0" w:uiPriority="70" w:semiHidden="0" w:name="Dark List"/>
+    <w:lsdException w:unhideWhenUsed="0" w:uiPriority="71" w:semiHidden="0" w:name="Colorful Shading"/>
+    <w:lsdException w:unhideWhenUsed="0" w:uiPriority="72" w:semiHidden="0" w:name="Colorful List"/>
+    <w:lsdException w:unhideWhenUsed="0" w:uiPriority="73" w:semiHidden="0" w:name="Colorful Grid"/>
+    <w:lsdException w:unhideWhenUsed="0" w:uiPriority="60" w:semiHidden="0" w:name="Light Shading Accent 1"/>
+    <w:lsdException w:unhideWhenUsed="0" w:uiPriority="61" w:semiHidden="0" w:name="Light List Accent 1"/>
+    <w:lsdException w:unhideWhenUsed="0" w:uiPriority="62" w:semiHidden="0" w:name="Light Grid Accent 1"/>
+    <w:lsdException w:unhideWhenUsed="0" w:uiPriority="63" w:semiHidden="0" w:name="Medium Shading 1 Accent 1"/>
+    <w:lsdException w:unhideWhenUsed="0" w:uiPriority="64" w:semiHidden="0" w:name="Medium Shading 2 Accent 1"/>
+    <w:lsdException w:unhideWhenUsed="0" w:uiPriority="65" w:semiHidden="0" w:name="Medium List 1 Accent 1"/>
+    <w:lsdException w:unhideWhenUsed="0" w:uiPriority="66" w:semiHidden="0" w:name="Medium List 2 Accent 1"/>
+    <w:lsdException w:unhideWhenUsed="0" w:uiPriority="67" w:semiHidden="0" w:name="Medium Grid 1 Accent 1"/>
+    <w:lsdException w:unhideWhenUsed="0" w:uiPriority="68" w:semiHidden="0" w:name="Medium Grid 2 Accent 1"/>
+    <w:lsdException w:unhideWhenUsed="0" w:uiPriority="69" w:semiHidden="0" w:name="Medium Grid 3 Accent 1"/>
+    <w:lsdException w:unhideWhenUsed="0" w:uiPriority="70" w:semiHidden="0" w:name="Dark List Accent 1"/>
+    <w:lsdException w:unhideWhenUsed="0" w:uiPriority="71" w:semiHidden="0" w:name="Colorful Shading Accent 1"/>
+    <w:lsdException w:unhideWhenUsed="0" w:uiPriority="72" w:semiHidden="0" w:name="Colorful List Accent 1"/>
+    <w:lsdException w:unhideWhenUsed="0" w:uiPriority="73" w:semiHidden="0" w:name="Colorful Grid Accent 1"/>
+    <w:lsdException w:unhideWhenUsed="0" w:uiPriority="60" w:semiHidden="0" w:name="Light Shading Accent 2"/>
+    <w:lsdException w:unhideWhenUsed="0" w:uiPriority="61" w:semiHidden="0" w:name="Light List Accent 2"/>
+    <w:lsdException w:unhideWhenUsed="0" w:uiPriority="62" w:semiHidden="0" w:name="Light Grid Accent 2"/>
+    <w:lsdException w:unhideWhenUsed="0" w:uiPriority="63" w:semiHidden="0" w:name="Medium Shading 1 Accent 2"/>
+    <w:lsdException w:unhideWhenUsed="0" w:uiPriority="64" w:semiHidden="0" w:name="Medium Shading 2 Accent 2"/>
+    <w:lsdException w:unhideWhenUsed="0" w:uiPriority="65" w:semiHidden="0" w:name="Medium List 1 Accent 2"/>
+    <w:lsdException w:unhideWhenUsed="0" w:uiPriority="66" w:semiHidden="0" w:name="Medium List 2 Accent 2"/>
+    <w:lsdException w:unhideWhenUsed="0" w:uiPriority="67" w:semiHidden="0" w:name="Medium Grid 1 Accent 2"/>
+    <w:lsdException w:unhideWhenUsed="0" w:uiPriority="68" w:semiHidden="0" w:name="Medium Grid 2 Accent 2"/>
+    <w:lsdException w:unhideWhenUsed="0" w:uiPriority="69" w:semiHidden="0" w:name="Medium Grid 3 Accent 2"/>
+    <w:lsdException w:unhideWhenUsed="0" w:uiPriority="70" w:semiHidden="0" w:name="Dark List Accent 2"/>
+    <w:lsdException w:unhideWhenUsed="0" w:uiPriority="71" w:semiHidden="0" w:name="Colorful Shading Accent 2"/>
+    <w:lsdException w:unhideWhenUsed="0" w:uiPriority="72" w:semiHidden="0" w:name="Colorful List Accent 2"/>
+    <w:lsdException w:unhideWhenUsed="0" w:uiPriority="73" w:semiHidden="0" w:name="Colorful Grid Accent 2"/>
+    <w:lsdException w:unhideWhenUsed="0" w:uiPriority="60" w:semiHidden="0" w:name="Light Shading Accent 3"/>
+    <w:lsdException w:unhideWhenUsed="0" w:uiPriority="61" w:semiHidden="0" w:name="Light List Accent 3"/>
+    <w:lsdException w:unhideWhenUsed="0" w:uiPriority="62" w:semiHidden="0" w:name="Light Grid Accent 3"/>
+    <w:lsdException w:unhideWhenUsed="0" w:uiPriority="63" w:semiHidden="0" w:name="Medium Shading 1 Accent 3"/>
+    <w:lsdException w:unhideWhenUsed="0" w:uiPriority="64" w:semiHidden="0" w:name="Medium Shading 2 Accent 3"/>
+    <w:lsdException w:unhideWhenUsed="0" w:uiPriority="65" w:semiHidden="0" w:name="Medium List 1 Accent 3"/>
+    <w:lsdException w:unhideWhenUsed="0" w:uiPriority="66" w:semiHidden="0" w:name="Medium List 2 Accent 3"/>
+    <w:lsdException w:unhideWhenUsed="0" w:uiPriority="67" w:semiHidden="0" w:name="Medium Grid 1 Accent 3"/>
+    <w:lsdException w:unhideWhenUsed="0" w:uiPriority="68" w:semiHidden="0" w:name="Medium Grid 2 Accent 3"/>
+    <w:lsdException w:unhideWhenUsed="0" w:uiPriority="69" w:semiHidden="0" w:name="Medium Grid 3 Accent 3"/>
+    <w:lsdException w:unhideWhenUsed="0" w:uiPriority="70" w:semiHidden="0" w:name="Dark List Accent 3"/>
+    <w:lsdException w:unhideWhenUsed="0" w:uiPriority="71" w:semiHidden="0" w:name="Colorful Shading Accent 3"/>
+    <w:lsdException w:unhideWhenUsed="0" w:uiPriority="72" w:semiHidden="0" w:name="Colorful List Accent 3"/>
+    <w:lsdException w:unhideWhenUsed="0" w:uiPriority="73" w:semiHidden="0" w:name="Colorful Grid Accent 3"/>
+    <w:lsdException w:unhideWhenUsed="0" w:uiPriority="60" w:semiHidden="0" w:name="Light Shading Accent 4"/>
+    <w:lsdException w:unhideWhenUsed="0" w:uiPriority="61" w:semiHidden="0" w:name="Light List Accent 4"/>
+    <w:lsdException w:unhideWhenUsed="0" w:uiPriority="62" w:semiHidden="0" w:name="Light Grid Accent 4"/>
+    <w:lsdException w:unhideWhenUsed="0" w:uiPriority="63" w:semiHidden="0" w:name="Medium Shading 1 Accent 4"/>
+    <w:lsdException w:unhideWhenUsed="0" w:uiPriority="64" w:semiHidden="0" w:name="Medium Shading 2 Accent 4"/>
+    <w:lsdException w:unhideWhenUsed="0" w:uiPriority="65" w:semiHidden="0" w:name="Medium List 1 Accent 4"/>
+    <w:lsdException w:unhideWhenUsed="0" w:uiPriority="66" w:semiHidden="0" w:name="Medium List 2 Accent 4"/>
+    <w:lsdException w:unhideWhenUsed="0" w:uiPriority="67" w:semiHidden="0" w:name="Medium Grid 1 Accent 4"/>
+    <w:lsdException w:unhideWhenUsed="0" w:uiPriority="68" w:semiHidden="0" w:name="Medium Grid 2 Accent 4"/>
+    <w:lsdException w:unhideWhenUsed="0" w:uiPriority="69" w:semiHidden="0" w:name="Medium Grid 3 Accent 4"/>
+    <w:lsdException w:unhideWhenUsed="0" w:uiPriority="70" w:semiHidden="0" w:name="Dark List Accent 4"/>
+    <w:lsdException w:unhideWhenUsed="0" w:uiPriority="71" w:semiHidden="0" w:name="Colorful Shading Accent 4"/>
+    <w:lsdException w:unhideWhenUsed="0" w:uiPriority="72" w:semiHidden="0" w:name="Colorful List Accent 4"/>
+    <w:lsdException w:unhideWhenUsed="0" w:uiPriority="73" w:semiHidden="0" w:name="Colorful Grid Accent 4"/>
+    <w:lsdException w:unhideWhenUsed="0" w:uiPriority="60" w:semiHidden="0" w:name="Light Shading Accent 5"/>
+    <w:lsdException w:unhideWhenUsed="0" w:uiPriority="61" w:semiHidden="0" w:name="Light List Accent 5"/>
+    <w:lsdException w:unhideWhenUsed="0" w:uiPriority="62" w:semiHidden="0" w:name="Light Grid Accent 5"/>
+    <w:lsdException w:unhideWhenUsed="0" w:uiPriority="63" w:semiHidden="0" w:name="Medium Shading 1 Accent 5"/>
+    <w:lsdException w:unhideWhenUsed="0" w:uiPriority="64" w:semiHidden="0" w:name="Medium Shading 2 Accent 5"/>
+    <w:lsdException w:unhideWhenUsed="0" w:uiPriority="65" w:semiHidden="0" w:name="Medium List 1 Accent 5"/>
+    <w:lsdException w:unhideWhenUsed="0" w:uiPriority="66" w:semiHidden="0" w:name="Medium List 2 Accent 5"/>
+    <w:lsdException w:unhideWhenUsed="0" w:uiPriority="67" w:semiHidden="0" w:name="Medium Grid 1 Accent 5"/>
+    <w:lsdException w:unhideWhenUsed="0" w:uiPriority="68" w:semiHidden="0" w:name="Medium Grid 2 Accent 5"/>
+    <w:lsdException w:unhideWhenUsed="0" w:uiPriority="69" w:semiHidden="0" w:name="Medium Grid 3 Accent 5"/>
+    <w:lsdException w:unhideWhenUsed="0" w:uiPriority="70" w:semiHidden="0" w:name="Dark List Accent 5"/>
+    <w:lsdException w:unhideWhenUsed="0" w:uiPriority="71" w:semiHidden="0" w:name="Colorful Shading Accent 5"/>
+    <w:lsdException w:unhideWhenUsed="0" w:uiPriority="72" w:semiHidden="0" w:name="Colorful List Accent 5"/>
+    <w:lsdException w:unhideWhenUsed="0" w:uiPriority="73" w:semiHidden="0" w:name="Colorful Grid Accent 5"/>
+    <w:lsdException w:unhideWhenUsed="0" w:uiPriority="60" w:semiHidden="0" w:name="Light Shading Accent 6"/>
+    <w:lsdException w:unhideWhenUsed="0" w:uiPriority="61" w:semiHidden="0" w:name="Light List Accent 6"/>
+    <w:lsdException w:unhideWhenUsed="0" w:uiPriority="62" w:semiHidden="0" w:name="Light Grid Accent 6"/>
+    <w:lsdException w:unhideWhenUsed="0" w:uiPriority="63" w:semiHidden="0" w:name="Medium Shading 1 Accent 6"/>
+    <w:lsdException w:unhideWhenUsed="0" w:uiPriority="64" w:semiHidden="0" w:name="Medium Shading 2 Accent 6"/>
+    <w:lsdException w:unhideWhenUsed="0" w:uiPriority="65" w:semiHidden="0" w:name="Medium List 1 Accent 6"/>
+    <w:lsdException w:unhideWhenUsed="0" w:uiPriority="66" w:semiHidden="0" w:name="Medium List 2 Accent 6"/>
+    <w:lsdException w:unhideWhenUsed="0" w:uiPriority="67" w:semiHidden="0" w:name="Medium Grid 1 Accent 6"/>
+    <w:lsdException w:unhideWhenUsed="0" w:uiPriority="68" w:semiHidden="0" w:name="Medium Grid 2 Accent 6"/>
+    <w:lsdException w:unhideWhenUsed="0" w:uiPriority="69" w:semiHidden="0" w:name="Medium Grid 3 Accent 6"/>
+    <w:lsdException w:unhideWhenUsed="0" w:uiPriority="70" w:semiHidden="0" w:name="Dark List Accent 6"/>
+    <w:lsdException w:unhideWhenUsed="0" w:uiPriority="71" w:semiHidden="0" w:name="Colorful Shading Accent 6"/>
+    <w:lsdException w:unhideWhenUsed="0" w:uiPriority="72" w:semiHidden="0" w:name="Colorful List Accent 6"/>
+    <w:lsdException w:unhideWhenUsed="0" w:uiPriority="73" w:semiHidden="0" w:name="Colorful Grid Accent 6"/>
   </w:latentStyles>
-  <w:style w:type="paragraph" w:default="1" w:styleId="Normal">
+  <w:style w:type="paragraph" w:default="1" w:styleId="1">
     <w:name w:val="Normal"/>
     <w:qFormat/>
+    <w:uiPriority w:val="0"/>
     <w:pPr>
       <w:kinsoku w:val="0"/>
       <w:autoSpaceDE w:val="0"/>
@@ -10441,7 +10501,7 @@
       <w:textAlignment w:val="baseline"/>
     </w:pPr>
     <w:rPr>
-      <w:rFonts w:ascii="Arial" w:eastAsia="宋体" w:hAnsi="Arial" w:cs="Arial"/>
+      <w:rFonts w:ascii="Arial" w:hAnsi="Arial" w:eastAsia="宋体" w:cs="Arial"/>
       <w:snapToGrid w:val="0"/>
       <w:color w:val="000000"/>
       <w:kern w:val="0"/>
@@ -10450,11 +10510,12 @@
       <w:lang w:val="en-US" w:eastAsia="en-US" w:bidi="ar-SA"/>
     </w:rPr>
   </w:style>
-  <w:style w:type="paragraph" w:styleId="Heading1">
+  <w:style w:type="paragraph" w:styleId="2">
     <w:name w:val="heading 1"/>
-    <w:basedOn w:val="Normal"/>
-    <w:next w:val="Normal"/>
+    <w:basedOn w:val="1"/>
+    <w:next w:val="1"/>
     <w:qFormat/>
+    <w:uiPriority w:val="0"/>
     <w:pPr>
       <w:keepNext/>
       <w:keepLines/>
@@ -10472,13 +10533,14 @@
       <w:sz w:val="44"/>
     </w:rPr>
   </w:style>
-  <w:style w:type="paragraph" w:styleId="Heading2">
+  <w:style w:type="paragraph" w:styleId="3">
     <w:name w:val="heading 2"/>
-    <w:basedOn w:val="Normal"/>
-    <w:next w:val="Normal"/>
-    <w:link w:val="2Char"/>
+    <w:basedOn w:val="1"/>
+    <w:next w:val="1"/>
+    <w:link w:val="26"/>
     <w:unhideWhenUsed/>
     <w:qFormat/>
+    <w:uiPriority w:val="0"/>
     <w:pPr>
       <w:keepNext/>
       <w:keepLines/>
@@ -10491,18 +10553,19 @@
       <w:outlineLvl w:val="1"/>
     </w:pPr>
     <w:rPr>
-      <w:rFonts w:ascii="Arial" w:eastAsia="黑体" w:hAnsi="Arial"/>
+      <w:rFonts w:ascii="Arial" w:hAnsi="Arial" w:eastAsia="黑体"/>
       <w:b/>
       <w:sz w:val="32"/>
     </w:rPr>
   </w:style>
-  <w:style w:type="paragraph" w:styleId="Heading3">
+  <w:style w:type="paragraph" w:styleId="4">
     <w:name w:val="heading 3"/>
-    <w:basedOn w:val="Normal"/>
-    <w:next w:val="Normal"/>
+    <w:basedOn w:val="1"/>
+    <w:next w:val="1"/>
     <w:semiHidden/>
     <w:unhideWhenUsed/>
     <w:qFormat/>
+    <w:uiPriority w:val="0"/>
     <w:pPr>
       <w:keepNext/>
       <w:keepLines/>
@@ -10519,12 +10582,13 @@
       <w:sz w:val="32"/>
     </w:rPr>
   </w:style>
-  <w:style w:type="paragraph" w:styleId="Heading4">
+  <w:style w:type="paragraph" w:styleId="5">
     <w:name w:val="heading 4"/>
-    <w:basedOn w:val="Normal"/>
-    <w:next w:val="Normal"/>
+    <w:basedOn w:val="1"/>
+    <w:next w:val="1"/>
     <w:unhideWhenUsed/>
     <w:qFormat/>
+    <w:uiPriority w:val="0"/>
     <w:pPr>
       <w:keepNext/>
       <w:keepLines/>
@@ -10537,18 +10601,19 @@
       <w:outlineLvl w:val="3"/>
     </w:pPr>
     <w:rPr>
-      <w:rFonts w:ascii="Arial" w:eastAsia="黑体" w:hAnsi="Arial"/>
+      <w:rFonts w:ascii="Arial" w:hAnsi="Arial" w:eastAsia="黑体"/>
       <w:b/>
       <w:sz w:val="28"/>
     </w:rPr>
   </w:style>
-  <w:style w:type="paragraph" w:styleId="Heading5">
+  <w:style w:type="paragraph" w:styleId="6">
     <w:name w:val="heading 5"/>
-    <w:basedOn w:val="Normal"/>
-    <w:next w:val="Normal"/>
+    <w:basedOn w:val="1"/>
+    <w:next w:val="1"/>
     <w:semiHidden/>
     <w:unhideWhenUsed/>
     <w:qFormat/>
+    <w:uiPriority w:val="0"/>
     <w:pPr>
       <w:keepNext/>
       <w:keepLines/>
@@ -10565,13 +10630,14 @@
       <w:sz w:val="28"/>
     </w:rPr>
   </w:style>
-  <w:style w:type="paragraph" w:styleId="Heading6">
+  <w:style w:type="paragraph" w:styleId="7">
     <w:name w:val="heading 6"/>
-    <w:basedOn w:val="Normal"/>
-    <w:next w:val="Normal"/>
+    <w:basedOn w:val="1"/>
+    <w:next w:val="1"/>
     <w:semiHidden/>
     <w:unhideWhenUsed/>
     <w:qFormat/>
+    <w:uiPriority w:val="0"/>
     <w:pPr>
       <w:keepNext/>
       <w:keepLines/>
@@ -10584,18 +10650,19 @@
       <w:outlineLvl w:val="5"/>
     </w:pPr>
     <w:rPr>
-      <w:rFonts w:ascii="Arial" w:eastAsia="黑体" w:hAnsi="Arial"/>
+      <w:rFonts w:ascii="Arial" w:hAnsi="Arial" w:eastAsia="黑体"/>
       <w:b/>
       <w:sz w:val="24"/>
     </w:rPr>
   </w:style>
-  <w:style w:type="paragraph" w:styleId="Heading7">
+  <w:style w:type="paragraph" w:styleId="8">
     <w:name w:val="heading 7"/>
-    <w:basedOn w:val="Normal"/>
-    <w:next w:val="Normal"/>
+    <w:basedOn w:val="1"/>
+    <w:next w:val="1"/>
     <w:semiHidden/>
     <w:unhideWhenUsed/>
     <w:qFormat/>
+    <w:uiPriority w:val="0"/>
     <w:pPr>
       <w:keepNext/>
       <w:keepLines/>
@@ -10612,13 +10679,14 @@
       <w:sz w:val="24"/>
     </w:rPr>
   </w:style>
-  <w:style w:type="paragraph" w:styleId="Heading8">
+  <w:style w:type="paragraph" w:styleId="9">
     <w:name w:val="heading 8"/>
-    <w:basedOn w:val="Normal"/>
-    <w:next w:val="Normal"/>
+    <w:basedOn w:val="1"/>
+    <w:next w:val="1"/>
     <w:semiHidden/>
     <w:unhideWhenUsed/>
     <w:qFormat/>
+    <w:uiPriority w:val="0"/>
     <w:pPr>
       <w:keepNext/>
       <w:keepLines/>
@@ -10631,17 +10699,18 @@
       <w:outlineLvl w:val="7"/>
     </w:pPr>
     <w:rPr>
-      <w:rFonts w:ascii="Arial" w:eastAsia="黑体" w:hAnsi="Arial"/>
+      <w:rFonts w:ascii="Arial" w:hAnsi="Arial" w:eastAsia="黑体"/>
       <w:sz w:val="24"/>
     </w:rPr>
   </w:style>
-  <w:style w:type="paragraph" w:styleId="Heading9">
+  <w:style w:type="paragraph" w:styleId="10">
     <w:name w:val="heading 9"/>
-    <w:basedOn w:val="Normal"/>
-    <w:next w:val="Normal"/>
+    <w:basedOn w:val="1"/>
+    <w:next w:val="1"/>
     <w:semiHidden/>
     <w:unhideWhenUsed/>
     <w:qFormat/>
+    <w:uiPriority w:val="0"/>
     <w:pPr>
       <w:keepNext/>
       <w:keepLines/>
@@ -10654,19 +10723,21 @@
       <w:outlineLvl w:val="8"/>
     </w:pPr>
     <w:rPr>
-      <w:rFonts w:ascii="Arial" w:eastAsia="黑体" w:hAnsi="Arial"/>
+      <w:rFonts w:ascii="Arial" w:hAnsi="Arial" w:eastAsia="黑体"/>
       <w:sz w:val="21"/>
     </w:rPr>
   </w:style>
-  <w:style w:type="character" w:default="1" w:styleId="DefaultParagraphFont">
+  <w:style w:type="character" w:default="1" w:styleId="23">
     <w:name w:val="Default Paragraph Font"/>
     <w:semiHidden/>
     <w:qFormat/>
+    <w:uiPriority w:val="0"/>
   </w:style>
-  <w:style w:type="table" w:default="1" w:styleId="TableNormal">
+  <w:style w:type="table" w:default="1" w:styleId="21">
     <w:name w:val="Normal Table"/>
     <w:semiHidden/>
     <w:qFormat/>
+    <w:uiPriority w:val="0"/>
     <w:tblPr>
       <w:tblCellMar>
         <w:top w:w="0" w:type="dxa"/>
@@ -10676,47 +10747,52 @@
       </w:tblCellMar>
     </w:tblPr>
   </w:style>
-  <w:style w:type="paragraph" w:styleId="NormalIndent">
+  <w:style w:type="paragraph" w:styleId="11">
     <w:name w:val="Normal Indent"/>
-    <w:basedOn w:val="Normal"/>
+    <w:basedOn w:val="1"/>
     <w:qFormat/>
+    <w:uiPriority w:val="0"/>
     <w:pPr>
       <w:ind w:firstLine="420" w:firstLineChars="200"/>
     </w:pPr>
   </w:style>
-  <w:style w:type="paragraph" w:styleId="CommentText">
+  <w:style w:type="paragraph" w:styleId="12">
     <w:name w:val="annotation text"/>
-    <w:basedOn w:val="Normal"/>
+    <w:basedOn w:val="1"/>
     <w:qFormat/>
+    <w:uiPriority w:val="0"/>
     <w:pPr>
       <w:jc w:val="left"/>
     </w:pPr>
   </w:style>
-  <w:style w:type="paragraph" w:styleId="BodyText">
+  <w:style w:type="paragraph" w:styleId="13">
     <w:name w:val="Body Text"/>
-    <w:basedOn w:val="Normal"/>
+    <w:basedOn w:val="1"/>
     <w:semiHidden/>
     <w:qFormat/>
+    <w:uiPriority w:val="0"/>
     <w:rPr>
-      <w:rFonts w:ascii="Arial" w:eastAsia="Arial" w:hAnsi="Arial" w:cs="Arial"/>
+      <w:rFonts w:ascii="Arial" w:hAnsi="Arial" w:eastAsia="Arial" w:cs="Arial"/>
       <w:sz w:val="21"/>
       <w:szCs w:val="21"/>
       <w:lang w:val="en-US" w:eastAsia="en-US" w:bidi="ar-SA"/>
     </w:rPr>
   </w:style>
-  <w:style w:type="paragraph" w:styleId="TOC3">
+  <w:style w:type="paragraph" w:styleId="14">
     <w:name w:val="toc 3"/>
-    <w:basedOn w:val="Normal"/>
-    <w:next w:val="Normal"/>
+    <w:basedOn w:val="1"/>
+    <w:next w:val="1"/>
     <w:qFormat/>
+    <w:uiPriority w:val="0"/>
     <w:pPr>
       <w:ind w:left="840" w:leftChars="400"/>
     </w:pPr>
   </w:style>
-  <w:style w:type="paragraph" w:styleId="Footer">
+  <w:style w:type="paragraph" w:styleId="15">
     <w:name w:val="footer"/>
-    <w:basedOn w:val="Normal"/>
+    <w:basedOn w:val="1"/>
     <w:qFormat/>
+    <w:uiPriority w:val="0"/>
     <w:pPr>
       <w:tabs>
         <w:tab w:val="center" w:pos="4153"/>
@@ -10729,16 +10805,17 @@
       <w:sz w:val="18"/>
     </w:rPr>
   </w:style>
-  <w:style w:type="paragraph" w:styleId="Header">
+  <w:style w:type="paragraph" w:styleId="16">
     <w:name w:val="header"/>
-    <w:basedOn w:val="Normal"/>
+    <w:basedOn w:val="1"/>
     <w:qFormat/>
+    <w:uiPriority w:val="0"/>
     <w:pPr>
       <w:pBdr>
-        <w:top w:val="nil"/>
-        <w:left w:val="nil"/>
-        <w:bottom w:val="nil"/>
-        <w:right w:val="nil"/>
+        <w:top w:val="none" w:color="auto" w:sz="0" w:space="0"/>
+        <w:left w:val="none" w:color="auto" w:sz="0" w:space="0"/>
+        <w:bottom w:val="none" w:color="auto" w:sz="0" w:space="0"/>
+        <w:right w:val="none" w:color="auto" w:sz="0" w:space="0"/>
       </w:pBdr>
       <w:tabs>
         <w:tab w:val="center" w:pos="4153"/>
@@ -10753,37 +10830,41 @@
       <w:sz w:val="18"/>
     </w:rPr>
   </w:style>
-  <w:style w:type="paragraph" w:styleId="TOC1">
+  <w:style w:type="paragraph" w:styleId="17">
     <w:name w:val="toc 1"/>
-    <w:basedOn w:val="Normal"/>
-    <w:next w:val="Normal"/>
+    <w:basedOn w:val="1"/>
+    <w:next w:val="1"/>
     <w:qFormat/>
+    <w:uiPriority w:val="0"/>
     <w:rPr>
-      <w:rFonts w:ascii="Arial" w:eastAsia="Microsoft JhengHei" w:hAnsi="Arial"/>
+      <w:rFonts w:ascii="Arial" w:hAnsi="Arial" w:eastAsia="Microsoft JhengHei"/>
       <w:sz w:val="24"/>
     </w:rPr>
   </w:style>
-  <w:style w:type="paragraph" w:styleId="TOC2">
+  <w:style w:type="paragraph" w:styleId="18">
     <w:name w:val="toc 2"/>
-    <w:basedOn w:val="Normal"/>
-    <w:next w:val="Normal"/>
+    <w:basedOn w:val="1"/>
+    <w:next w:val="1"/>
     <w:qFormat/>
+    <w:uiPriority w:val="0"/>
     <w:pPr>
       <w:ind w:left="420" w:leftChars="200"/>
     </w:pPr>
   </w:style>
-  <w:style w:type="paragraph" w:styleId="NormalWeb">
+  <w:style w:type="paragraph" w:styleId="19">
     <w:name w:val="Normal (Web)"/>
-    <w:basedOn w:val="Normal"/>
+    <w:basedOn w:val="1"/>
     <w:qFormat/>
+    <w:uiPriority w:val="0"/>
     <w:rPr>
       <w:sz w:val="24"/>
     </w:rPr>
   </w:style>
-  <w:style w:type="paragraph" w:styleId="Title">
+  <w:style w:type="paragraph" w:styleId="20">
     <w:name w:val="Title"/>
-    <w:basedOn w:val="Normal"/>
+    <w:basedOn w:val="1"/>
     <w:qFormat/>
+    <w:uiPriority w:val="0"/>
     <w:pPr>
       <w:spacing w:before="240" w:beforeLines="0" w:beforeAutospacing="0" w:after="60" w:afterLines="0" w:afterAutospacing="0"/>
       <w:jc w:val="center"/>
@@ -10795,59 +10876,62 @@
       <w:sz w:val="32"/>
     </w:rPr>
   </w:style>
-  <w:style w:type="table" w:styleId="TableGrid">
+  <w:style w:type="table" w:styleId="22">
     <w:name w:val="Table Grid"/>
-    <w:basedOn w:val="TableNormal"/>
+    <w:basedOn w:val="21"/>
     <w:qFormat/>
+    <w:uiPriority w:val="0"/>
     <w:pPr>
       <w:widowControl w:val="0"/>
       <w:jc w:val="both"/>
     </w:pPr>
     <w:tblPr>
       <w:tblBorders>
-        <w:top w:val="single" w:sz="4" w:space="0" w:color="auto"/>
-        <w:left w:val="single" w:sz="4" w:space="0" w:color="auto"/>
-        <w:bottom w:val="single" w:sz="4" w:space="0" w:color="auto"/>
-        <w:right w:val="single" w:sz="4" w:space="0" w:color="auto"/>
-        <w:insideH w:val="single" w:sz="4" w:space="0" w:color="auto"/>
-        <w:insideV w:val="single" w:sz="4" w:space="0" w:color="auto"/>
+        <w:top w:val="single" w:color="auto" w:sz="4" w:space="0"/>
+        <w:left w:val="single" w:color="auto" w:sz="4" w:space="0"/>
+        <w:bottom w:val="single" w:color="auto" w:sz="4" w:space="0"/>
+        <w:right w:val="single" w:color="auto" w:sz="4" w:space="0"/>
+        <w:insideH w:val="single" w:color="auto" w:sz="4" w:space="0"/>
+        <w:insideV w:val="single" w:color="auto" w:sz="4" w:space="0"/>
       </w:tblBorders>
     </w:tblPr>
   </w:style>
-  <w:style w:type="character" w:styleId="Strong">
+  <w:style w:type="character" w:styleId="24">
     <w:name w:val="Strong"/>
-    <w:basedOn w:val="DefaultParagraphFont"/>
+    <w:basedOn w:val="23"/>
     <w:qFormat/>
+    <w:uiPriority w:val="0"/>
     <w:rPr>
       <w:b/>
     </w:rPr>
   </w:style>
-  <w:style w:type="paragraph" w:styleId="NoSpacing">
+  <w:style w:type="paragraph" w:styleId="25">
     <w:name w:val="No Spacing"/>
+    <w:qFormat/>
     <w:uiPriority w:val="99"/>
-    <w:qFormat/>
     <w:rPr>
-      <w:rFonts w:ascii="Calibri" w:eastAsia="宋体" w:hAnsi="Calibri" w:cs="Times New Roman"/>
+      <w:rFonts w:ascii="Calibri" w:hAnsi="Calibri" w:eastAsia="宋体" w:cs="Times New Roman"/>
       <w:sz w:val="22"/>
       <w:szCs w:val="22"/>
       <w:lang w:val="en-US" w:eastAsia="zh-CN" w:bidi="ar-SA"/>
     </w:rPr>
   </w:style>
-  <w:style w:type="character" w:customStyle="1" w:styleId="2Char">
+  <w:style w:type="character" w:customStyle="1" w:styleId="26">
     <w:name w:val="标题 2 Char"/>
-    <w:link w:val="Heading2"/>
+    <w:link w:val="3"/>
     <w:qFormat/>
+    <w:uiPriority w:val="0"/>
     <w:rPr>
-      <w:rFonts w:ascii="Arial" w:eastAsia="黑体" w:hAnsi="Arial"/>
+      <w:rFonts w:ascii="Arial" w:hAnsi="Arial" w:eastAsia="黑体"/>
       <w:b/>
       <w:sz w:val="32"/>
     </w:rPr>
   </w:style>
-  <w:style w:type="paragraph" w:customStyle="1" w:styleId="TableParagraph">
+  <w:style w:type="paragraph" w:customStyle="1" w:styleId="27">
     <w:name w:val="Table Paragraph"/>
-    <w:basedOn w:val="Normal"/>
+    <w:basedOn w:val="1"/>
+    <w:qFormat/>
     <w:uiPriority w:val="1"/>
-    <w:qFormat/>
     <w:pPr>
       <w:autoSpaceDE w:val="0"/>
       <w:autoSpaceDN w:val="0"/>
@@ -10863,11 +10947,12 @@
       <w:lang w:val="zh-CN" w:bidi="zh-CN"/>
     </w:rPr>
   </w:style>
-  <w:style w:type="table" w:customStyle="1" w:styleId="TableNormal0">
+  <w:style w:type="table" w:customStyle="1" w:styleId="28">
     <w:name w:val="Table Normal_0"/>
     <w:semiHidden/>
     <w:unhideWhenUsed/>
     <w:qFormat/>
+    <w:uiPriority w:val="0"/>
     <w:tblPr>
       <w:tblCellMar>
         <w:top w:w="0" w:type="dxa"/>
@@ -10877,81 +10962,87 @@
       </w:tblCellMar>
     </w:tblPr>
   </w:style>
-  <w:style w:type="paragraph" w:customStyle="1" w:styleId="TableText">
+  <w:style w:type="paragraph" w:customStyle="1" w:styleId="29">
     <w:name w:val="Table Text"/>
-    <w:basedOn w:val="Normal"/>
+    <w:basedOn w:val="1"/>
     <w:semiHidden/>
     <w:qFormat/>
+    <w:uiPriority w:val="0"/>
     <w:rPr>
-      <w:rFonts w:ascii="宋体" w:eastAsia="宋体" w:hAnsi="宋体" w:cs="宋体"/>
+      <w:rFonts w:ascii="宋体" w:hAnsi="宋体" w:eastAsia="宋体" w:cs="宋体"/>
       <w:sz w:val="21"/>
       <w:szCs w:val="21"/>
       <w:lang w:val="en-US" w:eastAsia="en-US" w:bidi="ar-SA"/>
     </w:rPr>
   </w:style>
-  <w:style w:type="paragraph" w:customStyle="1" w:styleId="1">
+  <w:style w:type="paragraph" w:customStyle="1" w:styleId="30">
     <w:name w:val="柴_标题1"/>
-    <w:basedOn w:val="Heading1"/>
-    <w:next w:val="a"/>
-    <w:link w:val="1Char"/>
+    <w:basedOn w:val="2"/>
+    <w:next w:val="31"/>
+    <w:link w:val="42"/>
     <w:qFormat/>
+    <w:uiPriority w:val="0"/>
     <w:pPr>
       <w:spacing w:before="100" w:after="90" w:line="360" w:lineRule="auto"/>
     </w:pPr>
     <w:rPr>
-      <w:rFonts w:ascii="Arial" w:eastAsia="宋体" w:hAnsi="Arial"/>
+      <w:rFonts w:ascii="Arial" w:hAnsi="Arial" w:eastAsia="宋体"/>
       <w:sz w:val="32"/>
     </w:rPr>
   </w:style>
-  <w:style w:type="paragraph" w:customStyle="1" w:styleId="a">
+  <w:style w:type="paragraph" w:customStyle="1" w:styleId="31">
     <w:name w:val="柴_正文"/>
-    <w:basedOn w:val="BodyText"/>
-    <w:link w:val="Char"/>
+    <w:basedOn w:val="13"/>
+    <w:link w:val="45"/>
     <w:qFormat/>
+    <w:uiPriority w:val="0"/>
     <w:pPr>
       <w:spacing w:line="360" w:lineRule="auto"/>
       <w:ind w:firstLine="470" w:firstLineChars="200"/>
     </w:pPr>
     <w:rPr>
-      <w:rFonts w:ascii="Arial" w:eastAsia="宋体" w:hAnsi="Arial"/>
+      <w:rFonts w:ascii="Arial" w:hAnsi="Arial" w:eastAsia="宋体"/>
       <w:sz w:val="24"/>
       <w:lang w:eastAsia="zh-CN"/>
     </w:rPr>
   </w:style>
-  <w:style w:type="paragraph" w:customStyle="1" w:styleId="2">
+  <w:style w:type="paragraph" w:customStyle="1" w:styleId="32">
     <w:name w:val="柴_标题2"/>
-    <w:basedOn w:val="Heading2"/>
-    <w:next w:val="a"/>
+    <w:basedOn w:val="3"/>
+    <w:next w:val="31"/>
     <w:qFormat/>
+    <w:uiPriority w:val="0"/>
     <w:pPr>
       <w:spacing w:line="360" w:lineRule="auto"/>
     </w:pPr>
     <w:rPr>
-      <w:rFonts w:ascii="Arial" w:eastAsia="宋体" w:hAnsi="Arial"/>
+      <w:rFonts w:ascii="Arial" w:hAnsi="Arial" w:eastAsia="宋体"/>
       <w:sz w:val="28"/>
     </w:rPr>
   </w:style>
-  <w:style w:type="paragraph" w:customStyle="1" w:styleId="3">
+  <w:style w:type="paragraph" w:customStyle="1" w:styleId="33">
     <w:name w:val="柴_标题3"/>
-    <w:basedOn w:val="Heading3"/>
-    <w:next w:val="a"/>
+    <w:basedOn w:val="4"/>
+    <w:next w:val="31"/>
     <w:qFormat/>
+    <w:uiPriority w:val="0"/>
     <w:pPr>
       <w:spacing w:line="360" w:lineRule="auto"/>
       <w:ind w:left="0" w:firstLine="472" w:firstLineChars="200"/>
     </w:pPr>
     <w:rPr>
-      <w:rFonts w:ascii="宋体" w:eastAsia="宋体" w:hAnsi="宋体" w:cs="宋体"/>
+      <w:rFonts w:ascii="宋体" w:hAnsi="宋体" w:eastAsia="宋体" w:cs="宋体"/>
       <w:spacing w:val="-2"/>
       <w:sz w:val="24"/>
       <w:szCs w:val="24"/>
     </w:rPr>
   </w:style>
-  <w:style w:type="paragraph" w:customStyle="1" w:styleId="a0">
+  <w:style w:type="paragraph" w:customStyle="1" w:styleId="34">
     <w:name w:val="柴_目录"/>
-    <w:basedOn w:val="Normal"/>
-    <w:next w:val="BodyText"/>
+    <w:basedOn w:val="1"/>
+    <w:next w:val="13"/>
     <w:qFormat/>
+    <w:uiPriority w:val="0"/>
     <w:pPr>
       <w:tabs>
         <w:tab w:val="right" w:leader="dot" w:pos="8442"/>
@@ -10959,89 +11050,96 @@
       <w:ind w:left="0" w:leftChars="0"/>
     </w:pPr>
     <w:rPr>
-      <w:rFonts w:ascii="Arial" w:eastAsia="Microsoft JhengHei" w:hAnsi="Arial"/>
+      <w:rFonts w:ascii="Arial" w:hAnsi="Arial" w:eastAsia="Microsoft JhengHei"/>
       <w:sz w:val="24"/>
     </w:rPr>
   </w:style>
-  <w:style w:type="paragraph" w:customStyle="1" w:styleId="a1">
+  <w:style w:type="paragraph" w:customStyle="1" w:styleId="35">
     <w:name w:val="柴_公司名"/>
-    <w:basedOn w:val="Title"/>
+    <w:basedOn w:val="20"/>
     <w:qFormat/>
+    <w:uiPriority w:val="0"/>
     <w:pPr>
       <w:spacing w:after="600" w:afterLines="600"/>
     </w:pPr>
     <w:rPr>
-      <w:rFonts w:ascii="宋体" w:eastAsia="宋体" w:hAnsi="宋体" w:cs="宋体" w:hint="eastAsia"/>
+      <w:rFonts w:hint="eastAsia" w:ascii="宋体" w:hAnsi="宋体" w:eastAsia="宋体" w:cs="宋体"/>
       <w:bCs/>
       <w:spacing w:val="-6"/>
       <w:sz w:val="52"/>
       <w:szCs w:val="52"/>
     </w:rPr>
   </w:style>
-  <w:style w:type="paragraph" w:customStyle="1" w:styleId="a2">
+  <w:style w:type="paragraph" w:customStyle="1" w:styleId="36">
     <w:name w:val="柴_文档名"/>
-    <w:basedOn w:val="Title"/>
+    <w:basedOn w:val="20"/>
     <w:qFormat/>
+    <w:uiPriority w:val="0"/>
     <w:pPr>
       <w:spacing w:after="900" w:afterLines="900"/>
     </w:pPr>
     <w:rPr>
-      <w:rFonts w:ascii="黑体" w:eastAsia="黑体" w:hAnsi="黑体" w:cs="黑体"/>
+      <w:rFonts w:ascii="黑体" w:hAnsi="黑体" w:eastAsia="黑体" w:cs="黑体"/>
       <w:bCs/>
       <w:spacing w:val="-7"/>
       <w:sz w:val="52"/>
       <w:szCs w:val="52"/>
     </w:rPr>
   </w:style>
-  <w:style w:type="paragraph" w:customStyle="1" w:styleId="WPSOffice1">
+  <w:style w:type="paragraph" w:customStyle="1" w:styleId="37">
     <w:name w:val="WPSOffice手动目录 1"/>
     <w:qFormat/>
+    <w:uiPriority w:val="0"/>
     <w:pPr>
       <w:ind w:leftChars="0"/>
     </w:pPr>
     <w:rPr>
-      <w:rFonts w:ascii="Times New Roman" w:eastAsia="宋体" w:hAnsi="Times New Roman" w:cs="Times New Roman"/>
+      <w:rFonts w:ascii="Times New Roman" w:hAnsi="Times New Roman" w:eastAsia="宋体" w:cs="Times New Roman"/>
       <w:sz w:val="20"/>
       <w:szCs w:val="20"/>
     </w:rPr>
   </w:style>
-  <w:style w:type="paragraph" w:customStyle="1" w:styleId="WPSOffice2">
+  <w:style w:type="paragraph" w:customStyle="1" w:styleId="38">
     <w:name w:val="WPSOffice手动目录 2"/>
     <w:qFormat/>
+    <w:uiPriority w:val="0"/>
     <w:pPr>
       <w:ind w:leftChars="200"/>
     </w:pPr>
     <w:rPr>
-      <w:rFonts w:ascii="Times New Roman" w:eastAsia="宋体" w:hAnsi="Times New Roman" w:cs="Times New Roman"/>
+      <w:rFonts w:ascii="Times New Roman" w:hAnsi="Times New Roman" w:eastAsia="宋体" w:cs="Times New Roman"/>
       <w:sz w:val="20"/>
       <w:szCs w:val="20"/>
     </w:rPr>
   </w:style>
-  <w:style w:type="paragraph" w:customStyle="1" w:styleId="WPSOffice3">
+  <w:style w:type="paragraph" w:customStyle="1" w:styleId="39">
     <w:name w:val="WPSOffice手动目录 3"/>
     <w:qFormat/>
+    <w:uiPriority w:val="0"/>
     <w:pPr>
       <w:ind w:leftChars="400"/>
     </w:pPr>
     <w:rPr>
-      <w:rFonts w:ascii="Times New Roman" w:eastAsia="宋体" w:hAnsi="Times New Roman" w:cs="Times New Roman"/>
+      <w:rFonts w:ascii="Times New Roman" w:hAnsi="Times New Roman" w:eastAsia="宋体" w:cs="Times New Roman"/>
       <w:sz w:val="20"/>
       <w:szCs w:val="20"/>
     </w:rPr>
   </w:style>
-  <w:style w:type="paragraph" w:customStyle="1" w:styleId="Compact">
+  <w:style w:type="paragraph" w:customStyle="1" w:styleId="40">
     <w:name w:val="Compact"/>
-    <w:basedOn w:val="BodyText"/>
+    <w:basedOn w:val="13"/>
     <w:qFormat/>
+    <w:uiPriority w:val="0"/>
     <w:pPr>
       <w:spacing w:before="36" w:after="36"/>
     </w:pPr>
   </w:style>
-  <w:style w:type="table" w:customStyle="1" w:styleId="Table">
+  <w:style w:type="table" w:customStyle="1" w:styleId="41">
     <w:name w:val="Table"/>
     <w:semiHidden/>
     <w:unhideWhenUsed/>
     <w:qFormat/>
+    <w:uiPriority w:val="0"/>
     <w:tblPr>
       <w:tblCellMar>
         <w:top w:w="0" w:type="dxa"/>
@@ -11053,25 +11151,27 @@
     <w:tblStylePr w:type="firstRow">
       <w:tcPr>
         <w:tcBorders>
-          <w:bottom w:val="single" w:sz="0" w:space="0" w:color="auto"/>
+          <w:bottom w:val="single" w:color="auto" w:sz="0" w:space="0"/>
         </w:tcBorders>
         <w:vAlign w:val="bottom"/>
       </w:tcPr>
     </w:tblStylePr>
   </w:style>
-  <w:style w:type="character" w:customStyle="1" w:styleId="1Char">
+  <w:style w:type="character" w:customStyle="1" w:styleId="42">
     <w:name w:val="柴_标题1 Char"/>
-    <w:link w:val="1"/>
+    <w:link w:val="30"/>
     <w:qFormat/>
+    <w:uiPriority w:val="0"/>
     <w:rPr>
-      <w:rFonts w:ascii="Arial" w:eastAsia="宋体" w:hAnsi="Arial"/>
+      <w:rFonts w:ascii="Arial" w:hAnsi="Arial" w:eastAsia="宋体"/>
       <w:sz w:val="32"/>
     </w:rPr>
   </w:style>
-  <w:style w:type="paragraph" w:customStyle="1" w:styleId="a3">
+  <w:style w:type="paragraph" w:customStyle="1" w:styleId="43">
     <w:name w:val="柴_正文_无缩进"/>
-    <w:basedOn w:val="Normal"/>
+    <w:basedOn w:val="1"/>
     <w:qFormat/>
+    <w:uiPriority w:val="0"/>
     <w:pPr>
       <w:ind w:firstLine="0" w:firstLineChars="0"/>
     </w:pPr>
@@ -11081,29 +11181,31 @@
       <w:lang w:eastAsia="zh-CN"/>
     </w:rPr>
   </w:style>
-  <w:style w:type="paragraph" w:customStyle="1" w:styleId="4">
+  <w:style w:type="paragraph" w:customStyle="1" w:styleId="44">
     <w:name w:val="柴_标题4"/>
-    <w:basedOn w:val="Heading4"/>
-    <w:next w:val="Normal"/>
+    <w:basedOn w:val="5"/>
+    <w:next w:val="1"/>
     <w:qFormat/>
+    <w:uiPriority w:val="0"/>
     <w:pPr>
       <w:widowControl w:val="0"/>
       <w:spacing w:before="160" w:line="360" w:lineRule="auto"/>
-      <w:ind w:left="981" w:hanging="862" w:leftChars="300"/>
+      <w:ind w:left="981" w:leftChars="300" w:hanging="862"/>
     </w:pPr>
     <w:rPr>
-      <w:rFonts w:ascii="Calibri" w:eastAsia="宋体" w:hAnsi="Calibri" w:cs="宋体" w:hint="eastAsia"/>
+      <w:rFonts w:hint="eastAsia" w:ascii="Calibri" w:hAnsi="Calibri" w:eastAsia="宋体" w:cs="宋体"/>
       <w:sz w:val="24"/>
       <w:szCs w:val="24"/>
       <w:lang w:eastAsia="zh-CN" w:bidi="zh-CN"/>
     </w:rPr>
   </w:style>
-  <w:style w:type="character" w:customStyle="1" w:styleId="Char">
+  <w:style w:type="character" w:customStyle="1" w:styleId="45">
     <w:name w:val="柴_正文 Char"/>
-    <w:link w:val="a"/>
+    <w:link w:val="31"/>
     <w:qFormat/>
+    <w:uiPriority w:val="0"/>
     <w:rPr>
-      <w:rFonts w:ascii="Arial" w:eastAsia="宋体" w:hAnsi="Arial"/>
+      <w:rFonts w:ascii="Arial" w:hAnsi="Arial" w:eastAsia="宋体"/>
       <w:sz w:val="24"/>
       <w:lang w:eastAsia="zh-CN"/>
     </w:rPr>
